--- a/mod6/Отчет.docx
+++ b/mod6/Отчет.docx
@@ -75,33 +75,33 @@
           <w:sz w:val="22"/>
           <w:szCs w:val="22"/>
         </w:rPr>
-        <w:t>Институт радиоэлектроники и информационных технологий – РтФ</w:t>
-      </w:r>
-    </w:p>
-    <w:p>
-      <w:pPr>
-        <w:jc w:val="center"/>
+        <w:t xml:space="preserve">Институт радиоэлектроники и информационных технологий – </w:t>
+      </w:r>
+      <w:proofErr w:type="spellStart"/>
+      <w:r>
         <w:rPr>
           <w:sz w:val="22"/>
           <w:szCs w:val="22"/>
         </w:rPr>
-      </w:pPr>
-      <w:r>
+        <w:t>РтФ</w:t>
+      </w:r>
+      <w:proofErr w:type="spellEnd"/>
+    </w:p>
+    <w:p>
+      <w:pPr>
+        <w:jc w:val="center"/>
         <w:rPr>
           <w:sz w:val="22"/>
           <w:szCs w:val="22"/>
         </w:rPr>
-        <w:t>Департамент информационных технологий и автоматики</w:t>
-      </w:r>
-    </w:p>
-    <w:p>
-      <w:pPr>
-        <w:jc w:val="center"/>
+      </w:pPr>
+      <w:r>
         <w:rPr>
           <w:sz w:val="22"/>
           <w:szCs w:val="22"/>
         </w:rPr>
-      </w:pPr>
+        <w:t>Департамент информационных технологий и автоматики</w:t>
+      </w:r>
     </w:p>
     <w:p>
       <w:pPr>
@@ -186,6 +186,15 @@
     </w:p>
     <w:p>
       <w:pPr>
+        <w:jc w:val="center"/>
+        <w:rPr>
+          <w:sz w:val="22"/>
+          <w:szCs w:val="22"/>
+        </w:rPr>
+      </w:pPr>
+    </w:p>
+    <w:p>
+      <w:pPr>
         <w:spacing w:line="360" w:lineRule="auto"/>
         <w:jc w:val="center"/>
         <w:rPr>
@@ -198,7 +207,7 @@
           <w:sz w:val="28"/>
           <w:szCs w:val="28"/>
         </w:rPr>
-        <w:t xml:space="preserve">ОСНОВЫ РАБОТЫ В </w:t>
+        <w:t xml:space="preserve">ДЕПЛОЙ ПРИЛОЖЕНИЯ НА </w:t>
       </w:r>
       <w:r>
         <w:rPr>
@@ -208,35 +217,28 @@
         </w:rPr>
         <w:t>LINUX</w:t>
       </w:r>
-      <w:r>
+    </w:p>
+    <w:p>
+      <w:pPr>
+        <w:jc w:val="center"/>
         <w:rPr>
           <w:sz w:val="28"/>
           <w:szCs w:val="28"/>
         </w:rPr>
-        <w:t xml:space="preserve"> 2</w:t>
-      </w:r>
-    </w:p>
-    <w:p>
-      <w:pPr>
-        <w:jc w:val="center"/>
+      </w:pPr>
+      <w:r>
         <w:rPr>
           <w:sz w:val="28"/>
           <w:szCs w:val="28"/>
         </w:rPr>
-      </w:pPr>
+        <w:t xml:space="preserve">Отчет по практической работе № </w:t>
+      </w:r>
       <w:r>
         <w:rPr>
           <w:sz w:val="28"/>
           <w:szCs w:val="28"/>
         </w:rPr>
-        <w:t xml:space="preserve">Отчет по практической работе № </w:t>
-      </w:r>
-      <w:r>
-        <w:rPr>
-          <w:sz w:val="28"/>
-          <w:szCs w:val="28"/>
-        </w:rPr>
-        <w:t>5</w:t>
+        <w:t>6</w:t>
       </w:r>
       <w:r>
         <w:rPr>
@@ -615,8 +617,7 @@
     <w:p>
       <w:pPr>
         <w:pStyle w:val="a3"/>
-        <w:shd w:val="clear" w:color="auto" w:fill="FFFFFF"/>
-        <w:spacing w:before="0" w:beforeAutospacing="0" w:after="0" w:afterAutospacing="0"/>
+        <w:spacing w:before="0" w:beforeAutospacing="0" w:after="280" w:afterAutospacing="0"/>
       </w:pPr>
       <w:r>
         <w:rPr>
@@ -629,7 +630,6 @@
     <w:p>
       <w:pPr>
         <w:pStyle w:val="a3"/>
-        <w:shd w:val="clear" w:color="auto" w:fill="FFFFFF"/>
         <w:spacing w:before="0" w:beforeAutospacing="0" w:after="180" w:afterAutospacing="0"/>
       </w:pPr>
       <w:r>
@@ -644,9 +644,8 @@
         <w:pStyle w:val="a3"/>
         <w:numPr>
           <w:ilvl w:val="0"/>
-          <w:numId w:val="4"/>
+          <w:numId w:val="17"/>
         </w:numPr>
-        <w:shd w:val="clear" w:color="auto" w:fill="FFFFFF"/>
         <w:spacing w:before="280" w:beforeAutospacing="0" w:after="0" w:afterAutospacing="0"/>
         <w:textAlignment w:val="baseline"/>
         <w:rPr>
@@ -657,7 +656,7 @@
         <w:rPr>
           <w:color w:val="000000"/>
         </w:rPr>
-        <w:t>запускать процессы и управлять ими из Python;</w:t>
+        <w:t>деплоить сайт на удалённый сервер;</w:t>
       </w:r>
     </w:p>
     <w:p>
@@ -665,9 +664,8 @@
         <w:pStyle w:val="a3"/>
         <w:numPr>
           <w:ilvl w:val="0"/>
-          <w:numId w:val="4"/>
+          <w:numId w:val="17"/>
         </w:numPr>
-        <w:shd w:val="clear" w:color="auto" w:fill="FFFFFF"/>
         <w:spacing w:before="0" w:beforeAutospacing="0" w:after="0" w:afterAutospacing="0"/>
         <w:textAlignment w:val="baseline"/>
         <w:rPr>
@@ -678,7 +676,7 @@
         <w:rPr>
           <w:color w:val="000000"/>
         </w:rPr>
-        <w:t>создавать свои контекстные менеджеры;</w:t>
+        <w:t>настраивать доступ к серверу по SSH;</w:t>
       </w:r>
     </w:p>
     <w:p>
@@ -686,10 +684,9 @@
         <w:pStyle w:val="a3"/>
         <w:numPr>
           <w:ilvl w:val="0"/>
-          <w:numId w:val="4"/>
+          <w:numId w:val="17"/>
         </w:numPr>
-        <w:shd w:val="clear" w:color="auto" w:fill="FFFFFF"/>
-        <w:spacing w:before="0" w:beforeAutospacing="0" w:after="280" w:afterAutospacing="0"/>
+        <w:spacing w:before="0" w:beforeAutospacing="0" w:after="0" w:afterAutospacing="0"/>
         <w:textAlignment w:val="baseline"/>
         <w:rPr>
           <w:color w:val="000000"/>
@@ -699,33 +696,7 @@
         <w:rPr>
           <w:color w:val="000000"/>
         </w:rPr>
-        <w:t>перенаправлять потоки stdout и stderr.</w:t>
-      </w:r>
-    </w:p>
-    <w:p>
-      <w:pPr>
-        <w:pStyle w:val="a3"/>
-        <w:shd w:val="clear" w:color="auto" w:fill="FFFFFF"/>
-        <w:spacing w:before="0" w:beforeAutospacing="0" w:after="0" w:afterAutospacing="0"/>
-      </w:pPr>
-      <w:r>
-        <w:rPr>
-          <w:color w:val="000000"/>
-        </w:rPr>
-        <w:t>Что входит в практическую работу</w:t>
-      </w:r>
-    </w:p>
-    <w:p>
-      <w:pPr>
-        <w:pStyle w:val="a3"/>
-        <w:shd w:val="clear" w:color="auto" w:fill="FFFFFF"/>
-        <w:spacing w:before="0" w:beforeAutospacing="0" w:after="180" w:afterAutospacing="0"/>
-      </w:pPr>
-      <w:r>
-        <w:rPr>
-          <w:color w:val="000000"/>
-        </w:rPr>
-        <w:t>Обязательные задачи:</w:t>
+        <w:t>создавать новых пользователей;</w:t>
       </w:r>
     </w:p>
     <w:p>
@@ -733,10 +704,9 @@
         <w:pStyle w:val="a3"/>
         <w:numPr>
           <w:ilvl w:val="0"/>
-          <w:numId w:val="5"/>
+          <w:numId w:val="17"/>
         </w:numPr>
-        <w:shd w:val="clear" w:color="auto" w:fill="FFFFFF"/>
-        <w:spacing w:before="280" w:beforeAutospacing="0" w:after="0" w:afterAutospacing="0"/>
+        <w:spacing w:before="0" w:beforeAutospacing="0" w:after="280" w:afterAutospacing="0"/>
         <w:textAlignment w:val="baseline"/>
         <w:rPr>
           <w:color w:val="000000"/>
@@ -746,7 +716,47 @@
         <w:rPr>
           <w:color w:val="000000"/>
         </w:rPr>
-        <w:t>Освобождение порта.</w:t>
+        <w:t xml:space="preserve">пользоваться утилитами </w:t>
+      </w:r>
+      <w:proofErr w:type="spellStart"/>
+      <w:r>
+        <w:rPr>
+          <w:color w:val="000000"/>
+        </w:rPr>
+        <w:t>scp</w:t>
+      </w:r>
+      <w:proofErr w:type="spellEnd"/>
+      <w:r>
+        <w:rPr>
+          <w:color w:val="000000"/>
+        </w:rPr>
+        <w:t xml:space="preserve"> и </w:t>
+      </w:r>
+      <w:proofErr w:type="spellStart"/>
+      <w:r>
+        <w:rPr>
+          <w:color w:val="000000"/>
+        </w:rPr>
+        <w:t>rsync</w:t>
+      </w:r>
+      <w:proofErr w:type="spellEnd"/>
+      <w:r>
+        <w:rPr>
+          <w:color w:val="000000"/>
+        </w:rPr>
+        <w:t>.</w:t>
+      </w:r>
+    </w:p>
+    <w:p>
+      <w:pPr>
+        <w:pStyle w:val="a3"/>
+        <w:spacing w:before="0" w:beforeAutospacing="0" w:after="280" w:afterAutospacing="0"/>
+      </w:pPr>
+      <w:r>
+        <w:rPr>
+          <w:color w:val="000000"/>
+        </w:rPr>
+        <w:t>Что входит в практическую работу</w:t>
       </w:r>
     </w:p>
     <w:p>
@@ -754,10 +764,9 @@
         <w:pStyle w:val="a3"/>
         <w:numPr>
           <w:ilvl w:val="0"/>
-          <w:numId w:val="5"/>
+          <w:numId w:val="18"/>
         </w:numPr>
-        <w:shd w:val="clear" w:color="auto" w:fill="FFFFFF"/>
-        <w:spacing w:before="0" w:beforeAutospacing="0" w:after="0" w:afterAutospacing="0"/>
+        <w:spacing w:before="280" w:beforeAutospacing="0" w:after="0" w:afterAutospacing="0"/>
         <w:textAlignment w:val="baseline"/>
         <w:rPr>
           <w:color w:val="000000"/>
@@ -767,7 +776,7 @@
         <w:rPr>
           <w:color w:val="000000"/>
         </w:rPr>
-        <w:t>Удалённое исполнение кода.</w:t>
+        <w:t>Создание пользователя.</w:t>
       </w:r>
     </w:p>
     <w:p>
@@ -775,9 +784,8 @@
         <w:pStyle w:val="a3"/>
         <w:numPr>
           <w:ilvl w:val="0"/>
-          <w:numId w:val="5"/>
+          <w:numId w:val="18"/>
         </w:numPr>
-        <w:shd w:val="clear" w:color="auto" w:fill="FFFFFF"/>
         <w:spacing w:before="0" w:beforeAutospacing="0" w:after="0" w:afterAutospacing="0"/>
         <w:textAlignment w:val="baseline"/>
         <w:rPr>
@@ -788,7 +796,7 @@
         <w:rPr>
           <w:color w:val="000000"/>
         </w:rPr>
-        <w:t>Заглушка исключений.</w:t>
+        <w:t>Конфигурация SSH-подключения.</w:t>
       </w:r>
     </w:p>
     <w:p>
@@ -796,10 +804,9 @@
         <w:pStyle w:val="a3"/>
         <w:numPr>
           <w:ilvl w:val="0"/>
-          <w:numId w:val="5"/>
+          <w:numId w:val="18"/>
         </w:numPr>
-        <w:shd w:val="clear" w:color="auto" w:fill="FFFFFF"/>
-        <w:spacing w:before="0" w:beforeAutospacing="0" w:after="280" w:afterAutospacing="0"/>
+        <w:spacing w:before="0" w:beforeAutospacing="0" w:after="0" w:afterAutospacing="0"/>
         <w:textAlignment w:val="baseline"/>
         <w:rPr>
           <w:color w:val="000000"/>
@@ -809,20 +816,7 @@
         <w:rPr>
           <w:color w:val="000000"/>
         </w:rPr>
-        <w:t>Перенаправление вывода.</w:t>
-      </w:r>
-    </w:p>
-    <w:p>
-      <w:pPr>
-        <w:pStyle w:val="a3"/>
-        <w:shd w:val="clear" w:color="auto" w:fill="FFFFFF"/>
-        <w:spacing w:before="0" w:beforeAutospacing="0" w:after="180" w:afterAutospacing="0"/>
-      </w:pPr>
-      <w:r>
-        <w:rPr>
-          <w:color w:val="000000"/>
-        </w:rPr>
-        <w:t>Дополнительная задача:</w:t>
+        <w:t>Деплой сайта.</w:t>
       </w:r>
     </w:p>
     <w:p>
@@ -830,1712 +824,435 @@
         <w:pStyle w:val="a3"/>
         <w:numPr>
           <w:ilvl w:val="0"/>
-          <w:numId w:val="6"/>
+          <w:numId w:val="18"/>
         </w:numPr>
-        <w:shd w:val="clear" w:color="auto" w:fill="FFFFFF"/>
-        <w:spacing w:before="280" w:beforeAutospacing="0" w:after="280" w:afterAutospacing="0"/>
+        <w:spacing w:before="0" w:beforeAutospacing="0" w:after="0" w:afterAutospacing="0"/>
         <w:textAlignment w:val="baseline"/>
         <w:rPr>
           <w:color w:val="000000"/>
         </w:rPr>
       </w:pPr>
-      <w:r>
-        <w:rPr>
-          <w:color w:val="000000"/>
-        </w:rPr>
-        <w:t>Самопечать.</w:t>
+      <w:proofErr w:type="spellStart"/>
+      <w:r>
+        <w:rPr>
+          <w:color w:val="000000"/>
+        </w:rPr>
+        <w:t>Let</w:t>
+      </w:r>
+      <w:proofErr w:type="spellEnd"/>
+      <w:r>
+        <w:rPr>
+          <w:color w:val="000000"/>
+        </w:rPr>
+        <w:t xml:space="preserve"> </w:t>
+      </w:r>
+      <w:proofErr w:type="spellStart"/>
+      <w:r>
+        <w:rPr>
+          <w:color w:val="000000"/>
+        </w:rPr>
+        <w:t>it</w:t>
+      </w:r>
+      <w:proofErr w:type="spellEnd"/>
+      <w:r>
+        <w:rPr>
+          <w:color w:val="000000"/>
+        </w:rPr>
+        <w:t xml:space="preserve"> </w:t>
+      </w:r>
+      <w:proofErr w:type="spellStart"/>
+      <w:r>
+        <w:rPr>
+          <w:color w:val="000000"/>
+        </w:rPr>
+        <w:t>snow</w:t>
+      </w:r>
+      <w:proofErr w:type="spellEnd"/>
+      <w:r>
+        <w:rPr>
+          <w:color w:val="000000"/>
+        </w:rPr>
+        <w:t>!</w:t>
       </w:r>
     </w:p>
     <w:p>
       <w:pPr>
         <w:pStyle w:val="a3"/>
-        <w:shd w:val="clear" w:color="auto" w:fill="FFFFFF"/>
+        <w:numPr>
+          <w:ilvl w:val="0"/>
+          <w:numId w:val="18"/>
+        </w:numPr>
+        <w:spacing w:before="0" w:beforeAutospacing="0" w:after="280" w:afterAutospacing="0"/>
+        <w:textAlignment w:val="baseline"/>
+        <w:rPr>
+          <w:color w:val="000000"/>
+        </w:rPr>
+      </w:pPr>
+      <w:r>
+        <w:rPr>
+          <w:color w:val="000000"/>
+        </w:rPr>
+        <w:t>Раздача статики.</w:t>
+      </w:r>
+    </w:p>
+    <w:p/>
+    <w:p>
+      <w:pPr>
+        <w:pStyle w:val="a3"/>
+        <w:spacing w:before="0" w:beforeAutospacing="0" w:after="280" w:afterAutospacing="0"/>
+        <w:rPr>
+          <w:lang w:val="en-US"/>
+        </w:rPr>
+      </w:pPr>
+      <w:r>
+        <w:rPr>
+          <w:color w:val="000000"/>
+        </w:rPr>
+        <w:t>Задача 1. Создание пользователя</w:t>
+      </w:r>
+    </w:p>
+    <w:p>
+      <w:pPr>
+        <w:pStyle w:val="a3"/>
+        <w:spacing w:before="0" w:beforeAutospacing="0" w:after="280" w:afterAutospacing="0"/>
+      </w:pPr>
+      <w:r>
+        <w:rPr>
+          <w:color w:val="000000"/>
+        </w:rPr>
+        <w:t>Что нужно сделать</w:t>
+      </w:r>
+    </w:p>
+    <w:p>
+      <w:pPr>
+        <w:pStyle w:val="a3"/>
+        <w:spacing w:before="0" w:beforeAutospacing="0" w:after="180" w:afterAutospacing="0"/>
+      </w:pPr>
+      <w:r>
+        <w:rPr>
+          <w:color w:val="000000"/>
+        </w:rPr>
+        <w:t>Многопользовательская архитектура даёт возможность управлять правами доступа для выполнения различных действий. Если бы все пользователи обладали столь широкими правами, крах системы был бы неизбежен. Поэтому необходимо обезопасить систему. Кроме того, чтобы система стала по-настоящему удобной, каждому пользователю необходимо пространство, которое доступно только ему.</w:t>
+      </w:r>
+    </w:p>
+    <w:p>
+      <w:pPr>
+        <w:pStyle w:val="a3"/>
+        <w:spacing w:before="0" w:beforeAutospacing="0" w:after="180" w:afterAutospacing="0"/>
+      </w:pPr>
+      <w:r>
+        <w:rPr>
+          <w:color w:val="000000"/>
+        </w:rPr>
+        <w:t>Потренируемся в организации такой архитектуры.</w:t>
+      </w:r>
+    </w:p>
+    <w:p>
+      <w:pPr>
+        <w:pStyle w:val="a3"/>
+        <w:numPr>
+          <w:ilvl w:val="0"/>
+          <w:numId w:val="19"/>
+        </w:numPr>
+        <w:spacing w:before="280" w:beforeAutospacing="0" w:after="0" w:afterAutospacing="0"/>
+        <w:textAlignment w:val="baseline"/>
+        <w:rPr>
+          <w:color w:val="000000"/>
+        </w:rPr>
+      </w:pPr>
+      <w:r>
+        <w:rPr>
+          <w:color w:val="000000"/>
+        </w:rPr>
+        <w:t>Создайте локально новый файл с </w:t>
+      </w:r>
+      <w:proofErr w:type="spellStart"/>
+      <w:r>
+        <w:rPr>
+          <w:color w:val="000000"/>
+          <w:sz w:val="20"/>
+          <w:szCs w:val="20"/>
+        </w:rPr>
+        <w:t>rsa</w:t>
+      </w:r>
+      <w:proofErr w:type="spellEnd"/>
+      <w:r>
+        <w:rPr>
+          <w:color w:val="000000"/>
+        </w:rPr>
+        <w:t>-ключом.</w:t>
+      </w:r>
+    </w:p>
+    <w:p>
+      <w:pPr>
+        <w:pStyle w:val="a3"/>
+        <w:numPr>
+          <w:ilvl w:val="0"/>
+          <w:numId w:val="19"/>
+        </w:numPr>
         <w:spacing w:before="0" w:beforeAutospacing="0" w:after="0" w:afterAutospacing="0"/>
-      </w:pPr>
+        <w:textAlignment w:val="baseline"/>
+        <w:rPr>
+          <w:color w:val="000000"/>
+        </w:rPr>
+      </w:pPr>
+      <w:r>
+        <w:rPr>
+          <w:color w:val="000000"/>
+        </w:rPr>
+        <w:t>Создайте на удалённой машине нового пользователя командой </w:t>
+      </w:r>
+      <w:proofErr w:type="spellStart"/>
+      <w:r>
+        <w:rPr>
+          <w:color w:val="000000"/>
+          <w:sz w:val="20"/>
+          <w:szCs w:val="20"/>
+        </w:rPr>
+        <w:t>adduser</w:t>
+      </w:r>
+      <w:proofErr w:type="spellEnd"/>
+      <w:r>
+        <w:rPr>
+          <w:color w:val="000000"/>
+        </w:rPr>
+        <w:t>.</w:t>
+      </w:r>
     </w:p>
     <w:p>
       <w:pPr>
         <w:pStyle w:val="a3"/>
-        <w:shd w:val="clear" w:color="auto" w:fill="FFFFFF"/>
+        <w:numPr>
+          <w:ilvl w:val="0"/>
+          <w:numId w:val="19"/>
+        </w:numPr>
         <w:spacing w:before="0" w:beforeAutospacing="0" w:after="0" w:afterAutospacing="0"/>
-      </w:pPr>
-      <w:r>
-        <w:rPr>
-          <w:color w:val="000000"/>
-        </w:rPr>
-        <w:t>Задача 1. Освобождение порта</w:t>
+        <w:textAlignment w:val="baseline"/>
+        <w:rPr>
+          <w:color w:val="000000"/>
+        </w:rPr>
+      </w:pPr>
+      <w:r>
+        <w:rPr>
+          <w:color w:val="000000"/>
+        </w:rPr>
+        <w:t>Сделайте так, чтобы войти под новым пользователем можно было командой SSH по ключу, созданному в пункте 1.</w:t>
       </w:r>
     </w:p>
     <w:p>
       <w:pPr>
         <w:pStyle w:val="a3"/>
-        <w:shd w:val="clear" w:color="auto" w:fill="FFFFFF"/>
+        <w:numPr>
+          <w:ilvl w:val="0"/>
+          <w:numId w:val="19"/>
+        </w:numPr>
         <w:spacing w:before="0" w:beforeAutospacing="0" w:after="0" w:afterAutospacing="0"/>
-      </w:pPr>
-      <w:r>
-        <w:rPr>
-          <w:color w:val="000000"/>
-        </w:rPr>
-        <w:t>Что нужно сделать</w:t>
+        <w:textAlignment w:val="baseline"/>
+        <w:rPr>
+          <w:color w:val="000000"/>
+        </w:rPr>
+      </w:pPr>
+      <w:r>
+        <w:rPr>
+          <w:color w:val="000000"/>
+        </w:rPr>
+        <w:t>Подключитесь по </w:t>
+      </w:r>
+      <w:proofErr w:type="spellStart"/>
+      <w:r>
+        <w:rPr>
+          <w:color w:val="000000"/>
+          <w:sz w:val="20"/>
+          <w:szCs w:val="20"/>
+        </w:rPr>
+        <w:t>ssh</w:t>
+      </w:r>
+      <w:proofErr w:type="spellEnd"/>
+      <w:r>
+        <w:rPr>
+          <w:color w:val="000000"/>
+        </w:rPr>
+        <w:t> с опцией </w:t>
+      </w:r>
+      <w:r>
+        <w:rPr>
+          <w:color w:val="000000"/>
+          <w:sz w:val="20"/>
+          <w:szCs w:val="20"/>
+        </w:rPr>
+        <w:t>-v</w:t>
+      </w:r>
+      <w:r>
+        <w:rPr>
+          <w:color w:val="000000"/>
+        </w:rPr>
+        <w:t> и с помощью созданного ключа без ввода пароля. Сделайте скриншот с логом подключения.</w:t>
       </w:r>
     </w:p>
     <w:p>
       <w:pPr>
         <w:pStyle w:val="a3"/>
-        <w:shd w:val="clear" w:color="auto" w:fill="FFFFFF"/>
-        <w:spacing w:before="0" w:beforeAutospacing="0" w:after="0" w:afterAutospacing="0"/>
-      </w:pPr>
-      <w:r>
-        <w:rPr>
-          <w:color w:val="000000"/>
-        </w:rPr>
-        <w:t>Консольная утилита lsof (List Open Files) выводит информацию о том, какие файлы используют какие-либо процессы. Эта команда может рассказать много интересного, так как в Unix-подобных системах всё является файлом.</w:t>
+        <w:numPr>
+          <w:ilvl w:val="0"/>
+          <w:numId w:val="19"/>
+        </w:numPr>
+        <w:spacing w:before="0" w:beforeAutospacing="0" w:after="280" w:afterAutospacing="0"/>
+        <w:textAlignment w:val="baseline"/>
+        <w:rPr>
+          <w:color w:val="000000"/>
+        </w:rPr>
+      </w:pPr>
+      <w:r>
+        <w:rPr>
+          <w:color w:val="000000"/>
+        </w:rPr>
+        <w:t>Удалите нового пользователя с помощью команды </w:t>
+      </w:r>
+      <w:proofErr w:type="spellStart"/>
+      <w:r>
+        <w:rPr>
+          <w:color w:val="000000"/>
+          <w:sz w:val="20"/>
+          <w:szCs w:val="20"/>
+        </w:rPr>
+        <w:t>deluser</w:t>
+      </w:r>
+      <w:proofErr w:type="spellEnd"/>
+      <w:r>
+        <w:rPr>
+          <w:color w:val="000000"/>
+        </w:rPr>
+        <w:t>.</w:t>
       </w:r>
     </w:p>
     <w:p>
       <w:pPr>
         <w:pStyle w:val="a3"/>
-        <w:shd w:val="clear" w:color="auto" w:fill="FFFFFF"/>
-        <w:spacing w:before="0" w:beforeAutospacing="0" w:after="0" w:afterAutospacing="0"/>
-      </w:pPr>
-      <w:r>
-        <w:rPr>
-          <w:color w:val="000000"/>
-        </w:rPr>
-        <w:t>Но нам пока нужна лишь одна из её возможностей.</w:t>
+        <w:spacing w:before="0" w:beforeAutospacing="0" w:after="180" w:afterAutospacing="0"/>
+        <w:rPr>
+          <w:color w:val="000000"/>
+        </w:rPr>
+      </w:pPr>
+      <w:r>
+        <w:rPr>
+          <w:color w:val="000000"/>
+        </w:rPr>
+        <w:t>В качестве решения приложите скриншот, сделанный в пункте 4.</w:t>
       </w:r>
     </w:p>
     <w:p>
       <w:pPr>
         <w:pStyle w:val="a3"/>
-        <w:shd w:val="clear" w:color="auto" w:fill="FFFFFF"/>
-        <w:spacing w:before="0" w:beforeAutospacing="0" w:after="0" w:afterAutospacing="0"/>
-      </w:pPr>
-      <w:r>
-        <w:rPr>
-          <w:color w:val="000000"/>
-        </w:rPr>
-        <w:t>Запуск </w:t>
-      </w:r>
-    </w:p>
-    <w:p>
-      <w:pPr>
-        <w:pStyle w:val="a3"/>
-        <w:shd w:val="clear" w:color="auto" w:fill="FFFFFF"/>
-        <w:spacing w:before="0" w:beforeAutospacing="0" w:after="0" w:afterAutospacing="0"/>
-      </w:pPr>
-      <w:r>
-        <w:rPr>
-          <w:color w:val="000000"/>
-          <w:shd w:val="clear" w:color="auto" w:fill="F5F5F5"/>
-        </w:rPr>
-        <w:t>lsof -i :port </w:t>
-      </w:r>
-    </w:p>
-    <w:p>
-      <w:pPr>
-        <w:pStyle w:val="a3"/>
-        <w:shd w:val="clear" w:color="auto" w:fill="FFFFFF"/>
-        <w:spacing w:before="0" w:beforeAutospacing="0" w:after="0" w:afterAutospacing="0"/>
-      </w:pPr>
-      <w:r>
-        <w:rPr>
-          <w:color w:val="000000"/>
-        </w:rPr>
-        <w:t>выдаст список процессов, занимающих введённый порт. Например, </w:t>
-      </w:r>
-    </w:p>
-    <w:p>
-      <w:pPr>
-        <w:pStyle w:val="a3"/>
-        <w:shd w:val="clear" w:color="auto" w:fill="FFFFFF"/>
-        <w:spacing w:before="0" w:beforeAutospacing="0" w:after="0" w:afterAutospacing="0"/>
-      </w:pPr>
-      <w:r>
-        <w:rPr>
-          <w:color w:val="000000"/>
-          <w:shd w:val="clear" w:color="auto" w:fill="F5F5F5"/>
-        </w:rPr>
-        <w:t>lsof -i :5000.</w:t>
-      </w:r>
-    </w:p>
-    <w:p>
-      <w:pPr>
-        <w:pStyle w:val="a3"/>
-        <w:shd w:val="clear" w:color="auto" w:fill="FFFFFF"/>
-        <w:spacing w:before="0" w:beforeAutospacing="0" w:after="0" w:afterAutospacing="0"/>
-      </w:pPr>
-      <w:r>
-        <w:rPr>
-          <w:color w:val="000000"/>
-        </w:rPr>
-        <w:t>Как мы с вами выяснили, наш сервер отказывается запускаться, если кто-то занял его порт. Напишите функцию, которая на вход принимает порт и запускает по нему сервер. Если порт будет занят, она должна найти процесс по этому порту, завершить его и попытаться запустить сервер ещё раз.</w:t>
-      </w:r>
-    </w:p>
-    <w:p>
-      <w:pPr>
-        <w:pStyle w:val="a3"/>
-        <w:shd w:val="clear" w:color="auto" w:fill="FFFFFF"/>
-        <w:spacing w:before="0" w:beforeAutospacing="0" w:after="0" w:afterAutospacing="0"/>
-      </w:pPr>
-      <w:r>
-        <w:rPr>
-          <w:color w:val="000000"/>
-        </w:rPr>
-        <w:t>Советы и рекомендации</w:t>
-      </w:r>
-    </w:p>
-    <w:p>
-      <w:pPr>
-        <w:pStyle w:val="a3"/>
-        <w:shd w:val="clear" w:color="auto" w:fill="FFFFFF"/>
-        <w:spacing w:before="0" w:beforeAutospacing="0" w:after="0" w:afterAutospacing="0"/>
-      </w:pPr>
-      <w:r>
-        <w:rPr>
-          <w:color w:val="000000"/>
-        </w:rPr>
-        <w:t>Чтобы завершить процесс, можно воспользоваться функцией </w:t>
-      </w:r>
-      <w:hyperlink r:id="rId5" w:anchor="os.kill" w:history="1">
-        <w:r>
-          <w:rPr>
-            <w:rStyle w:val="a4"/>
-          </w:rPr>
-          <w:t>os.kill().</w:t>
-        </w:r>
-      </w:hyperlink>
-    </w:p>
-    <w:p>
-      <w:pPr>
-        <w:pStyle w:val="a3"/>
-        <w:shd w:val="clear" w:color="auto" w:fill="FFFFFF"/>
-        <w:spacing w:before="0" w:beforeAutospacing="0" w:after="0" w:afterAutospacing="0"/>
-      </w:pPr>
-      <w:r>
-        <w:rPr>
-          <w:color w:val="000000"/>
-        </w:rPr>
-        <w:t>Что оценивается</w:t>
-      </w:r>
-    </w:p>
-    <w:p>
-      <w:pPr>
-        <w:pStyle w:val="a3"/>
-        <w:shd w:val="clear" w:color="auto" w:fill="FFFFFF"/>
-        <w:spacing w:before="0" w:beforeAutospacing="0" w:after="0" w:afterAutospacing="0"/>
-      </w:pPr>
-      <w:r>
-        <w:rPr>
-          <w:color w:val="000000"/>
-        </w:rPr>
-        <w:t>Завершается только нужный процесс.</w:t>
-      </w:r>
-    </w:p>
-    <w:p>
-      <w:pPr>
-        <w:pStyle w:val="a3"/>
-        <w:shd w:val="clear" w:color="auto" w:fill="FFFFFF"/>
-        <w:spacing w:before="0" w:beforeAutospacing="0" w:after="0" w:afterAutospacing="0"/>
-      </w:pPr>
-    </w:p>
-    <w:p>
-      <w:pPr>
-        <w:pStyle w:val="a3"/>
-        <w:shd w:val="clear" w:color="auto" w:fill="FFFFFF"/>
-        <w:spacing w:before="0" w:beforeAutospacing="0" w:after="0" w:afterAutospacing="0"/>
-        <w:rPr>
-          <w:lang w:val="en-US"/>
-        </w:rPr>
-      </w:pPr>
-      <w:r>
-        <w:t>Код</w:t>
-      </w:r>
-      <w:r>
-        <w:rPr>
-          <w:lang w:val="en-US"/>
-        </w:rPr>
-        <w:t>:</w:t>
-      </w:r>
-    </w:p>
-    <w:p>
-      <w:pPr>
-        <w:pStyle w:val="a3"/>
-        <w:shd w:val="clear" w:color="auto" w:fill="FFFFFF"/>
-        <w:spacing w:before="0" w:beforeAutospacing="0" w:after="0" w:afterAutospacing="0"/>
-        <w:rPr>
-          <w:lang w:val="en-US"/>
-        </w:rPr>
-      </w:pPr>
-      <w:r>
-        <w:rPr>
-          <w:rStyle w:val="n"/>
-          <w:lang w:val="en-US"/>
-        </w:rPr>
-        <w:t>def</w:t>
-      </w:r>
-      <w:r>
-        <w:rPr>
-          <w:lang w:val="en-US"/>
-        </w:rPr>
-        <w:t xml:space="preserve"> </w:t>
-      </w:r>
-      <w:r>
-        <w:rPr>
-          <w:rStyle w:val="t"/>
-          <w:lang w:val="en-US"/>
-        </w:rPr>
-        <w:t>get_pids_by_port</w:t>
-      </w:r>
-      <w:r>
-        <w:rPr>
-          <w:lang w:val="en-US"/>
-        </w:rPr>
-        <w:t>(</w:t>
-      </w:r>
-      <w:r>
-        <w:rPr>
-          <w:rStyle w:val="t"/>
-          <w:lang w:val="en-US"/>
-        </w:rPr>
-        <w:t>port</w:t>
-      </w:r>
-      <w:r>
-        <w:rPr>
-          <w:lang w:val="en-US"/>
-        </w:rPr>
-        <w:t xml:space="preserve">: </w:t>
-      </w:r>
-      <w:r>
-        <w:rPr>
-          <w:rStyle w:val="t"/>
-          <w:lang w:val="en-US"/>
-        </w:rPr>
-        <w:t>int</w:t>
-      </w:r>
-      <w:r>
-        <w:rPr>
-          <w:lang w:val="en-US"/>
-        </w:rPr>
-        <w:t xml:space="preserve">) -&gt; </w:t>
-      </w:r>
-      <w:r>
-        <w:rPr>
-          <w:rStyle w:val="t"/>
-          <w:lang w:val="en-US"/>
-        </w:rPr>
-        <w:t>list</w:t>
-      </w:r>
-      <w:r>
-        <w:rPr>
-          <w:lang w:val="en-US"/>
-        </w:rPr>
-        <w:t>[</w:t>
-      </w:r>
-      <w:r>
-        <w:rPr>
-          <w:rStyle w:val="t"/>
-          <w:lang w:val="en-US"/>
-        </w:rPr>
-        <w:t>int</w:t>
-      </w:r>
-      <w:r>
-        <w:rPr>
-          <w:lang w:val="en-US"/>
-        </w:rPr>
-        <w:t>]:</w:t>
-      </w:r>
-      <w:r>
-        <w:rPr>
-          <w:lang w:val="en-US"/>
-        </w:rPr>
-        <w:br/>
-      </w:r>
-      <w:r>
-        <w:rPr>
-          <w:rStyle w:val="t"/>
-          <w:lang w:val="en-US"/>
-        </w:rPr>
-        <w:t>result</w:t>
-      </w:r>
-      <w:r>
-        <w:rPr>
-          <w:lang w:val="en-US"/>
-        </w:rPr>
-        <w:t xml:space="preserve"> </w:t>
-      </w:r>
-      <w:r>
-        <w:rPr>
-          <w:rStyle w:val="n"/>
-          <w:lang w:val="en-US"/>
-        </w:rPr>
-        <w:t>=</w:t>
-      </w:r>
-      <w:r>
-        <w:rPr>
-          <w:lang w:val="en-US"/>
-        </w:rPr>
-        <w:t xml:space="preserve"> </w:t>
-      </w:r>
-      <w:r>
-        <w:rPr>
-          <w:rStyle w:val="t"/>
-          <w:lang w:val="en-US"/>
-        </w:rPr>
-        <w:t>subprocess</w:t>
-      </w:r>
-      <w:r>
-        <w:rPr>
-          <w:rStyle w:val="n"/>
-          <w:lang w:val="en-US"/>
-        </w:rPr>
-        <w:t>.</w:t>
-      </w:r>
-      <w:r>
-        <w:rPr>
-          <w:lang w:val="en-US"/>
-        </w:rPr>
-        <w:t>run(</w:t>
-      </w:r>
-      <w:r>
-        <w:rPr>
-          <w:lang w:val="en-US"/>
-        </w:rPr>
-        <w:br/>
-        <w:t>[</w:t>
-      </w:r>
-      <w:r>
-        <w:rPr>
-          <w:rStyle w:val="r"/>
-          <w:lang w:val="en-US"/>
-        </w:rPr>
-        <w:t>"lsof"</w:t>
-      </w:r>
-      <w:r>
-        <w:rPr>
-          <w:lang w:val="en-US"/>
-        </w:rPr>
-        <w:t xml:space="preserve">, </w:t>
-      </w:r>
-      <w:r>
-        <w:rPr>
-          <w:rStyle w:val="r"/>
-          <w:lang w:val="en-US"/>
-        </w:rPr>
-        <w:t>"-t"</w:t>
-      </w:r>
-      <w:r>
-        <w:rPr>
-          <w:lang w:val="en-US"/>
-        </w:rPr>
-        <w:t xml:space="preserve">, </w:t>
-      </w:r>
-      <w:r>
-        <w:rPr>
-          <w:rStyle w:val="r"/>
-          <w:lang w:val="en-US"/>
-        </w:rPr>
-        <w:t>"-iTCP:%d"</w:t>
-      </w:r>
-      <w:r>
-        <w:rPr>
-          <w:lang w:val="en-US"/>
-        </w:rPr>
-        <w:t xml:space="preserve"> </w:t>
-      </w:r>
-      <w:r>
-        <w:rPr>
-          <w:rStyle w:val="n"/>
-          <w:lang w:val="en-US"/>
-        </w:rPr>
-        <w:t>%</w:t>
-      </w:r>
-      <w:r>
-        <w:rPr>
-          <w:lang w:val="en-US"/>
-        </w:rPr>
-        <w:t xml:space="preserve"> </w:t>
-      </w:r>
-      <w:r>
-        <w:rPr>
-          <w:rStyle w:val="t"/>
-          <w:lang w:val="en-US"/>
-        </w:rPr>
-        <w:t>port</w:t>
-      </w:r>
-      <w:r>
-        <w:rPr>
-          <w:lang w:val="en-US"/>
-        </w:rPr>
-        <w:t xml:space="preserve">, </w:t>
-      </w:r>
-      <w:r>
-        <w:rPr>
-          <w:rStyle w:val="r"/>
-          <w:lang w:val="en-US"/>
-        </w:rPr>
-        <w:t>"-sTCP:LISTEN"</w:t>
-      </w:r>
-      <w:r>
-        <w:rPr>
-          <w:lang w:val="en-US"/>
-        </w:rPr>
-        <w:t>],</w:t>
-      </w:r>
-      <w:r>
-        <w:rPr>
-          <w:lang w:val="en-US"/>
-        </w:rPr>
-        <w:br/>
-      </w:r>
-      <w:r>
-        <w:rPr>
-          <w:rStyle w:val="t"/>
-          <w:lang w:val="en-US"/>
-        </w:rPr>
-        <w:t>capture_output</w:t>
-      </w:r>
-      <w:r>
-        <w:rPr>
-          <w:rStyle w:val="n"/>
-          <w:lang w:val="en-US"/>
-        </w:rPr>
-        <w:t>=</w:t>
-      </w:r>
-      <w:r>
-        <w:rPr>
-          <w:rStyle w:val="q"/>
-          <w:lang w:val="en-US"/>
-        </w:rPr>
-        <w:t>True</w:t>
-      </w:r>
-      <w:r>
-        <w:rPr>
-          <w:lang w:val="en-US"/>
-        </w:rPr>
-        <w:t>,</w:t>
-      </w:r>
-      <w:r>
-        <w:rPr>
-          <w:lang w:val="en-US"/>
-        </w:rPr>
-        <w:br/>
-      </w:r>
-      <w:r>
-        <w:rPr>
-          <w:rStyle w:val="t"/>
-          <w:lang w:val="en-US"/>
-        </w:rPr>
-        <w:t>text</w:t>
-      </w:r>
-      <w:r>
-        <w:rPr>
-          <w:rStyle w:val="n"/>
-          <w:lang w:val="en-US"/>
-        </w:rPr>
-        <w:t>=</w:t>
-      </w:r>
-      <w:r>
-        <w:rPr>
-          <w:rStyle w:val="q"/>
-          <w:lang w:val="en-US"/>
-        </w:rPr>
-        <w:t>True</w:t>
-      </w:r>
-      <w:r>
-        <w:rPr>
-          <w:lang w:val="en-US"/>
-        </w:rPr>
-        <w:t>,</w:t>
-      </w:r>
-      <w:r>
-        <w:rPr>
-          <w:lang w:val="en-US"/>
-        </w:rPr>
-        <w:br/>
-      </w:r>
-      <w:r>
-        <w:rPr>
-          <w:rStyle w:val="t"/>
-          <w:lang w:val="en-US"/>
-        </w:rPr>
-        <w:t>check</w:t>
-      </w:r>
-      <w:r>
-        <w:rPr>
-          <w:rStyle w:val="n"/>
-          <w:lang w:val="en-US"/>
-        </w:rPr>
-        <w:t>=</w:t>
-      </w:r>
-      <w:r>
-        <w:rPr>
-          <w:rStyle w:val="q"/>
-          <w:lang w:val="en-US"/>
-        </w:rPr>
-        <w:t>False</w:t>
-      </w:r>
-      <w:r>
-        <w:rPr>
-          <w:lang w:val="en-US"/>
-        </w:rPr>
-        <w:t>,</w:t>
-      </w:r>
-      <w:r>
-        <w:rPr>
-          <w:lang w:val="en-US"/>
-        </w:rPr>
-        <w:br/>
-        <w:t>)</w:t>
-      </w:r>
-      <w:r>
-        <w:rPr>
-          <w:lang w:val="en-US"/>
-        </w:rPr>
-        <w:br/>
-      </w:r>
-      <w:r>
-        <w:rPr>
-          <w:lang w:val="en-US"/>
-        </w:rPr>
-        <w:br/>
-      </w:r>
-      <w:r>
-        <w:rPr>
-          <w:rStyle w:val="t"/>
-          <w:lang w:val="en-US"/>
-        </w:rPr>
-        <w:t>pids</w:t>
-      </w:r>
-      <w:r>
-        <w:rPr>
-          <w:lang w:val="en-US"/>
-        </w:rPr>
-        <w:t xml:space="preserve">: </w:t>
-      </w:r>
-      <w:r>
-        <w:rPr>
-          <w:rStyle w:val="t"/>
-          <w:lang w:val="en-US"/>
-        </w:rPr>
-        <w:t>list</w:t>
-      </w:r>
-      <w:r>
-        <w:rPr>
-          <w:lang w:val="en-US"/>
-        </w:rPr>
-        <w:t>[</w:t>
-      </w:r>
-      <w:r>
-        <w:rPr>
-          <w:rStyle w:val="t"/>
-          <w:lang w:val="en-US"/>
-        </w:rPr>
-        <w:t>int</w:t>
-      </w:r>
-      <w:r>
-        <w:rPr>
-          <w:lang w:val="en-US"/>
-        </w:rPr>
-        <w:t xml:space="preserve">] </w:t>
-      </w:r>
-      <w:r>
-        <w:rPr>
-          <w:rStyle w:val="n"/>
-          <w:lang w:val="en-US"/>
-        </w:rPr>
-        <w:t>=</w:t>
-      </w:r>
-      <w:r>
-        <w:rPr>
-          <w:lang w:val="en-US"/>
-        </w:rPr>
-        <w:t xml:space="preserve"> []</w:t>
-      </w:r>
-      <w:r>
-        <w:rPr>
-          <w:lang w:val="en-US"/>
-        </w:rPr>
-        <w:br/>
-      </w:r>
-      <w:r>
-        <w:rPr>
-          <w:rStyle w:val="n"/>
-          <w:lang w:val="en-US"/>
-        </w:rPr>
-        <w:t>for</w:t>
-      </w:r>
-      <w:r>
-        <w:rPr>
-          <w:lang w:val="en-US"/>
-        </w:rPr>
-        <w:t xml:space="preserve"> </w:t>
-      </w:r>
-      <w:r>
-        <w:rPr>
-          <w:rStyle w:val="t"/>
-          <w:lang w:val="en-US"/>
-        </w:rPr>
-        <w:t>line</w:t>
-      </w:r>
-      <w:r>
-        <w:rPr>
-          <w:lang w:val="en-US"/>
-        </w:rPr>
-        <w:t xml:space="preserve"> </w:t>
-      </w:r>
-      <w:r>
-        <w:rPr>
-          <w:rStyle w:val="n"/>
-          <w:lang w:val="en-US"/>
-        </w:rPr>
-        <w:t>in</w:t>
-      </w:r>
-      <w:r>
-        <w:rPr>
-          <w:lang w:val="en-US"/>
-        </w:rPr>
-        <w:t xml:space="preserve"> </w:t>
-      </w:r>
-      <w:r>
-        <w:rPr>
-          <w:rStyle w:val="t"/>
-          <w:lang w:val="en-US"/>
-        </w:rPr>
-        <w:t>result</w:t>
-      </w:r>
-      <w:r>
-        <w:rPr>
-          <w:rStyle w:val="n"/>
-          <w:lang w:val="en-US"/>
-        </w:rPr>
-        <w:t>.</w:t>
-      </w:r>
-      <w:r>
-        <w:rPr>
-          <w:lang w:val="en-US"/>
-        </w:rPr>
-        <w:t>stdout</w:t>
-      </w:r>
-      <w:r>
-        <w:rPr>
-          <w:rStyle w:val="n"/>
-          <w:lang w:val="en-US"/>
-        </w:rPr>
-        <w:t>.</w:t>
-      </w:r>
-      <w:r>
-        <w:rPr>
-          <w:lang w:val="en-US"/>
-        </w:rPr>
-        <w:t>splitlines():</w:t>
-      </w:r>
-      <w:r>
-        <w:rPr>
-          <w:lang w:val="en-US"/>
-        </w:rPr>
-        <w:br/>
-      </w:r>
-      <w:r>
-        <w:rPr>
-          <w:rStyle w:val="t"/>
-          <w:lang w:val="en-US"/>
-        </w:rPr>
-        <w:t>line</w:t>
-      </w:r>
-      <w:r>
-        <w:rPr>
-          <w:lang w:val="en-US"/>
-        </w:rPr>
-        <w:t xml:space="preserve"> </w:t>
-      </w:r>
-      <w:r>
-        <w:rPr>
-          <w:rStyle w:val="n"/>
-          <w:lang w:val="en-US"/>
-        </w:rPr>
-        <w:t>=</w:t>
-      </w:r>
-      <w:r>
-        <w:rPr>
-          <w:lang w:val="en-US"/>
-        </w:rPr>
-        <w:t xml:space="preserve"> </w:t>
-      </w:r>
-      <w:r>
-        <w:rPr>
-          <w:rStyle w:val="t"/>
-          <w:lang w:val="en-US"/>
-        </w:rPr>
-        <w:t>line</w:t>
-      </w:r>
-      <w:r>
-        <w:rPr>
-          <w:rStyle w:val="n"/>
-          <w:lang w:val="en-US"/>
-        </w:rPr>
-        <w:t>.</w:t>
-      </w:r>
-      <w:r>
-        <w:rPr>
-          <w:lang w:val="en-US"/>
-        </w:rPr>
-        <w:t>strip()</w:t>
-      </w:r>
-      <w:r>
-        <w:rPr>
-          <w:lang w:val="en-US"/>
-        </w:rPr>
-        <w:br/>
-      </w:r>
-      <w:r>
-        <w:rPr>
-          <w:rStyle w:val="n"/>
-          <w:lang w:val="en-US"/>
-        </w:rPr>
-        <w:t>if</w:t>
-      </w:r>
-      <w:r>
-        <w:rPr>
-          <w:lang w:val="en-US"/>
-        </w:rPr>
-        <w:t xml:space="preserve"> </w:t>
-      </w:r>
-      <w:r>
-        <w:rPr>
-          <w:rStyle w:val="t"/>
-          <w:lang w:val="en-US"/>
-        </w:rPr>
-        <w:t>line</w:t>
-      </w:r>
-      <w:r>
-        <w:rPr>
-          <w:rStyle w:val="n"/>
-          <w:lang w:val="en-US"/>
-        </w:rPr>
-        <w:t>.</w:t>
-      </w:r>
-      <w:r>
-        <w:rPr>
-          <w:lang w:val="en-US"/>
-        </w:rPr>
-        <w:t>isdigit():</w:t>
-      </w:r>
-      <w:r>
-        <w:rPr>
-          <w:lang w:val="en-US"/>
-        </w:rPr>
-        <w:br/>
-      </w:r>
-      <w:r>
-        <w:rPr>
-          <w:rStyle w:val="t"/>
-          <w:lang w:val="en-US"/>
-        </w:rPr>
-        <w:lastRenderedPageBreak/>
-        <w:t>pids</w:t>
-      </w:r>
-      <w:r>
-        <w:rPr>
-          <w:rStyle w:val="n"/>
-          <w:lang w:val="en-US"/>
-        </w:rPr>
-        <w:t>.</w:t>
-      </w:r>
-      <w:r>
-        <w:rPr>
-          <w:lang w:val="en-US"/>
-        </w:rPr>
-        <w:t>append(</w:t>
-      </w:r>
-      <w:r>
-        <w:rPr>
-          <w:rStyle w:val="t"/>
-          <w:lang w:val="en-US"/>
-        </w:rPr>
-        <w:t>int</w:t>
-      </w:r>
-      <w:r>
-        <w:rPr>
-          <w:lang w:val="en-US"/>
-        </w:rPr>
-        <w:t>(</w:t>
-      </w:r>
-      <w:r>
-        <w:rPr>
-          <w:rStyle w:val="t"/>
-          <w:lang w:val="en-US"/>
-        </w:rPr>
-        <w:t>line</w:t>
-      </w:r>
-      <w:r>
-        <w:rPr>
-          <w:lang w:val="en-US"/>
-        </w:rPr>
-        <w:t>))</w:t>
-      </w:r>
-      <w:r>
-        <w:rPr>
-          <w:lang w:val="en-US"/>
-        </w:rPr>
-        <w:br/>
-      </w:r>
-      <w:r>
-        <w:rPr>
-          <w:rStyle w:val="n"/>
-          <w:lang w:val="en-US"/>
-        </w:rPr>
-        <w:t>return</w:t>
-      </w:r>
-      <w:r>
-        <w:rPr>
-          <w:lang w:val="en-US"/>
-        </w:rPr>
-        <w:t xml:space="preserve"> </w:t>
-      </w:r>
-      <w:r>
-        <w:rPr>
-          <w:rStyle w:val="t"/>
-          <w:lang w:val="en-US"/>
-        </w:rPr>
-        <w:t>pids</w:t>
-      </w:r>
-      <w:r>
-        <w:rPr>
-          <w:lang w:val="en-US"/>
-        </w:rPr>
-        <w:br/>
-      </w:r>
-      <w:r>
-        <w:rPr>
-          <w:lang w:val="en-US"/>
-        </w:rPr>
-        <w:br/>
-      </w:r>
-      <w:r>
-        <w:rPr>
-          <w:lang w:val="en-US"/>
-        </w:rPr>
-        <w:br/>
-      </w:r>
-      <w:r>
-        <w:rPr>
-          <w:rStyle w:val="n"/>
-          <w:lang w:val="en-US"/>
-        </w:rPr>
-        <w:t>def</w:t>
-      </w:r>
-      <w:r>
-        <w:rPr>
-          <w:lang w:val="en-US"/>
-        </w:rPr>
-        <w:t xml:space="preserve"> </w:t>
-      </w:r>
-      <w:r>
-        <w:rPr>
-          <w:rStyle w:val="t"/>
-          <w:lang w:val="en-US"/>
-        </w:rPr>
-        <w:t>free_port</w:t>
-      </w:r>
-      <w:r>
-        <w:rPr>
-          <w:lang w:val="en-US"/>
-        </w:rPr>
-        <w:t>(</w:t>
-      </w:r>
-      <w:r>
-        <w:rPr>
-          <w:rStyle w:val="t"/>
-          <w:lang w:val="en-US"/>
-        </w:rPr>
-        <w:t>port</w:t>
-      </w:r>
-      <w:r>
-        <w:rPr>
-          <w:lang w:val="en-US"/>
-        </w:rPr>
-        <w:t xml:space="preserve">: </w:t>
-      </w:r>
-      <w:r>
-        <w:rPr>
-          <w:rStyle w:val="t"/>
-          <w:lang w:val="en-US"/>
-        </w:rPr>
-        <w:t>int</w:t>
-      </w:r>
-      <w:r>
-        <w:rPr>
-          <w:lang w:val="en-US"/>
-        </w:rPr>
-        <w:t xml:space="preserve">) -&gt; </w:t>
-      </w:r>
-      <w:r>
-        <w:rPr>
-          <w:rStyle w:val="q"/>
-          <w:lang w:val="en-US"/>
-        </w:rPr>
-        <w:t>None</w:t>
-      </w:r>
-      <w:r>
-        <w:rPr>
-          <w:lang w:val="en-US"/>
-        </w:rPr>
-        <w:t>:</w:t>
-      </w:r>
-      <w:r>
-        <w:rPr>
-          <w:lang w:val="en-US"/>
-        </w:rPr>
-        <w:br/>
-      </w:r>
-      <w:r>
-        <w:rPr>
-          <w:rStyle w:val="t"/>
-          <w:lang w:val="en-US"/>
-        </w:rPr>
-        <w:t>pids</w:t>
-      </w:r>
-      <w:r>
-        <w:rPr>
-          <w:lang w:val="en-US"/>
-        </w:rPr>
-        <w:t xml:space="preserve"> </w:t>
-      </w:r>
-      <w:r>
-        <w:rPr>
-          <w:rStyle w:val="n"/>
-          <w:lang w:val="en-US"/>
-        </w:rPr>
-        <w:t>=</w:t>
-      </w:r>
-      <w:r>
-        <w:rPr>
-          <w:lang w:val="en-US"/>
-        </w:rPr>
-        <w:t xml:space="preserve"> </w:t>
-      </w:r>
-      <w:r>
-        <w:rPr>
-          <w:rStyle w:val="t"/>
-          <w:lang w:val="en-US"/>
-        </w:rPr>
-        <w:t>get_pids_by_port</w:t>
-      </w:r>
-      <w:r>
-        <w:rPr>
-          <w:lang w:val="en-US"/>
-        </w:rPr>
-        <w:t>(</w:t>
-      </w:r>
-      <w:r>
-        <w:rPr>
-          <w:rStyle w:val="t"/>
-          <w:lang w:val="en-US"/>
-        </w:rPr>
-        <w:t>port</w:t>
-      </w:r>
-      <w:r>
-        <w:rPr>
-          <w:lang w:val="en-US"/>
-        </w:rPr>
-        <w:t>)</w:t>
-      </w:r>
-      <w:r>
-        <w:rPr>
-          <w:lang w:val="en-US"/>
-        </w:rPr>
-        <w:br/>
-      </w:r>
-      <w:r>
-        <w:rPr>
-          <w:rStyle w:val="n"/>
-          <w:lang w:val="en-US"/>
-        </w:rPr>
-        <w:t>if</w:t>
-      </w:r>
-      <w:r>
-        <w:rPr>
-          <w:lang w:val="en-US"/>
-        </w:rPr>
-        <w:t xml:space="preserve"> </w:t>
-      </w:r>
-      <w:r>
-        <w:rPr>
-          <w:rStyle w:val="n"/>
-          <w:lang w:val="en-US"/>
-        </w:rPr>
-        <w:t>not</w:t>
-      </w:r>
-      <w:r>
-        <w:rPr>
-          <w:lang w:val="en-US"/>
-        </w:rPr>
-        <w:t xml:space="preserve"> </w:t>
-      </w:r>
-      <w:r>
-        <w:rPr>
-          <w:rStyle w:val="t"/>
-          <w:lang w:val="en-US"/>
-        </w:rPr>
-        <w:t>pids</w:t>
-      </w:r>
-      <w:r>
-        <w:rPr>
-          <w:lang w:val="en-US"/>
-        </w:rPr>
-        <w:t>:</w:t>
-      </w:r>
-      <w:r>
-        <w:rPr>
-          <w:lang w:val="en-US"/>
-        </w:rPr>
-        <w:br/>
-      </w:r>
-      <w:r>
-        <w:rPr>
-          <w:rStyle w:val="n"/>
-          <w:lang w:val="en-US"/>
-        </w:rPr>
-        <w:t>return</w:t>
-      </w:r>
-      <w:r>
-        <w:rPr>
-          <w:lang w:val="en-US"/>
-        </w:rPr>
-        <w:br/>
-      </w:r>
-      <w:r>
-        <w:rPr>
-          <w:lang w:val="en-US"/>
-        </w:rPr>
-        <w:br/>
-      </w:r>
-      <w:r>
-        <w:rPr>
-          <w:rStyle w:val="l"/>
-          <w:lang w:val="en-US"/>
-        </w:rPr>
-        <w:t xml:space="preserve"># </w:t>
-      </w:r>
-      <w:r>
-        <w:rPr>
-          <w:rStyle w:val="l"/>
-        </w:rPr>
-        <w:t>Завершаем</w:t>
-      </w:r>
-      <w:r>
-        <w:rPr>
-          <w:rStyle w:val="l"/>
-          <w:lang w:val="en-US"/>
-        </w:rPr>
-        <w:t xml:space="preserve"> </w:t>
-      </w:r>
-      <w:r>
-        <w:rPr>
-          <w:rStyle w:val="l"/>
-        </w:rPr>
-        <w:t>только</w:t>
-      </w:r>
-      <w:r>
-        <w:rPr>
-          <w:rStyle w:val="l"/>
-          <w:lang w:val="en-US"/>
-        </w:rPr>
-        <w:t xml:space="preserve"> </w:t>
-      </w:r>
-      <w:r>
-        <w:rPr>
-          <w:rStyle w:val="l"/>
-        </w:rPr>
-        <w:t>процесс</w:t>
-      </w:r>
-      <w:r>
-        <w:rPr>
-          <w:rStyle w:val="l"/>
-          <w:lang w:val="en-US"/>
-        </w:rPr>
-        <w:t xml:space="preserve">, </w:t>
-      </w:r>
-      <w:r>
-        <w:rPr>
-          <w:rStyle w:val="l"/>
-        </w:rPr>
-        <w:t>который</w:t>
-      </w:r>
-      <w:r>
-        <w:rPr>
-          <w:rStyle w:val="l"/>
-          <w:lang w:val="en-US"/>
-        </w:rPr>
-        <w:t xml:space="preserve"> </w:t>
-      </w:r>
-      <w:r>
-        <w:rPr>
-          <w:rStyle w:val="l"/>
-        </w:rPr>
-        <w:t>держит</w:t>
-      </w:r>
-      <w:r>
-        <w:rPr>
-          <w:rStyle w:val="l"/>
-          <w:lang w:val="en-US"/>
-        </w:rPr>
-        <w:t xml:space="preserve"> </w:t>
-      </w:r>
-      <w:r>
-        <w:rPr>
-          <w:rStyle w:val="l"/>
-        </w:rPr>
-        <w:t>порт</w:t>
-      </w:r>
-      <w:r>
-        <w:rPr>
-          <w:lang w:val="en-US"/>
-        </w:rPr>
-        <w:br/>
-      </w:r>
-      <w:r>
-        <w:rPr>
-          <w:rStyle w:val="t"/>
-          <w:lang w:val="en-US"/>
-        </w:rPr>
-        <w:t>os</w:t>
-      </w:r>
-      <w:r>
-        <w:rPr>
-          <w:rStyle w:val="n"/>
-          <w:lang w:val="en-US"/>
-        </w:rPr>
-        <w:t>.</w:t>
-      </w:r>
-      <w:r>
-        <w:rPr>
-          <w:lang w:val="en-US"/>
-        </w:rPr>
-        <w:t>kill(</w:t>
-      </w:r>
-      <w:r>
-        <w:rPr>
-          <w:rStyle w:val="t"/>
-          <w:lang w:val="en-US"/>
-        </w:rPr>
-        <w:t>pids</w:t>
-      </w:r>
-      <w:r>
-        <w:rPr>
-          <w:lang w:val="en-US"/>
-        </w:rPr>
-        <w:t>[</w:t>
-      </w:r>
-      <w:r>
-        <w:rPr>
-          <w:rStyle w:val="q"/>
-          <w:lang w:val="en-US"/>
-        </w:rPr>
-        <w:t>0</w:t>
-      </w:r>
-      <w:r>
-        <w:rPr>
-          <w:lang w:val="en-US"/>
-        </w:rPr>
-        <w:t xml:space="preserve">], </w:t>
-      </w:r>
-      <w:r>
-        <w:rPr>
-          <w:rStyle w:val="t"/>
-          <w:lang w:val="en-US"/>
-        </w:rPr>
-        <w:t>signal</w:t>
-      </w:r>
-      <w:r>
-        <w:rPr>
-          <w:rStyle w:val="n"/>
-          <w:lang w:val="en-US"/>
-        </w:rPr>
-        <w:t>.</w:t>
-      </w:r>
-      <w:r>
-        <w:rPr>
-          <w:lang w:val="en-US"/>
-        </w:rPr>
-        <w:t>SIGTERM)</w:t>
-      </w:r>
-      <w:r>
-        <w:rPr>
-          <w:lang w:val="en-US"/>
-        </w:rPr>
-        <w:br/>
-      </w:r>
-      <w:r>
-        <w:rPr>
-          <w:rStyle w:val="t"/>
-          <w:lang w:val="en-US"/>
-        </w:rPr>
-        <w:t>time</w:t>
-      </w:r>
-      <w:r>
-        <w:rPr>
-          <w:rStyle w:val="n"/>
-          <w:lang w:val="en-US"/>
-        </w:rPr>
-        <w:t>.</w:t>
-      </w:r>
-      <w:r>
-        <w:rPr>
-          <w:lang w:val="en-US"/>
-        </w:rPr>
-        <w:t>sleep(</w:t>
-      </w:r>
-      <w:r>
-        <w:rPr>
-          <w:rStyle w:val="q"/>
-          <w:lang w:val="en-US"/>
-        </w:rPr>
-        <w:t>0.5</w:t>
-      </w:r>
-      <w:r>
-        <w:rPr>
-          <w:lang w:val="en-US"/>
-        </w:rPr>
-        <w:t>)</w:t>
-      </w:r>
-      <w:r>
-        <w:rPr>
-          <w:lang w:val="en-US"/>
-        </w:rPr>
-        <w:br/>
-      </w:r>
-      <w:r>
-        <w:rPr>
-          <w:lang w:val="en-US"/>
-        </w:rPr>
-        <w:br/>
-      </w:r>
-      <w:r>
-        <w:rPr>
-          <w:lang w:val="en-US"/>
-        </w:rPr>
-        <w:br/>
-      </w:r>
-      <w:r>
-        <w:rPr>
-          <w:rStyle w:val="n"/>
-          <w:lang w:val="en-US"/>
-        </w:rPr>
-        <w:t>def</w:t>
-      </w:r>
-      <w:r>
-        <w:rPr>
-          <w:lang w:val="en-US"/>
-        </w:rPr>
-        <w:t xml:space="preserve"> </w:t>
-      </w:r>
-      <w:r>
-        <w:rPr>
-          <w:rStyle w:val="t"/>
-          <w:lang w:val="en-US"/>
-        </w:rPr>
-        <w:t>run_server</w:t>
-      </w:r>
-      <w:r>
-        <w:rPr>
-          <w:lang w:val="en-US"/>
-        </w:rPr>
-        <w:t>(</w:t>
-      </w:r>
-      <w:r>
-        <w:rPr>
-          <w:rStyle w:val="t"/>
-          <w:lang w:val="en-US"/>
-        </w:rPr>
-        <w:t>port</w:t>
-      </w:r>
-      <w:r>
-        <w:rPr>
-          <w:lang w:val="en-US"/>
-        </w:rPr>
-        <w:t xml:space="preserve">: </w:t>
-      </w:r>
-      <w:r>
-        <w:rPr>
-          <w:rStyle w:val="t"/>
-          <w:lang w:val="en-US"/>
-        </w:rPr>
-        <w:t>int</w:t>
-      </w:r>
-      <w:r>
-        <w:rPr>
-          <w:lang w:val="en-US"/>
-        </w:rPr>
-        <w:t xml:space="preserve">) -&gt; </w:t>
-      </w:r>
-      <w:r>
-        <w:rPr>
-          <w:rStyle w:val="q"/>
-          <w:lang w:val="en-US"/>
-        </w:rPr>
-        <w:t>None</w:t>
-      </w:r>
-      <w:r>
-        <w:rPr>
-          <w:lang w:val="en-US"/>
-        </w:rPr>
-        <w:t>:</w:t>
-      </w:r>
-      <w:r>
-        <w:rPr>
-          <w:lang w:val="en-US"/>
-        </w:rPr>
-        <w:br/>
-      </w:r>
-      <w:r>
-        <w:rPr>
-          <w:rStyle w:val="n"/>
-          <w:lang w:val="en-US"/>
-        </w:rPr>
-        <w:t>while</w:t>
-      </w:r>
-      <w:r>
-        <w:rPr>
-          <w:lang w:val="en-US"/>
-        </w:rPr>
-        <w:t xml:space="preserve"> </w:t>
-      </w:r>
-      <w:r>
-        <w:rPr>
-          <w:rStyle w:val="q"/>
-          <w:lang w:val="en-US"/>
-        </w:rPr>
-        <w:t>True</w:t>
-      </w:r>
-      <w:r>
-        <w:rPr>
-          <w:lang w:val="en-US"/>
-        </w:rPr>
-        <w:t>:</w:t>
-      </w:r>
-      <w:r>
-        <w:rPr>
-          <w:lang w:val="en-US"/>
-        </w:rPr>
-        <w:br/>
-      </w:r>
-      <w:r>
-        <w:rPr>
-          <w:rStyle w:val="n"/>
-          <w:lang w:val="en-US"/>
-        </w:rPr>
-        <w:t>try</w:t>
-      </w:r>
-      <w:r>
-        <w:rPr>
-          <w:lang w:val="en-US"/>
-        </w:rPr>
-        <w:t>:</w:t>
-      </w:r>
-      <w:r>
-        <w:rPr>
-          <w:lang w:val="en-US"/>
-        </w:rPr>
-        <w:br/>
-      </w:r>
-      <w:r>
-        <w:rPr>
-          <w:rStyle w:val="t"/>
-          <w:lang w:val="en-US"/>
-        </w:rPr>
-        <w:t>app</w:t>
-      </w:r>
-      <w:r>
-        <w:rPr>
-          <w:rStyle w:val="n"/>
-          <w:lang w:val="en-US"/>
-        </w:rPr>
-        <w:t>.</w:t>
-      </w:r>
-      <w:r>
-        <w:rPr>
-          <w:lang w:val="en-US"/>
-        </w:rPr>
-        <w:t>run(</w:t>
-      </w:r>
-      <w:r>
-        <w:rPr>
-          <w:rStyle w:val="t"/>
-          <w:lang w:val="en-US"/>
-        </w:rPr>
-        <w:t>host</w:t>
-      </w:r>
-      <w:r>
-        <w:rPr>
-          <w:rStyle w:val="n"/>
-          <w:lang w:val="en-US"/>
-        </w:rPr>
-        <w:t>=</w:t>
-      </w:r>
-      <w:r>
-        <w:rPr>
-          <w:rStyle w:val="r"/>
-          <w:lang w:val="en-US"/>
-        </w:rPr>
-        <w:t>"127.0.0.1"</w:t>
-      </w:r>
-      <w:r>
-        <w:rPr>
-          <w:lang w:val="en-US"/>
-        </w:rPr>
-        <w:t xml:space="preserve">, </w:t>
-      </w:r>
-      <w:r>
-        <w:rPr>
-          <w:rStyle w:val="t"/>
-          <w:lang w:val="en-US"/>
-        </w:rPr>
-        <w:t>port</w:t>
-      </w:r>
-      <w:r>
-        <w:rPr>
-          <w:rStyle w:val="n"/>
-          <w:lang w:val="en-US"/>
-        </w:rPr>
-        <w:t>=</w:t>
-      </w:r>
-      <w:r>
-        <w:rPr>
-          <w:rStyle w:val="t"/>
-          <w:lang w:val="en-US"/>
-        </w:rPr>
-        <w:t>port</w:t>
-      </w:r>
-      <w:r>
-        <w:rPr>
-          <w:lang w:val="en-US"/>
-        </w:rPr>
-        <w:t xml:space="preserve">, </w:t>
-      </w:r>
-      <w:r>
-        <w:rPr>
-          <w:rStyle w:val="t"/>
-          <w:lang w:val="en-US"/>
-        </w:rPr>
-        <w:t>debug</w:t>
-      </w:r>
-      <w:r>
-        <w:rPr>
-          <w:rStyle w:val="n"/>
-          <w:lang w:val="en-US"/>
-        </w:rPr>
-        <w:t>=</w:t>
-      </w:r>
-      <w:r>
-        <w:rPr>
-          <w:rStyle w:val="q"/>
-          <w:lang w:val="en-US"/>
-        </w:rPr>
-        <w:t>False</w:t>
-      </w:r>
-      <w:r>
-        <w:rPr>
-          <w:lang w:val="en-US"/>
-        </w:rPr>
-        <w:t>)</w:t>
-      </w:r>
-      <w:r>
-        <w:rPr>
-          <w:lang w:val="en-US"/>
-        </w:rPr>
-        <w:br/>
-      </w:r>
-      <w:r>
-        <w:rPr>
-          <w:rStyle w:val="n"/>
-          <w:lang w:val="en-US"/>
-        </w:rPr>
-        <w:t>break</w:t>
-      </w:r>
-      <w:r>
-        <w:rPr>
-          <w:lang w:val="en-US"/>
-        </w:rPr>
-        <w:br/>
-      </w:r>
-      <w:r>
-        <w:rPr>
-          <w:rStyle w:val="n"/>
-          <w:lang w:val="en-US"/>
-        </w:rPr>
-        <w:t>except</w:t>
-      </w:r>
-      <w:r>
-        <w:rPr>
-          <w:lang w:val="en-US"/>
-        </w:rPr>
-        <w:t xml:space="preserve"> </w:t>
-      </w:r>
-      <w:r>
-        <w:rPr>
-          <w:rStyle w:val="t"/>
-          <w:lang w:val="en-US"/>
-        </w:rPr>
-        <w:t>OSError</w:t>
-      </w:r>
-      <w:r>
-        <w:rPr>
-          <w:lang w:val="en-US"/>
-        </w:rPr>
-        <w:t>:</w:t>
-      </w:r>
-      <w:r>
-        <w:rPr>
-          <w:lang w:val="en-US"/>
-        </w:rPr>
-        <w:br/>
-      </w:r>
-      <w:r>
-        <w:rPr>
-          <w:rStyle w:val="t"/>
-          <w:lang w:val="en-US"/>
-        </w:rPr>
-        <w:t>free_port</w:t>
-      </w:r>
-      <w:r>
-        <w:rPr>
-          <w:lang w:val="en-US"/>
-        </w:rPr>
-        <w:t>(</w:t>
-      </w:r>
-      <w:r>
-        <w:rPr>
-          <w:rStyle w:val="t"/>
-          <w:lang w:val="en-US"/>
-        </w:rPr>
-        <w:t>port</w:t>
-      </w:r>
-      <w:r>
-        <w:rPr>
-          <w:lang w:val="en-US"/>
-        </w:rPr>
-        <w:t>)</w:t>
-      </w:r>
-      <w:r>
-        <w:rPr>
-          <w:lang w:val="en-US"/>
-        </w:rPr>
-        <w:br/>
-      </w:r>
-      <w:r>
-        <w:rPr>
-          <w:rStyle w:val="t"/>
-          <w:lang w:val="en-US"/>
-        </w:rPr>
-        <w:t>time</w:t>
-      </w:r>
-      <w:r>
-        <w:rPr>
-          <w:rStyle w:val="n"/>
-          <w:lang w:val="en-US"/>
-        </w:rPr>
-        <w:t>.</w:t>
-      </w:r>
-      <w:r>
-        <w:rPr>
-          <w:lang w:val="en-US"/>
-        </w:rPr>
-        <w:t>sleep(</w:t>
-      </w:r>
-      <w:r>
-        <w:rPr>
-          <w:rStyle w:val="q"/>
-          <w:lang w:val="en-US"/>
-        </w:rPr>
-        <w:t>0.5</w:t>
-      </w:r>
-      <w:r>
-        <w:rPr>
-          <w:lang w:val="en-US"/>
-        </w:rPr>
-        <w:t>)</w:t>
-      </w:r>
-    </w:p>
-    <w:p>
-      <w:pPr>
-        <w:pStyle w:val="a3"/>
-        <w:shd w:val="clear" w:color="auto" w:fill="FFFFFF"/>
-        <w:spacing w:before="0" w:beforeAutospacing="0" w:after="0" w:afterAutospacing="0"/>
-        <w:rPr>
-          <w:lang w:val="en-US"/>
-        </w:rPr>
-      </w:pPr>
-    </w:p>
-    <w:p>
-      <w:pPr>
-        <w:pStyle w:val="a3"/>
-        <w:shd w:val="clear" w:color="auto" w:fill="FFFFFF"/>
-        <w:spacing w:before="0" w:beforeAutospacing="0" w:after="0" w:afterAutospacing="0"/>
-      </w:pPr>
-      <w:r>
-        <w:rPr>
-          <w:color w:val="000000"/>
-        </w:rPr>
-        <w:t>Задача 2. Удалённое исполнение кода</w:t>
-      </w:r>
-    </w:p>
-    <w:p>
-      <w:pPr>
-        <w:pStyle w:val="a3"/>
-        <w:shd w:val="clear" w:color="auto" w:fill="FFFFFF"/>
-        <w:spacing w:before="0" w:beforeAutospacing="0" w:after="0" w:afterAutospacing="0"/>
-      </w:pPr>
-      <w:r>
-        <w:rPr>
-          <w:color w:val="000000"/>
-        </w:rPr>
-        <w:t>Что нужно сделать</w:t>
-      </w:r>
-    </w:p>
-    <w:p>
-      <w:pPr>
-        <w:pStyle w:val="a3"/>
-        <w:shd w:val="clear" w:color="auto" w:fill="FFFFFF"/>
-        <w:spacing w:before="0" w:beforeAutospacing="0" w:after="0" w:afterAutospacing="0"/>
-      </w:pPr>
-      <w:r>
-        <w:rPr>
-          <w:color w:val="000000"/>
-        </w:rPr>
-        <w:t>Напишите endpoint, который принимает на вход код на Python (строка) и тайм-аут в секундах (положительное число не больше 30). Пользователю возвращается результат работы программы, а если время, отведённое на выполнение кода, истекло, то процесс завершается, после чего отправляется сообщение о том, что исполнение кода не уложилось в данное время.</w:t>
-      </w:r>
-    </w:p>
-    <w:p>
-      <w:pPr>
-        <w:pStyle w:val="a3"/>
-        <w:shd w:val="clear" w:color="auto" w:fill="FFFFFF"/>
-        <w:spacing w:before="0" w:beforeAutospacing="0" w:after="0" w:afterAutospacing="0"/>
-      </w:pPr>
-      <w:r>
-        <w:rPr>
-          <w:color w:val="000000"/>
-        </w:rPr>
-        <w:t>Тесты к заданию обязательны.</w:t>
-      </w:r>
-    </w:p>
-    <w:p>
-      <w:pPr>
-        <w:pStyle w:val="a3"/>
-        <w:shd w:val="clear" w:color="auto" w:fill="FFFFFF"/>
-        <w:spacing w:before="0" w:beforeAutospacing="0" w:after="0" w:afterAutospacing="0"/>
-      </w:pPr>
-      <w:r>
-        <w:rPr>
-          <w:color w:val="000000"/>
-        </w:rPr>
-        <w:lastRenderedPageBreak/>
+        <w:spacing w:before="0" w:beforeAutospacing="0" w:after="180" w:afterAutospacing="0"/>
+      </w:pPr>
+      <w:r>
         <w:drawing>
-          <wp:inline distT="0" distB="0" distL="0" distR="0" wp14:anchorId="0B35E8C0" wp14:editId="1E7F679E">
-            <wp:extent cx="5940425" cy="7374890"/>
+          <wp:inline distT="0" distB="0" distL="0" distR="0" wp14:anchorId="16130395" wp14:editId="0AB2C6EB">
+            <wp:extent cx="5940425" cy="1055370"/>
             <wp:effectExtent l="0" t="0" r="3175" b="0"/>
             <wp:docPr id="1" name="Рисунок 1"/>
+            <wp:cNvGraphicFramePr>
+              <a:graphicFrameLocks xmlns:a="http://schemas.openxmlformats.org/drawingml/2006/main" noChangeAspect="1"/>
+            </wp:cNvGraphicFramePr>
+            <a:graphic xmlns:a="http://schemas.openxmlformats.org/drawingml/2006/main">
+              <a:graphicData uri="http://schemas.openxmlformats.org/drawingml/2006/picture">
+                <pic:pic xmlns:pic="http://schemas.openxmlformats.org/drawingml/2006/picture">
+                  <pic:nvPicPr>
+                    <pic:cNvPr id="1" name=""/>
+                    <pic:cNvPicPr/>
+                  </pic:nvPicPr>
+                  <pic:blipFill>
+                    <a:blip r:embed="rId5"/>
+                    <a:stretch>
+                      <a:fillRect/>
+                    </a:stretch>
+                  </pic:blipFill>
+                  <pic:spPr>
+                    <a:xfrm>
+                      <a:off x="0" y="0"/>
+                      <a:ext cx="5940425" cy="1055370"/>
+                    </a:xfrm>
+                    <a:prstGeom prst="rect">
+                      <a:avLst/>
+                    </a:prstGeom>
+                  </pic:spPr>
+                </pic:pic>
+              </a:graphicData>
+            </a:graphic>
+          </wp:inline>
+        </w:drawing>
+      </w:r>
+    </w:p>
+    <w:p/>
+    <w:p/>
+    <w:p/>
+    <w:p/>
+    <w:p/>
+    <w:p/>
+    <w:p>
+      <w:pPr>
+        <w:pStyle w:val="a3"/>
+        <w:spacing w:before="0" w:beforeAutospacing="0" w:after="280" w:afterAutospacing="0"/>
+      </w:pPr>
+      <w:r>
+        <w:rPr>
+          <w:color w:val="000000"/>
+        </w:rPr>
+        <w:lastRenderedPageBreak/>
+        <w:t>Задача 2. Конфигурация SSH-подключения</w:t>
+      </w:r>
+    </w:p>
+    <w:p>
+      <w:pPr>
+        <w:pStyle w:val="a3"/>
+        <w:spacing w:before="0" w:beforeAutospacing="0" w:after="280" w:afterAutospacing="0"/>
+      </w:pPr>
+      <w:r>
+        <w:rPr>
+          <w:color w:val="000000"/>
+        </w:rPr>
+        <w:t>Что нужно сделать</w:t>
+      </w:r>
+    </w:p>
+    <w:p>
+      <w:pPr>
+        <w:pStyle w:val="a3"/>
+        <w:spacing w:before="0" w:beforeAutospacing="0" w:after="180" w:afterAutospacing="0"/>
+      </w:pPr>
+      <w:r>
+        <w:rPr>
+          <w:color w:val="000000"/>
+        </w:rPr>
+        <w:t xml:space="preserve">Довольно неудобно каждый раз добавлять путь к ключу при подключении к серверу. Да и указывать его в </w:t>
+      </w:r>
+      <w:proofErr w:type="spellStart"/>
+      <w:r>
+        <w:rPr>
+          <w:color w:val="000000"/>
+        </w:rPr>
+        <w:t>rsync</w:t>
+      </w:r>
+      <w:proofErr w:type="spellEnd"/>
+      <w:r>
+        <w:rPr>
+          <w:color w:val="000000"/>
+        </w:rPr>
+        <w:t xml:space="preserve"> тоже немного неприятно.</w:t>
+      </w:r>
+    </w:p>
+    <w:p>
+      <w:pPr>
+        <w:spacing w:after="240"/>
+      </w:pPr>
+      <w:r>
+        <w:rPr>
+          <w:color w:val="000000"/>
+        </w:rPr>
+        <w:drawing>
+          <wp:inline distT="0" distB="0" distL="0" distR="0" wp14:anchorId="22F4D6F2" wp14:editId="2B79E024">
+            <wp:extent cx="5940425" cy="1341120"/>
+            <wp:effectExtent l="0" t="0" r="3175" b="0"/>
+            <wp:docPr id="2" name="Рисунок 2"/>
             <wp:cNvGraphicFramePr>
               <a:graphicFrameLocks xmlns:a="http://schemas.openxmlformats.org/drawingml/2006/main" noChangeAspect="1"/>
             </wp:cNvGraphicFramePr>
@@ -2555,7 +1272,7 @@
                   <pic:spPr>
                     <a:xfrm>
                       <a:off x="0" y="0"/>
-                      <a:ext cx="5940425" cy="7374890"/>
+                      <a:ext cx="5940425" cy="1341120"/>
                     </a:xfrm>
                     <a:prstGeom prst="rect">
                       <a:avLst/>
@@ -2571,44 +1288,95 @@
     <w:p>
       <w:pPr>
         <w:pStyle w:val="a3"/>
-        <w:shd w:val="clear" w:color="auto" w:fill="FFFFFF"/>
-        <w:spacing w:before="0" w:beforeAutospacing="0" w:after="0" w:afterAutospacing="0"/>
-      </w:pPr>
-      <w:r>
-        <w:t xml:space="preserve">Создали </w:t>
-      </w:r>
-      <w:r>
-        <w:rPr>
-          <w:lang w:val="en-US"/>
-        </w:rPr>
-        <w:t>app</w:t>
-      </w:r>
-      <w:r>
+        <w:spacing w:before="0" w:beforeAutospacing="0" w:after="280" w:afterAutospacing="0"/>
+      </w:pPr>
+      <w:r>
+        <w:rPr>
+          <w:color w:val="000000"/>
+        </w:rPr>
+        <w:t>Задача 3. Деплой сайта</w:t>
+      </w:r>
+    </w:p>
+    <w:p>
+      <w:pPr>
+        <w:pStyle w:val="a3"/>
+        <w:spacing w:before="0" w:beforeAutospacing="0" w:after="280" w:afterAutospacing="0"/>
+      </w:pPr>
+      <w:r>
+        <w:rPr>
+          <w:color w:val="000000"/>
+        </w:rPr>
+        <w:t>Что нужно сделать</w:t>
+      </w:r>
+    </w:p>
+    <w:p>
+      <w:pPr>
+        <w:pStyle w:val="a3"/>
+        <w:spacing w:before="0" w:beforeAutospacing="0" w:after="180" w:afterAutospacing="0"/>
+      </w:pPr>
+      <w:r>
+        <w:rPr>
+          <w:color w:val="000000"/>
+        </w:rPr>
+        <w:t xml:space="preserve">Запускать сайт на </w:t>
+      </w:r>
+      <w:proofErr w:type="spellStart"/>
+      <w:r>
+        <w:rPr>
+          <w:color w:val="000000"/>
+        </w:rPr>
+        <w:t>localhost</w:t>
+      </w:r>
+      <w:proofErr w:type="spellEnd"/>
+      <w:r>
+        <w:rPr>
+          <w:color w:val="000000"/>
+        </w:rPr>
+        <w:t>, конечно, интересно, но ещё лучше, когда этот сайт может увидеть каждый, подключившись к нему удалённо через браузер.</w:t>
+      </w:r>
+    </w:p>
+    <w:p>
+      <w:pPr>
+        <w:pStyle w:val="a3"/>
+        <w:spacing w:before="0" w:beforeAutospacing="0" w:after="180" w:afterAutospacing="0"/>
+        <w:rPr>
+          <w:color w:val="000000"/>
+        </w:rPr>
+      </w:pPr>
+      <w:r>
+        <w:rPr>
+          <w:color w:val="000000"/>
+        </w:rPr>
+        <w:t>Сделайте деплой сайта, который находится в материалах к занятию в папке </w:t>
+      </w:r>
+      <w:proofErr w:type="spellStart"/>
+      <w:r>
+        <w:rPr>
+          <w:i/>
+          <w:iCs/>
+          <w:color w:val="000000"/>
+        </w:rPr>
+        <w:t>new_year_application</w:t>
+      </w:r>
+      <w:proofErr w:type="spellEnd"/>
+      <w:r>
+        <w:rPr>
+          <w:color w:val="000000"/>
+        </w:rPr>
         <w:t>.</w:t>
       </w:r>
-      <w:r>
-        <w:rPr>
-          <w:lang w:val="en-US"/>
-        </w:rPr>
-        <w:t>py</w:t>
-      </w:r>
-      <w:r>
-        <w:t>. Далее создаем тесты</w:t>
-      </w:r>
     </w:p>
     <w:p>
       <w:pPr>
         <w:pStyle w:val="a3"/>
-        <w:shd w:val="clear" w:color="auto" w:fill="FFFFFF"/>
-        <w:spacing w:before="0" w:beforeAutospacing="0" w:after="0" w:afterAutospacing="0"/>
-      </w:pPr>
-      <w:r>
-        <w:lastRenderedPageBreak/>
+        <w:spacing w:before="0" w:beforeAutospacing="0" w:after="180" w:afterAutospacing="0"/>
+      </w:pPr>
+      <w:r>
         <w:drawing>
-          <wp:inline distT="0" distB="0" distL="0" distR="0" wp14:anchorId="59F1B609" wp14:editId="3A182EC5">
-            <wp:extent cx="5940425" cy="7305040"/>
-            <wp:effectExtent l="0" t="0" r="3175" b="0"/>
-            <wp:docPr id="12" name="Рисунок 12"/>
+          <wp:inline distT="0" distB="0" distL="0" distR="0" wp14:anchorId="17A4FE33" wp14:editId="3984677C">
+            <wp:extent cx="5940425" cy="2072005"/>
+            <wp:effectExtent l="0" t="0" r="3175" b="4445"/>
+            <wp:docPr id="3" name="Рисунок 3"/>
             <wp:cNvGraphicFramePr>
               <a:graphicFrameLocks xmlns:a="http://schemas.openxmlformats.org/drawingml/2006/main" noChangeAspect="1"/>
             </wp:cNvGraphicFramePr>
@@ -2628,7 +1396,7 @@
                   <pic:spPr>
                     <a:xfrm>
                       <a:off x="0" y="0"/>
-                      <a:ext cx="5940425" cy="7305040"/>
+                      <a:ext cx="5940425" cy="2072005"/>
                     </a:xfrm>
                     <a:prstGeom prst="rect">
                       <a:avLst/>
@@ -2644,25 +1412,14 @@
     <w:p>
       <w:pPr>
         <w:pStyle w:val="a3"/>
-        <w:shd w:val="clear" w:color="auto" w:fill="FFFFFF"/>
-        <w:spacing w:before="0" w:beforeAutospacing="0" w:after="0" w:afterAutospacing="0"/>
-      </w:pPr>
-      <w:r>
-        <w:t>Проверяем</w:t>
-      </w:r>
-    </w:p>
-    <w:p>
-      <w:pPr>
-        <w:pStyle w:val="a3"/>
-        <w:shd w:val="clear" w:color="auto" w:fill="FFFFFF"/>
-        <w:spacing w:before="0" w:beforeAutospacing="0" w:after="0" w:afterAutospacing="0"/>
+        <w:spacing w:before="0" w:beforeAutospacing="0" w:after="180" w:afterAutospacing="0"/>
       </w:pPr>
       <w:r>
         <w:drawing>
-          <wp:inline distT="0" distB="0" distL="0" distR="0" wp14:anchorId="6A9DA011" wp14:editId="2BF820AF">
-            <wp:extent cx="5940425" cy="1256665"/>
-            <wp:effectExtent l="0" t="0" r="3175" b="635"/>
-            <wp:docPr id="13" name="Рисунок 13"/>
+          <wp:inline distT="0" distB="0" distL="0" distR="0" wp14:anchorId="06905913" wp14:editId="1BF086DE">
+            <wp:extent cx="5940425" cy="1443355"/>
+            <wp:effectExtent l="0" t="0" r="3175" b="4445"/>
+            <wp:docPr id="4" name="Рисунок 4"/>
             <wp:cNvGraphicFramePr>
               <a:graphicFrameLocks xmlns:a="http://schemas.openxmlformats.org/drawingml/2006/main" noChangeAspect="1"/>
             </wp:cNvGraphicFramePr>
@@ -2682,7 +1439,7 @@
                   <pic:spPr>
                     <a:xfrm>
                       <a:off x="0" y="0"/>
-                      <a:ext cx="5940425" cy="1256665"/>
+                      <a:ext cx="5940425" cy="1443355"/>
                     </a:xfrm>
                     <a:prstGeom prst="rect">
                       <a:avLst/>
@@ -2695,154 +1452,399 @@
         </w:drawing>
       </w:r>
     </w:p>
+    <w:p/>
+    <w:p/>
+    <w:p/>
+    <w:p/>
+    <w:p/>
+    <w:p/>
     <w:p>
       <w:pPr>
         <w:pStyle w:val="a3"/>
-        <w:shd w:val="clear" w:color="auto" w:fill="FFFFFF"/>
+        <w:spacing w:before="0" w:beforeAutospacing="0" w:after="280" w:afterAutospacing="0"/>
+      </w:pPr>
+      <w:r>
+        <w:rPr>
+          <w:color w:val="000000"/>
+        </w:rPr>
+        <w:lastRenderedPageBreak/>
+        <w:t xml:space="preserve">Задача 4. </w:t>
+      </w:r>
+      <w:proofErr w:type="spellStart"/>
+      <w:r>
+        <w:rPr>
+          <w:color w:val="000000"/>
+        </w:rPr>
+        <w:t>Let</w:t>
+      </w:r>
+      <w:proofErr w:type="spellEnd"/>
+      <w:r>
+        <w:rPr>
+          <w:color w:val="000000"/>
+        </w:rPr>
+        <w:t xml:space="preserve"> </w:t>
+      </w:r>
+      <w:proofErr w:type="spellStart"/>
+      <w:r>
+        <w:rPr>
+          <w:color w:val="000000"/>
+        </w:rPr>
+        <w:t>it</w:t>
+      </w:r>
+      <w:proofErr w:type="spellEnd"/>
+      <w:r>
+        <w:rPr>
+          <w:color w:val="000000"/>
+        </w:rPr>
+        <w:t xml:space="preserve"> </w:t>
+      </w:r>
+      <w:proofErr w:type="spellStart"/>
+      <w:r>
+        <w:rPr>
+          <w:color w:val="000000"/>
+        </w:rPr>
+        <w:t>snow</w:t>
+      </w:r>
+      <w:proofErr w:type="spellEnd"/>
+      <w:r>
+        <w:rPr>
+          <w:color w:val="000000"/>
+        </w:rPr>
+        <w:t>!</w:t>
+      </w:r>
+    </w:p>
+    <w:p>
+      <w:pPr>
+        <w:pStyle w:val="a3"/>
+        <w:spacing w:before="0" w:beforeAutospacing="0" w:after="280" w:afterAutospacing="0"/>
+      </w:pPr>
+      <w:r>
+        <w:rPr>
+          <w:color w:val="000000"/>
+        </w:rPr>
+        <w:t>Что нужно сделать</w:t>
+      </w:r>
+    </w:p>
+    <w:p>
+      <w:pPr>
+        <w:pStyle w:val="a3"/>
+        <w:spacing w:before="0" w:beforeAutospacing="0" w:after="180" w:afterAutospacing="0"/>
+      </w:pPr>
+      <w:r>
+        <w:rPr>
+          <w:color w:val="000000"/>
+        </w:rPr>
+        <w:t xml:space="preserve">Мы успешно </w:t>
+      </w:r>
+      <w:proofErr w:type="spellStart"/>
+      <w:r>
+        <w:rPr>
+          <w:color w:val="000000"/>
+        </w:rPr>
+        <w:t>задеплоили</w:t>
+      </w:r>
+      <w:proofErr w:type="spellEnd"/>
+      <w:r>
+        <w:rPr>
+          <w:color w:val="000000"/>
+        </w:rPr>
+        <w:t xml:space="preserve"> сайт, который показывает количество дней до Нового года. Давайте сделаем его красивее!</w:t>
+      </w:r>
+    </w:p>
+    <w:p>
+      <w:pPr>
+        <w:pStyle w:val="a3"/>
+        <w:spacing w:before="0" w:beforeAutospacing="0" w:after="180" w:afterAutospacing="0"/>
+      </w:pPr>
+      <w:r>
+        <w:rPr>
+          <w:color w:val="000000"/>
+        </w:rPr>
+        <w:t>Добавьте на сайт снежинки, падающие сверху страницы, которые реализованы </w:t>
+      </w:r>
+      <w:hyperlink r:id="rId9" w:history="1">
+        <w:r>
+          <w:rPr>
+            <w:rStyle w:val="a4"/>
+          </w:rPr>
+          <w:t>в этой библиотеке</w:t>
+        </w:r>
+      </w:hyperlink>
+      <w:r>
+        <w:rPr>
+          <w:color w:val="000000"/>
+        </w:rPr>
+        <w:t> .</w:t>
+      </w:r>
+    </w:p>
+    <w:p>
+      <w:pPr>
+        <w:pStyle w:val="a3"/>
+        <w:spacing w:before="0" w:beforeAutospacing="0" w:after="180" w:afterAutospacing="0"/>
+      </w:pPr>
+      <w:r>
+        <w:rPr>
+          <w:color w:val="000000"/>
+        </w:rPr>
+        <w:t>Инструкция:</w:t>
+      </w:r>
+    </w:p>
+    <w:p>
+      <w:pPr>
+        <w:pStyle w:val="a3"/>
+        <w:numPr>
+          <w:ilvl w:val="0"/>
+          <w:numId w:val="25"/>
+        </w:numPr>
+        <w:spacing w:before="280" w:beforeAutospacing="0" w:after="0" w:afterAutospacing="0"/>
+        <w:textAlignment w:val="baseline"/>
+        <w:rPr>
+          <w:color w:val="000000"/>
+        </w:rPr>
+      </w:pPr>
+      <w:r>
+        <w:rPr>
+          <w:color w:val="000000"/>
+        </w:rPr>
+        <w:t>Скачайте в локальную папку /</w:t>
+      </w:r>
+      <w:proofErr w:type="spellStart"/>
+      <w:r>
+        <w:rPr>
+          <w:color w:val="000000"/>
+        </w:rPr>
+        <w:t>js</w:t>
+      </w:r>
+      <w:proofErr w:type="spellEnd"/>
+      <w:r>
+        <w:rPr>
+          <w:color w:val="000000"/>
+        </w:rPr>
+        <w:t>/ скрипт со снежинками snowstorm.js.</w:t>
+      </w:r>
+    </w:p>
+    <w:p>
+      <w:pPr>
+        <w:pStyle w:val="a3"/>
+        <w:numPr>
+          <w:ilvl w:val="0"/>
+          <w:numId w:val="25"/>
+        </w:numPr>
+        <w:spacing w:before="0" w:beforeAutospacing="0" w:after="280" w:afterAutospacing="0"/>
+        <w:textAlignment w:val="baseline"/>
+        <w:rPr>
+          <w:color w:val="000000"/>
+        </w:rPr>
+      </w:pPr>
+      <w:r>
+        <w:rPr>
+          <w:color w:val="000000"/>
+        </w:rPr>
+        <w:t>Подключите этот файл в </w:t>
+      </w:r>
+      <w:r>
+        <w:rPr>
+          <w:color w:val="000000"/>
+          <w:sz w:val="20"/>
+          <w:szCs w:val="20"/>
+        </w:rPr>
+        <w:t>index.html</w:t>
+      </w:r>
+      <w:r>
+        <w:rPr>
+          <w:color w:val="000000"/>
+        </w:rPr>
+        <w:t>, указав сразу после </w:t>
+      </w:r>
+      <w:r>
+        <w:rPr>
+          <w:color w:val="000000"/>
+          <w:sz w:val="20"/>
+          <w:szCs w:val="20"/>
+        </w:rPr>
+        <w:t>&lt;!--</w:t>
+      </w:r>
+      <w:proofErr w:type="spellStart"/>
+      <w:r>
+        <w:rPr>
+          <w:color w:val="000000"/>
+          <w:sz w:val="20"/>
+          <w:szCs w:val="20"/>
+        </w:rPr>
+        <w:t>Scripts</w:t>
+      </w:r>
+      <w:proofErr w:type="spellEnd"/>
+      <w:r>
+        <w:rPr>
+          <w:color w:val="000000"/>
+          <w:sz w:val="20"/>
+          <w:szCs w:val="20"/>
+        </w:rPr>
+        <w:t>–&gt;</w:t>
+      </w:r>
+      <w:r>
+        <w:rPr>
+          <w:color w:val="000000"/>
+        </w:rPr>
+        <w:t> новый JS-файл:</w:t>
+      </w:r>
+    </w:p>
+    <w:p>
+      <w:pPr>
+        <w:pStyle w:val="a3"/>
         <w:spacing w:before="0" w:beforeAutospacing="0" w:after="0" w:afterAutospacing="0"/>
-      </w:pPr>
+        <w:ind w:left="720"/>
+        <w:rPr>
+          <w:lang w:val="en-US"/>
+        </w:rPr>
+      </w:pPr>
+      <w:r>
+        <w:rPr>
+          <w:color w:val="000000"/>
+          <w:sz w:val="20"/>
+          <w:szCs w:val="20"/>
+          <w:lang w:val="en-US"/>
+        </w:rPr>
+        <w:t>&lt;script type="text/</w:t>
+      </w:r>
+      <w:proofErr w:type="spellStart"/>
+      <w:r>
+        <w:rPr>
+          <w:color w:val="000000"/>
+          <w:sz w:val="20"/>
+          <w:szCs w:val="20"/>
+          <w:lang w:val="en-US"/>
+        </w:rPr>
+        <w:t>javascript</w:t>
+      </w:r>
+      <w:proofErr w:type="spellEnd"/>
+      <w:r>
+        <w:rPr>
+          <w:color w:val="000000"/>
+          <w:sz w:val="20"/>
+          <w:szCs w:val="20"/>
+          <w:lang w:val="en-US"/>
+        </w:rPr>
+        <w:t xml:space="preserve">" </w:t>
+      </w:r>
+      <w:proofErr w:type="spellStart"/>
+      <w:r>
+        <w:rPr>
+          <w:color w:val="000000"/>
+          <w:sz w:val="20"/>
+          <w:szCs w:val="20"/>
+          <w:lang w:val="en-US"/>
+        </w:rPr>
+        <w:t>src</w:t>
+      </w:r>
+      <w:proofErr w:type="spellEnd"/>
+      <w:r>
+        <w:rPr>
+          <w:color w:val="000000"/>
+          <w:sz w:val="20"/>
+          <w:szCs w:val="20"/>
+          <w:lang w:val="en-US"/>
+        </w:rPr>
+        <w:t>="/</w:t>
+      </w:r>
+      <w:proofErr w:type="spellStart"/>
+      <w:r>
+        <w:rPr>
+          <w:color w:val="000000"/>
+          <w:sz w:val="20"/>
+          <w:szCs w:val="20"/>
+          <w:lang w:val="en-US"/>
+        </w:rPr>
+        <w:t>js</w:t>
+      </w:r>
+      <w:proofErr w:type="spellEnd"/>
+      <w:r>
+        <w:rPr>
+          <w:color w:val="000000"/>
+          <w:sz w:val="20"/>
+          <w:szCs w:val="20"/>
+          <w:lang w:val="en-US"/>
+        </w:rPr>
+        <w:t>/snowstorm.js"&gt;&lt;/script&gt;</w:t>
+      </w:r>
     </w:p>
     <w:p>
       <w:pPr>
         <w:pStyle w:val="a3"/>
-        <w:shd w:val="clear" w:color="auto" w:fill="FFFFFF"/>
-        <w:spacing w:before="0" w:beforeAutospacing="0" w:after="0" w:afterAutospacing="0"/>
-        <w:rPr>
-          <w:lang w:val="en-US"/>
-        </w:rPr>
-      </w:pPr>
+        <w:numPr>
+          <w:ilvl w:val="0"/>
+          <w:numId w:val="26"/>
+        </w:numPr>
+        <w:spacing w:before="280" w:beforeAutospacing="0" w:after="0" w:afterAutospacing="0"/>
+        <w:textAlignment w:val="baseline"/>
+        <w:rPr>
+          <w:color w:val="000000"/>
+        </w:rPr>
+      </w:pPr>
+      <w:r>
+        <w:rPr>
+          <w:color w:val="000000"/>
+        </w:rPr>
+        <w:t>Убедитесь, что на локальном сайте появились снежинки.</w:t>
+      </w:r>
     </w:p>
     <w:p>
       <w:pPr>
         <w:pStyle w:val="a3"/>
-        <w:shd w:val="clear" w:color="auto" w:fill="FFFFFF"/>
-        <w:spacing w:before="0" w:beforeAutospacing="0" w:after="0" w:afterAutospacing="0"/>
-      </w:pPr>
-      <w:r>
-        <w:rPr>
-          <w:color w:val="000000"/>
-        </w:rPr>
-        <w:lastRenderedPageBreak/>
-        <w:t>Задача 3. Заглушка исключений</w:t>
+        <w:numPr>
+          <w:ilvl w:val="0"/>
+          <w:numId w:val="27"/>
+        </w:numPr>
+        <w:spacing w:before="0" w:beforeAutospacing="0" w:after="280" w:afterAutospacing="0"/>
+        <w:textAlignment w:val="baseline"/>
+        <w:rPr>
+          <w:color w:val="000000"/>
+        </w:rPr>
+      </w:pPr>
+      <w:proofErr w:type="spellStart"/>
+      <w:r>
+        <w:rPr>
+          <w:color w:val="000000"/>
+        </w:rPr>
+        <w:t>Задеплойте</w:t>
+      </w:r>
+      <w:proofErr w:type="spellEnd"/>
+      <w:r>
+        <w:rPr>
+          <w:color w:val="000000"/>
+        </w:rPr>
+        <w:t xml:space="preserve"> сайт на удалённый сервер. Убедитесь, что всё работает.</w:t>
       </w:r>
     </w:p>
     <w:p>
       <w:pPr>
         <w:pStyle w:val="a3"/>
-        <w:shd w:val="clear" w:color="auto" w:fill="FFFFFF"/>
-        <w:spacing w:before="0" w:beforeAutospacing="0" w:after="0" w:afterAutospacing="0"/>
-      </w:pPr>
-      <w:r>
-        <w:rPr>
-          <w:color w:val="000000"/>
-        </w:rPr>
-        <w:t>Что нужно сделать</w:t>
+        <w:spacing w:before="0" w:beforeAutospacing="0" w:after="180" w:afterAutospacing="0"/>
+        <w:rPr>
+          <w:color w:val="000000"/>
+        </w:rPr>
+      </w:pPr>
+      <w:r>
+        <w:rPr>
+          <w:color w:val="000000"/>
+        </w:rPr>
+        <w:t>В качестве решения приложите скриншот с работающим удалённым сайтом.</w:t>
       </w:r>
     </w:p>
     <w:p>
       <w:pPr>
         <w:pStyle w:val="a3"/>
-        <w:shd w:val="clear" w:color="auto" w:fill="FFFFFF"/>
-        <w:spacing w:before="0" w:beforeAutospacing="0" w:after="0" w:afterAutospacing="0"/>
-      </w:pPr>
-      <w:r>
-        <w:rPr>
-          <w:color w:val="000000"/>
-        </w:rPr>
-        <w:t>Реализуйте контекстный менеджер, который будет игнорировать переданные типы исключений, возникающие внутри блока with. Если выкидывается неожидаемый тип исключения, то он прокидывается выше.</w:t>
-      </w:r>
-    </w:p>
-    <w:p>
-      <w:pPr>
-        <w:pStyle w:val="a3"/>
-        <w:shd w:val="clear" w:color="auto" w:fill="FFFFFF"/>
-        <w:spacing w:before="0" w:beforeAutospacing="0" w:after="0" w:afterAutospacing="0"/>
+        <w:spacing w:before="0" w:beforeAutospacing="0" w:after="180" w:afterAutospacing="0"/>
       </w:pPr>
       <w:r>
         <w:rPr>
           <w:noProof/>
         </w:rPr>
         <w:drawing>
-          <wp:inline distT="0" distB="0" distL="0" distR="0" wp14:anchorId="32E0C095" wp14:editId="687B0B65">
-            <wp:extent cx="4632010" cy="4176979"/>
-            <wp:effectExtent l="0" t="0" r="0" b="0"/>
-            <wp:docPr id="14" name="Рисунок 14"/>
-            <wp:cNvGraphicFramePr>
-              <a:graphicFrameLocks xmlns:a="http://schemas.openxmlformats.org/drawingml/2006/main" noChangeAspect="1"/>
-            </wp:cNvGraphicFramePr>
-            <a:graphic xmlns:a="http://schemas.openxmlformats.org/drawingml/2006/main">
-              <a:graphicData uri="http://schemas.openxmlformats.org/drawingml/2006/picture">
-                <pic:pic xmlns:pic="http://schemas.openxmlformats.org/drawingml/2006/picture">
-                  <pic:nvPicPr>
-                    <pic:cNvPr id="1" name=""/>
-                    <pic:cNvPicPr/>
-                  </pic:nvPicPr>
-                  <pic:blipFill>
-                    <a:blip r:embed="rId9"/>
-                    <a:stretch>
-                      <a:fillRect/>
-                    </a:stretch>
-                  </pic:blipFill>
-                  <pic:spPr>
-                    <a:xfrm>
-                      <a:off x="0" y="0"/>
-                      <a:ext cx="4635692" cy="4180299"/>
-                    </a:xfrm>
-                    <a:prstGeom prst="rect">
-                      <a:avLst/>
-                    </a:prstGeom>
-                  </pic:spPr>
-                </pic:pic>
-              </a:graphicData>
-            </a:graphic>
-          </wp:inline>
-        </w:drawing>
-      </w:r>
-    </w:p>
-    <w:p>
-      <w:pPr>
-        <w:pStyle w:val="a3"/>
-        <w:shd w:val="clear" w:color="auto" w:fill="FFFFFF"/>
-        <w:spacing w:before="0" w:beforeAutospacing="0" w:after="0" w:afterAutospacing="0"/>
-      </w:pPr>
-    </w:p>
-    <w:p>
-      <w:pPr>
-        <w:pStyle w:val="a3"/>
-        <w:shd w:val="clear" w:color="auto" w:fill="FFFFFF"/>
-        <w:spacing w:before="0" w:beforeAutospacing="0" w:after="0" w:afterAutospacing="0"/>
-        <w:rPr>
-          <w:lang w:val="en-US"/>
-        </w:rPr>
-      </w:pPr>
-      <w:r>
-        <w:t>Тесты</w:t>
-      </w:r>
-      <w:r>
-        <w:rPr>
-          <w:lang w:val="en-US"/>
-        </w:rPr>
-        <w:t>:</w:t>
-      </w:r>
-    </w:p>
-    <w:p>
-      <w:pPr>
-        <w:pStyle w:val="a3"/>
-        <w:shd w:val="clear" w:color="auto" w:fill="FFFFFF"/>
-        <w:spacing w:before="0" w:beforeAutospacing="0" w:after="0" w:afterAutospacing="0"/>
-        <w:rPr>
-          <w:lang w:val="en-US"/>
-        </w:rPr>
-      </w:pPr>
-      <w:r>
-        <w:rPr>
-          <w:lang w:val="en-US"/>
-        </w:rPr>
-        <w:drawing>
-          <wp:inline distT="0" distB="0" distL="0" distR="0" wp14:anchorId="229A33B3" wp14:editId="73251473">
-            <wp:extent cx="3691775" cy="3379622"/>
-            <wp:effectExtent l="0" t="0" r="4445" b="0"/>
-            <wp:docPr id="16" name="Рисунок 16"/>
+          <wp:inline distT="0" distB="0" distL="0" distR="0" wp14:anchorId="5097D867" wp14:editId="0D903507">
+            <wp:extent cx="5940425" cy="3272790"/>
+            <wp:effectExtent l="0" t="0" r="3175" b="3810"/>
+            <wp:docPr id="5" name="Рисунок 5"/>
             <wp:cNvGraphicFramePr>
               <a:graphicFrameLocks xmlns:a="http://schemas.openxmlformats.org/drawingml/2006/main" noChangeAspect="1"/>
             </wp:cNvGraphicFramePr>
@@ -2862,7 +1864,7 @@
                   <pic:spPr>
                     <a:xfrm>
                       <a:off x="0" y="0"/>
-                      <a:ext cx="3696359" cy="3383818"/>
+                      <a:ext cx="5940425" cy="3272790"/>
                     </a:xfrm>
                     <a:prstGeom prst="rect">
                       <a:avLst/>
@@ -2878,46 +1880,15 @@
     <w:p>
       <w:pPr>
         <w:pStyle w:val="a3"/>
-        <w:shd w:val="clear" w:color="auto" w:fill="FFFFFF"/>
-        <w:spacing w:before="0" w:beforeAutospacing="0" w:after="0" w:afterAutospacing="0"/>
-        <w:rPr>
-          <w:lang w:val="en-US"/>
-        </w:rPr>
-      </w:pPr>
-    </w:p>
-    <w:p>
-      <w:pPr>
-        <w:pStyle w:val="a3"/>
-        <w:shd w:val="clear" w:color="auto" w:fill="FFFFFF"/>
-        <w:spacing w:before="0" w:beforeAutospacing="0" w:after="0" w:afterAutospacing="0"/>
-        <w:rPr>
-          <w:lang w:val="en-US"/>
-        </w:rPr>
-      </w:pPr>
-    </w:p>
-    <w:p>
-      <w:pPr>
-        <w:pStyle w:val="a3"/>
-        <w:shd w:val="clear" w:color="auto" w:fill="FFFFFF"/>
-        <w:spacing w:before="0" w:beforeAutospacing="0" w:after="0" w:afterAutospacing="0"/>
+        <w:spacing w:before="0" w:beforeAutospacing="0" w:after="180" w:afterAutospacing="0"/>
       </w:pPr>
       <w:r>
         <w:lastRenderedPageBreak/>
-        <w:t>Результат</w:t>
-      </w:r>
-    </w:p>
-    <w:p>
-      <w:pPr>
-        <w:pStyle w:val="a3"/>
-        <w:shd w:val="clear" w:color="auto" w:fill="FFFFFF"/>
-        <w:spacing w:before="0" w:beforeAutospacing="0" w:after="0" w:afterAutospacing="0"/>
-      </w:pPr>
-      <w:r>
         <w:drawing>
-          <wp:inline distT="0" distB="0" distL="0" distR="0" wp14:anchorId="53602F10" wp14:editId="30C4E79C">
-            <wp:extent cx="5940425" cy="1122045"/>
-            <wp:effectExtent l="0" t="0" r="3175" b="1905"/>
-            <wp:docPr id="17" name="Рисунок 17"/>
+          <wp:inline distT="0" distB="0" distL="0" distR="0" wp14:anchorId="1615AEA0" wp14:editId="7457AF10">
+            <wp:extent cx="5940425" cy="3869055"/>
+            <wp:effectExtent l="0" t="0" r="3175" b="0"/>
+            <wp:docPr id="6" name="Рисунок 6"/>
             <wp:cNvGraphicFramePr>
               <a:graphicFrameLocks xmlns:a="http://schemas.openxmlformats.org/drawingml/2006/main" noChangeAspect="1"/>
             </wp:cNvGraphicFramePr>
@@ -2937,7 +1908,7 @@
                   <pic:spPr>
                     <a:xfrm>
                       <a:off x="0" y="0"/>
-                      <a:ext cx="5940425" cy="1122045"/>
+                      <a:ext cx="5940425" cy="3869055"/>
                     </a:xfrm>
                     <a:prstGeom prst="rect">
                       <a:avLst/>
@@ -2950,254 +1921,13 @@
         </w:drawing>
       </w:r>
     </w:p>
+    <w:p/>
     <w:p>
       <w:pPr>
         <w:pStyle w:val="a3"/>
         <w:shd w:val="clear" w:color="auto" w:fill="FFFFFF"/>
         <w:spacing w:before="0" w:beforeAutospacing="0" w:after="0" w:afterAutospacing="0"/>
-        <w:rPr>
-          <w:lang w:val="en-US"/>
-        </w:rPr>
-      </w:pPr>
-    </w:p>
-    <w:p>
-      <w:pPr>
-        <w:pStyle w:val="a3"/>
-        <w:shd w:val="clear" w:color="auto" w:fill="FFFFFF"/>
-        <w:spacing w:before="0" w:beforeAutospacing="0" w:after="0" w:afterAutospacing="0"/>
-      </w:pPr>
-      <w:r>
-        <w:rPr>
-          <w:color w:val="000000"/>
-        </w:rPr>
-        <w:t>Задача 4. Перенаправление вывода</w:t>
-      </w:r>
-    </w:p>
-    <w:p>
-      <w:pPr>
-        <w:pStyle w:val="a3"/>
-        <w:shd w:val="clear" w:color="auto" w:fill="FFFFFF"/>
-        <w:spacing w:before="0" w:beforeAutospacing="0" w:after="0" w:afterAutospacing="0"/>
-      </w:pPr>
-      <w:r>
-        <w:rPr>
-          <w:color w:val="000000"/>
-        </w:rPr>
-        <w:t>Что нужно сделать</w:t>
-      </w:r>
-    </w:p>
-    <w:p>
-      <w:pPr>
-        <w:pStyle w:val="a3"/>
-        <w:shd w:val="clear" w:color="auto" w:fill="FFFFFF"/>
-        <w:spacing w:before="0" w:beforeAutospacing="0" w:after="0" w:afterAutospacing="0"/>
-      </w:pPr>
-      <w:r>
-        <w:rPr>
-          <w:color w:val="000000"/>
-        </w:rPr>
-        <w:t>Иногда возникает необходимость перенаправить вывод в нужное нам место внутри программы по ходу её выполнения. Реализуйте контекстный менеджер, который принимает два IO-объекта (например, открытые файлы) и перенаправляет туда стандартные потоки stdout и stderr. </w:t>
-      </w:r>
-    </w:p>
-    <w:p>
-      <w:pPr>
-        <w:pStyle w:val="a3"/>
-        <w:shd w:val="clear" w:color="auto" w:fill="FFFFFF"/>
-        <w:spacing w:before="0" w:beforeAutospacing="0" w:after="0" w:afterAutospacing="0"/>
-      </w:pPr>
-      <w:r>
-        <w:rPr>
-          <w:color w:val="000000"/>
-        </w:rPr>
-        <w:t>Аргументы контекстного менеджера должны быть непозиционными, чтобы можно было ещё перенаправить только stdout или только stderr.</w:t>
-      </w:r>
-    </w:p>
-    <w:p>
-      <w:pPr>
-        <w:pStyle w:val="a3"/>
-        <w:shd w:val="clear" w:color="auto" w:fill="FFFFFF"/>
-        <w:spacing w:before="0" w:beforeAutospacing="0" w:after="0" w:afterAutospacing="0"/>
-      </w:pPr>
-      <w:r>
-        <w:rPr>
-          <w:color w:val="000000"/>
-        </w:rPr>
-        <w:t>Тесты к заданию обязательны.</w:t>
-      </w:r>
-    </w:p>
-    <w:p>
-      <w:pPr>
-        <w:pStyle w:val="a3"/>
-        <w:shd w:val="clear" w:color="auto" w:fill="FFFFFF"/>
-        <w:spacing w:before="0" w:beforeAutospacing="0" w:after="0" w:afterAutospacing="0"/>
-      </w:pPr>
-      <w:r>
-        <w:rPr>
-          <w:noProof/>
-        </w:rPr>
-        <w:drawing>
-          <wp:inline distT="0" distB="0" distL="0" distR="0" wp14:anchorId="008D849A" wp14:editId="121E18D8">
-            <wp:extent cx="4410306" cy="4798771"/>
-            <wp:effectExtent l="0" t="0" r="9525" b="1905"/>
-            <wp:docPr id="18" name="Рисунок 18"/>
-            <wp:cNvGraphicFramePr>
-              <a:graphicFrameLocks xmlns:a="http://schemas.openxmlformats.org/drawingml/2006/main" noChangeAspect="1"/>
-            </wp:cNvGraphicFramePr>
-            <a:graphic xmlns:a="http://schemas.openxmlformats.org/drawingml/2006/main">
-              <a:graphicData uri="http://schemas.openxmlformats.org/drawingml/2006/picture">
-                <pic:pic xmlns:pic="http://schemas.openxmlformats.org/drawingml/2006/picture">
-                  <pic:nvPicPr>
-                    <pic:cNvPr id="1" name=""/>
-                    <pic:cNvPicPr/>
-                  </pic:nvPicPr>
-                  <pic:blipFill>
-                    <a:blip r:embed="rId12"/>
-                    <a:stretch>
-                      <a:fillRect/>
-                    </a:stretch>
-                  </pic:blipFill>
-                  <pic:spPr>
-                    <a:xfrm>
-                      <a:off x="0" y="0"/>
-                      <a:ext cx="4413230" cy="4801953"/>
-                    </a:xfrm>
-                    <a:prstGeom prst="rect">
-                      <a:avLst/>
-                    </a:prstGeom>
-                  </pic:spPr>
-                </pic:pic>
-              </a:graphicData>
-            </a:graphic>
-          </wp:inline>
-        </w:drawing>
-      </w:r>
-    </w:p>
-    <w:p>
-      <w:pPr>
-        <w:pStyle w:val="a3"/>
-        <w:shd w:val="clear" w:color="auto" w:fill="FFFFFF"/>
-        <w:spacing w:before="0" w:beforeAutospacing="0" w:after="0" w:afterAutospacing="0"/>
-      </w:pPr>
-      <w:r>
-        <w:t xml:space="preserve">Дополнили код </w:t>
-      </w:r>
-      <w:r>
-        <w:rPr>
-          <w:lang w:val="en-US"/>
-        </w:rPr>
-        <w:t>app</w:t>
-      </w:r>
-      <w:r>
-        <w:t>.</w:t>
-      </w:r>
-      <w:r>
-        <w:rPr>
-          <w:lang w:val="en-US"/>
-        </w:rPr>
-        <w:t>py</w:t>
-      </w:r>
-      <w:r>
-        <w:t>. Далее тесты.</w:t>
-      </w:r>
-    </w:p>
-    <w:p>
-      <w:pPr>
-        <w:pStyle w:val="a3"/>
-        <w:shd w:val="clear" w:color="auto" w:fill="FFFFFF"/>
-        <w:spacing w:before="0" w:beforeAutospacing="0" w:after="0" w:afterAutospacing="0"/>
-      </w:pPr>
-      <w:r>
-        <w:lastRenderedPageBreak/>
-        <w:drawing>
-          <wp:inline distT="0" distB="0" distL="0" distR="0" wp14:anchorId="7A8435E5" wp14:editId="59D3C995">
-            <wp:extent cx="4129859" cy="6466636"/>
-            <wp:effectExtent l="0" t="0" r="4445" b="0"/>
-            <wp:docPr id="21" name="Рисунок 21"/>
-            <wp:cNvGraphicFramePr>
-              <a:graphicFrameLocks xmlns:a="http://schemas.openxmlformats.org/drawingml/2006/main" noChangeAspect="1"/>
-            </wp:cNvGraphicFramePr>
-            <a:graphic xmlns:a="http://schemas.openxmlformats.org/drawingml/2006/main">
-              <a:graphicData uri="http://schemas.openxmlformats.org/drawingml/2006/picture">
-                <pic:pic xmlns:pic="http://schemas.openxmlformats.org/drawingml/2006/picture">
-                  <pic:nvPicPr>
-                    <pic:cNvPr id="1" name=""/>
-                    <pic:cNvPicPr/>
-                  </pic:nvPicPr>
-                  <pic:blipFill>
-                    <a:blip r:embed="rId13"/>
-                    <a:stretch>
-                      <a:fillRect/>
-                    </a:stretch>
-                  </pic:blipFill>
-                  <pic:spPr>
-                    <a:xfrm>
-                      <a:off x="0" y="0"/>
-                      <a:ext cx="4135429" cy="6475357"/>
-                    </a:xfrm>
-                    <a:prstGeom prst="rect">
-                      <a:avLst/>
-                    </a:prstGeom>
-                  </pic:spPr>
-                </pic:pic>
-              </a:graphicData>
-            </a:graphic>
-          </wp:inline>
-        </w:drawing>
-      </w:r>
-    </w:p>
-    <w:p>
-      <w:pPr>
-        <w:pStyle w:val="a3"/>
-        <w:shd w:val="clear" w:color="auto" w:fill="FFFFFF"/>
-        <w:spacing w:before="0" w:beforeAutospacing="0" w:after="0" w:afterAutospacing="0"/>
-      </w:pPr>
-      <w:r>
-        <w:t>Результаты.</w:t>
-      </w:r>
-    </w:p>
-    <w:p>
-      <w:pPr>
-        <w:pStyle w:val="a3"/>
-        <w:shd w:val="clear" w:color="auto" w:fill="FFFFFF"/>
-        <w:spacing w:before="0" w:beforeAutospacing="0" w:after="0" w:afterAutospacing="0"/>
-      </w:pPr>
-      <w:r>
-        <w:drawing>
-          <wp:inline distT="0" distB="0" distL="0" distR="0" wp14:anchorId="11BB7759" wp14:editId="58E1BC70">
-            <wp:extent cx="5940425" cy="1372235"/>
-            <wp:effectExtent l="0" t="0" r="3175" b="0"/>
-            <wp:docPr id="20" name="Рисунок 20"/>
-            <wp:cNvGraphicFramePr>
-              <a:graphicFrameLocks xmlns:a="http://schemas.openxmlformats.org/drawingml/2006/main" noChangeAspect="1"/>
-            </wp:cNvGraphicFramePr>
-            <a:graphic xmlns:a="http://schemas.openxmlformats.org/drawingml/2006/main">
-              <a:graphicData uri="http://schemas.openxmlformats.org/drawingml/2006/picture">
-                <pic:pic xmlns:pic="http://schemas.openxmlformats.org/drawingml/2006/picture">
-                  <pic:nvPicPr>
-                    <pic:cNvPr id="1" name=""/>
-                    <pic:cNvPicPr/>
-                  </pic:nvPicPr>
-                  <pic:blipFill>
-                    <a:blip r:embed="rId14"/>
-                    <a:stretch>
-                      <a:fillRect/>
-                    </a:stretch>
-                  </pic:blipFill>
-                  <pic:spPr>
-                    <a:xfrm>
-                      <a:off x="0" y="0"/>
-                      <a:ext cx="5940425" cy="1372235"/>
-                    </a:xfrm>
-                    <a:prstGeom prst="rect">
-                      <a:avLst/>
-                    </a:prstGeom>
-                  </pic:spPr>
-                </pic:pic>
-              </a:graphicData>
-            </a:graphic>
-          </wp:inline>
-        </w:drawing>
-      </w:r>
+      </w:pPr>
     </w:p>
     <w:sectPr>
       <w:pgSz w:w="11906" w:h="16838"/>
@@ -3212,6 +1942,345 @@
 <file path=word/numbering.xml><?xml version="1.0" encoding="utf-8"?>
 <w:numbering xmlns:wpc="http://schemas.microsoft.com/office/word/2010/wordprocessingCanvas" xmlns:cx="http://schemas.microsoft.com/office/drawing/2014/chartex" xmlns:cx1="http://schemas.microsoft.com/office/drawing/2015/9/8/chartex" xmlns:cx2="http://schemas.microsoft.com/office/drawing/2015/10/21/chartex" xmlns:cx3="http://schemas.microsoft.com/office/drawing/2016/5/9/chartex" xmlns:cx4="http://schemas.microsoft.com/office/drawing/2016/5/10/chartex" xmlns:cx5="http://schemas.microsoft.com/office/drawing/2016/5/11/chartex" xmlns:cx6="http://schemas.microsoft.com/office/drawing/2016/5/12/chartex" xmlns:cx7="http://schemas.microsoft.com/office/drawing/2016/5/13/chartex" xmlns:cx8="http://schemas.microsoft.com/office/drawing/2016/5/14/chartex" xmlns:mc="http://schemas.openxmlformats.org/markup-compatibility/2006" xmlns:aink="http://schemas.microsoft.com/office/drawing/2016/ink" xmlns:am3d="http://schemas.microsoft.com/office/drawing/2017/model3d" xmlns:o="urn:schemas-microsoft-com:office:office" xmlns:r="http://schemas.openxmlformats.org/officeDocument/2006/relationships" xmlns:m="http://schemas.openxmlformats.org/officeDocument/2006/math" xmlns:v="urn:schemas-microsoft-com:vml" xmlns:wp14="http://schemas.microsoft.com/office/word/2010/wordprocessingDrawing" xmlns:wp="http://schemas.openxmlformats.org/drawingml/2006/wordprocessingDrawing" xmlns:w10="urn:schemas-microsoft-com:office:word" xmlns:w="http://schemas.openxmlformats.org/wordprocessingml/2006/main" xmlns:w14="http://schemas.microsoft.com/office/word/2010/wordml" xmlns:w15="http://schemas.microsoft.com/office/word/2012/wordml" xmlns:w16cex="http://schemas.microsoft.com/office/word/2018/wordml/cex" xmlns:w16cid="http://schemas.microsoft.com/office/word/2016/wordml/cid" xmlns:w16="http://schemas.microsoft.com/office/word/2018/wordml" xmlns:w16sdtdh="http://schemas.microsoft.com/office/word/2020/wordml/sdtdatahash" xmlns:w16se="http://schemas.microsoft.com/office/word/2015/wordml/symex" xmlns:wpg="http://schemas.microsoft.com/office/word/2010/wordprocessingGroup" xmlns:wpi="http://schemas.microsoft.com/office/word/2010/wordprocessingInk" xmlns:wne="http://schemas.microsoft.com/office/word/2006/wordml" xmlns:wps="http://schemas.microsoft.com/office/word/2010/wordprocessingShape" mc:Ignorable="w14 w15 w16se w16cid w16 w16cex w16sdtdh wp14">
   <w:abstractNum w:abstractNumId="0" w15:restartNumberingAfterBreak="0">
+    <w:nsid w:val="013D35A2"/>
+    <w:multiLevelType w:val="multilevel"/>
+    <w:tmpl w:val="7942696E"/>
+    <w:lvl w:ilvl="0">
+      <w:start w:val="3"/>
+      <w:numFmt w:val="decimal"/>
+      <w:lvlText w:val="%1."/>
+      <w:lvlJc w:val="left"/>
+      <w:pPr>
+        <w:tabs>
+          <w:tab w:val="num" w:pos="720"/>
+        </w:tabs>
+        <w:ind w:left="720" w:hanging="360"/>
+      </w:pPr>
+    </w:lvl>
+    <w:lvl w:ilvl="1" w:tentative="1">
+      <w:start w:val="1"/>
+      <w:numFmt w:val="decimal"/>
+      <w:lvlText w:val="%2."/>
+      <w:lvlJc w:val="left"/>
+      <w:pPr>
+        <w:tabs>
+          <w:tab w:val="num" w:pos="1440"/>
+        </w:tabs>
+        <w:ind w:left="1440" w:hanging="360"/>
+      </w:pPr>
+    </w:lvl>
+    <w:lvl w:ilvl="2" w:tentative="1">
+      <w:start w:val="1"/>
+      <w:numFmt w:val="decimal"/>
+      <w:lvlText w:val="%3."/>
+      <w:lvlJc w:val="left"/>
+      <w:pPr>
+        <w:tabs>
+          <w:tab w:val="num" w:pos="2160"/>
+        </w:tabs>
+        <w:ind w:left="2160" w:hanging="360"/>
+      </w:pPr>
+    </w:lvl>
+    <w:lvl w:ilvl="3" w:tentative="1">
+      <w:start w:val="1"/>
+      <w:numFmt w:val="decimal"/>
+      <w:lvlText w:val="%4."/>
+      <w:lvlJc w:val="left"/>
+      <w:pPr>
+        <w:tabs>
+          <w:tab w:val="num" w:pos="2880"/>
+        </w:tabs>
+        <w:ind w:left="2880" w:hanging="360"/>
+      </w:pPr>
+    </w:lvl>
+    <w:lvl w:ilvl="4" w:tentative="1">
+      <w:start w:val="1"/>
+      <w:numFmt w:val="decimal"/>
+      <w:lvlText w:val="%5."/>
+      <w:lvlJc w:val="left"/>
+      <w:pPr>
+        <w:tabs>
+          <w:tab w:val="num" w:pos="3600"/>
+        </w:tabs>
+        <w:ind w:left="3600" w:hanging="360"/>
+      </w:pPr>
+    </w:lvl>
+    <w:lvl w:ilvl="5" w:tentative="1">
+      <w:start w:val="1"/>
+      <w:numFmt w:val="decimal"/>
+      <w:lvlText w:val="%6."/>
+      <w:lvlJc w:val="left"/>
+      <w:pPr>
+        <w:tabs>
+          <w:tab w:val="num" w:pos="4320"/>
+        </w:tabs>
+        <w:ind w:left="4320" w:hanging="360"/>
+      </w:pPr>
+    </w:lvl>
+    <w:lvl w:ilvl="6" w:tentative="1">
+      <w:start w:val="1"/>
+      <w:numFmt w:val="decimal"/>
+      <w:lvlText w:val="%7."/>
+      <w:lvlJc w:val="left"/>
+      <w:pPr>
+        <w:tabs>
+          <w:tab w:val="num" w:pos="5040"/>
+        </w:tabs>
+        <w:ind w:left="5040" w:hanging="360"/>
+      </w:pPr>
+    </w:lvl>
+    <w:lvl w:ilvl="7" w:tentative="1">
+      <w:start w:val="1"/>
+      <w:numFmt w:val="decimal"/>
+      <w:lvlText w:val="%8."/>
+      <w:lvlJc w:val="left"/>
+      <w:pPr>
+        <w:tabs>
+          <w:tab w:val="num" w:pos="5760"/>
+        </w:tabs>
+        <w:ind w:left="5760" w:hanging="360"/>
+      </w:pPr>
+    </w:lvl>
+    <w:lvl w:ilvl="8" w:tentative="1">
+      <w:start w:val="1"/>
+      <w:numFmt w:val="decimal"/>
+      <w:lvlText w:val="%9."/>
+      <w:lvlJc w:val="left"/>
+      <w:pPr>
+        <w:tabs>
+          <w:tab w:val="num" w:pos="6480"/>
+        </w:tabs>
+        <w:ind w:left="6480" w:hanging="360"/>
+      </w:pPr>
+    </w:lvl>
+  </w:abstractNum>
+  <w:abstractNum w:abstractNumId="1" w15:restartNumberingAfterBreak="0">
+    <w:nsid w:val="01D7459D"/>
+    <w:multiLevelType w:val="multilevel"/>
+    <w:tmpl w:val="C14AE090"/>
+    <w:lvl w:ilvl="0">
+      <w:start w:val="3"/>
+      <w:numFmt w:val="decimal"/>
+      <w:lvlText w:val="%1."/>
+      <w:lvlJc w:val="left"/>
+      <w:pPr>
+        <w:tabs>
+          <w:tab w:val="num" w:pos="720"/>
+        </w:tabs>
+        <w:ind w:left="720" w:hanging="360"/>
+      </w:pPr>
+    </w:lvl>
+    <w:lvl w:ilvl="1" w:tentative="1">
+      <w:start w:val="1"/>
+      <w:numFmt w:val="decimal"/>
+      <w:lvlText w:val="%2."/>
+      <w:lvlJc w:val="left"/>
+      <w:pPr>
+        <w:tabs>
+          <w:tab w:val="num" w:pos="1440"/>
+        </w:tabs>
+        <w:ind w:left="1440" w:hanging="360"/>
+      </w:pPr>
+    </w:lvl>
+    <w:lvl w:ilvl="2" w:tentative="1">
+      <w:start w:val="1"/>
+      <w:numFmt w:val="decimal"/>
+      <w:lvlText w:val="%3."/>
+      <w:lvlJc w:val="left"/>
+      <w:pPr>
+        <w:tabs>
+          <w:tab w:val="num" w:pos="2160"/>
+        </w:tabs>
+        <w:ind w:left="2160" w:hanging="360"/>
+      </w:pPr>
+    </w:lvl>
+    <w:lvl w:ilvl="3" w:tentative="1">
+      <w:start w:val="1"/>
+      <w:numFmt w:val="decimal"/>
+      <w:lvlText w:val="%4."/>
+      <w:lvlJc w:val="left"/>
+      <w:pPr>
+        <w:tabs>
+          <w:tab w:val="num" w:pos="2880"/>
+        </w:tabs>
+        <w:ind w:left="2880" w:hanging="360"/>
+      </w:pPr>
+    </w:lvl>
+    <w:lvl w:ilvl="4" w:tentative="1">
+      <w:start w:val="1"/>
+      <w:numFmt w:val="decimal"/>
+      <w:lvlText w:val="%5."/>
+      <w:lvlJc w:val="left"/>
+      <w:pPr>
+        <w:tabs>
+          <w:tab w:val="num" w:pos="3600"/>
+        </w:tabs>
+        <w:ind w:left="3600" w:hanging="360"/>
+      </w:pPr>
+    </w:lvl>
+    <w:lvl w:ilvl="5" w:tentative="1">
+      <w:start w:val="1"/>
+      <w:numFmt w:val="decimal"/>
+      <w:lvlText w:val="%6."/>
+      <w:lvlJc w:val="left"/>
+      <w:pPr>
+        <w:tabs>
+          <w:tab w:val="num" w:pos="4320"/>
+        </w:tabs>
+        <w:ind w:left="4320" w:hanging="360"/>
+      </w:pPr>
+    </w:lvl>
+    <w:lvl w:ilvl="6" w:tentative="1">
+      <w:start w:val="1"/>
+      <w:numFmt w:val="decimal"/>
+      <w:lvlText w:val="%7."/>
+      <w:lvlJc w:val="left"/>
+      <w:pPr>
+        <w:tabs>
+          <w:tab w:val="num" w:pos="5040"/>
+        </w:tabs>
+        <w:ind w:left="5040" w:hanging="360"/>
+      </w:pPr>
+    </w:lvl>
+    <w:lvl w:ilvl="7" w:tentative="1">
+      <w:start w:val="1"/>
+      <w:numFmt w:val="decimal"/>
+      <w:lvlText w:val="%8."/>
+      <w:lvlJc w:val="left"/>
+      <w:pPr>
+        <w:tabs>
+          <w:tab w:val="num" w:pos="5760"/>
+        </w:tabs>
+        <w:ind w:left="5760" w:hanging="360"/>
+      </w:pPr>
+    </w:lvl>
+    <w:lvl w:ilvl="8" w:tentative="1">
+      <w:start w:val="1"/>
+      <w:numFmt w:val="decimal"/>
+      <w:lvlText w:val="%9."/>
+      <w:lvlJc w:val="left"/>
+      <w:pPr>
+        <w:tabs>
+          <w:tab w:val="num" w:pos="6480"/>
+        </w:tabs>
+        <w:ind w:left="6480" w:hanging="360"/>
+      </w:pPr>
+    </w:lvl>
+  </w:abstractNum>
+  <w:abstractNum w:abstractNumId="2" w15:restartNumberingAfterBreak="0">
+    <w:nsid w:val="020A760A"/>
+    <w:multiLevelType w:val="multilevel"/>
+    <w:tmpl w:val="7610D82C"/>
+    <w:lvl w:ilvl="0">
+      <w:start w:val="1"/>
+      <w:numFmt w:val="decimal"/>
+      <w:lvlText w:val="%1."/>
+      <w:lvlJc w:val="left"/>
+      <w:pPr>
+        <w:tabs>
+          <w:tab w:val="num" w:pos="720"/>
+        </w:tabs>
+        <w:ind w:left="720" w:hanging="360"/>
+      </w:pPr>
+    </w:lvl>
+    <w:lvl w:ilvl="1" w:tentative="1">
+      <w:start w:val="1"/>
+      <w:numFmt w:val="decimal"/>
+      <w:lvlText w:val="%2."/>
+      <w:lvlJc w:val="left"/>
+      <w:pPr>
+        <w:tabs>
+          <w:tab w:val="num" w:pos="1440"/>
+        </w:tabs>
+        <w:ind w:left="1440" w:hanging="360"/>
+      </w:pPr>
+    </w:lvl>
+    <w:lvl w:ilvl="2" w:tentative="1">
+      <w:start w:val="1"/>
+      <w:numFmt w:val="decimal"/>
+      <w:lvlText w:val="%3."/>
+      <w:lvlJc w:val="left"/>
+      <w:pPr>
+        <w:tabs>
+          <w:tab w:val="num" w:pos="2160"/>
+        </w:tabs>
+        <w:ind w:left="2160" w:hanging="360"/>
+      </w:pPr>
+    </w:lvl>
+    <w:lvl w:ilvl="3" w:tentative="1">
+      <w:start w:val="1"/>
+      <w:numFmt w:val="decimal"/>
+      <w:lvlText w:val="%4."/>
+      <w:lvlJc w:val="left"/>
+      <w:pPr>
+        <w:tabs>
+          <w:tab w:val="num" w:pos="2880"/>
+        </w:tabs>
+        <w:ind w:left="2880" w:hanging="360"/>
+      </w:pPr>
+    </w:lvl>
+    <w:lvl w:ilvl="4" w:tentative="1">
+      <w:start w:val="1"/>
+      <w:numFmt w:val="decimal"/>
+      <w:lvlText w:val="%5."/>
+      <w:lvlJc w:val="left"/>
+      <w:pPr>
+        <w:tabs>
+          <w:tab w:val="num" w:pos="3600"/>
+        </w:tabs>
+        <w:ind w:left="3600" w:hanging="360"/>
+      </w:pPr>
+    </w:lvl>
+    <w:lvl w:ilvl="5" w:tentative="1">
+      <w:start w:val="1"/>
+      <w:numFmt w:val="decimal"/>
+      <w:lvlText w:val="%6."/>
+      <w:lvlJc w:val="left"/>
+      <w:pPr>
+        <w:tabs>
+          <w:tab w:val="num" w:pos="4320"/>
+        </w:tabs>
+        <w:ind w:left="4320" w:hanging="360"/>
+      </w:pPr>
+    </w:lvl>
+    <w:lvl w:ilvl="6" w:tentative="1">
+      <w:start w:val="1"/>
+      <w:numFmt w:val="decimal"/>
+      <w:lvlText w:val="%7."/>
+      <w:lvlJc w:val="left"/>
+      <w:pPr>
+        <w:tabs>
+          <w:tab w:val="num" w:pos="5040"/>
+        </w:tabs>
+        <w:ind w:left="5040" w:hanging="360"/>
+      </w:pPr>
+    </w:lvl>
+    <w:lvl w:ilvl="7" w:tentative="1">
+      <w:start w:val="1"/>
+      <w:numFmt w:val="decimal"/>
+      <w:lvlText w:val="%8."/>
+      <w:lvlJc w:val="left"/>
+      <w:pPr>
+        <w:tabs>
+          <w:tab w:val="num" w:pos="5760"/>
+        </w:tabs>
+        <w:ind w:left="5760" w:hanging="360"/>
+      </w:pPr>
+    </w:lvl>
+    <w:lvl w:ilvl="8" w:tentative="1">
+      <w:start w:val="1"/>
+      <w:numFmt w:val="decimal"/>
+      <w:lvlText w:val="%9."/>
+      <w:lvlJc w:val="left"/>
+      <w:pPr>
+        <w:tabs>
+          <w:tab w:val="num" w:pos="6480"/>
+        </w:tabs>
+        <w:ind w:left="6480" w:hanging="360"/>
+      </w:pPr>
+    </w:lvl>
+  </w:abstractNum>
+  <w:abstractNum w:abstractNumId="3" w15:restartNumberingAfterBreak="0">
     <w:nsid w:val="061171E5"/>
     <w:multiLevelType w:val="multilevel"/>
     <w:tmpl w:val="7480ADB0"/>
@@ -3360,7 +2429,7 @@
       </w:rPr>
     </w:lvl>
   </w:abstractNum>
-  <w:abstractNum w:abstractNumId="1" w15:restartNumberingAfterBreak="0">
+  <w:abstractNum w:abstractNumId="4" w15:restartNumberingAfterBreak="0">
     <w:nsid w:val="06CE2B21"/>
     <w:multiLevelType w:val="multilevel"/>
     <w:tmpl w:val="8D86EA24"/>
@@ -3509,7 +2578,120 @@
       </w:rPr>
     </w:lvl>
   </w:abstractNum>
-  <w:abstractNum w:abstractNumId="2" w15:restartNumberingAfterBreak="0">
+  <w:abstractNum w:abstractNumId="5" w15:restartNumberingAfterBreak="0">
+    <w:nsid w:val="0780640F"/>
+    <w:multiLevelType w:val="multilevel"/>
+    <w:tmpl w:val="D7964A76"/>
+    <w:lvl w:ilvl="0">
+      <w:start w:val="2"/>
+      <w:numFmt w:val="decimal"/>
+      <w:lvlText w:val="%1."/>
+      <w:lvlJc w:val="left"/>
+      <w:pPr>
+        <w:tabs>
+          <w:tab w:val="num" w:pos="720"/>
+        </w:tabs>
+        <w:ind w:left="720" w:hanging="360"/>
+      </w:pPr>
+    </w:lvl>
+    <w:lvl w:ilvl="1" w:tentative="1">
+      <w:start w:val="1"/>
+      <w:numFmt w:val="decimal"/>
+      <w:lvlText w:val="%2."/>
+      <w:lvlJc w:val="left"/>
+      <w:pPr>
+        <w:tabs>
+          <w:tab w:val="num" w:pos="1440"/>
+        </w:tabs>
+        <w:ind w:left="1440" w:hanging="360"/>
+      </w:pPr>
+    </w:lvl>
+    <w:lvl w:ilvl="2" w:tentative="1">
+      <w:start w:val="1"/>
+      <w:numFmt w:val="decimal"/>
+      <w:lvlText w:val="%3."/>
+      <w:lvlJc w:val="left"/>
+      <w:pPr>
+        <w:tabs>
+          <w:tab w:val="num" w:pos="2160"/>
+        </w:tabs>
+        <w:ind w:left="2160" w:hanging="360"/>
+      </w:pPr>
+    </w:lvl>
+    <w:lvl w:ilvl="3" w:tentative="1">
+      <w:start w:val="1"/>
+      <w:numFmt w:val="decimal"/>
+      <w:lvlText w:val="%4."/>
+      <w:lvlJc w:val="left"/>
+      <w:pPr>
+        <w:tabs>
+          <w:tab w:val="num" w:pos="2880"/>
+        </w:tabs>
+        <w:ind w:left="2880" w:hanging="360"/>
+      </w:pPr>
+    </w:lvl>
+    <w:lvl w:ilvl="4" w:tentative="1">
+      <w:start w:val="1"/>
+      <w:numFmt w:val="decimal"/>
+      <w:lvlText w:val="%5."/>
+      <w:lvlJc w:val="left"/>
+      <w:pPr>
+        <w:tabs>
+          <w:tab w:val="num" w:pos="3600"/>
+        </w:tabs>
+        <w:ind w:left="3600" w:hanging="360"/>
+      </w:pPr>
+    </w:lvl>
+    <w:lvl w:ilvl="5" w:tentative="1">
+      <w:start w:val="1"/>
+      <w:numFmt w:val="decimal"/>
+      <w:lvlText w:val="%6."/>
+      <w:lvlJc w:val="left"/>
+      <w:pPr>
+        <w:tabs>
+          <w:tab w:val="num" w:pos="4320"/>
+        </w:tabs>
+        <w:ind w:left="4320" w:hanging="360"/>
+      </w:pPr>
+    </w:lvl>
+    <w:lvl w:ilvl="6" w:tentative="1">
+      <w:start w:val="1"/>
+      <w:numFmt w:val="decimal"/>
+      <w:lvlText w:val="%7."/>
+      <w:lvlJc w:val="left"/>
+      <w:pPr>
+        <w:tabs>
+          <w:tab w:val="num" w:pos="5040"/>
+        </w:tabs>
+        <w:ind w:left="5040" w:hanging="360"/>
+      </w:pPr>
+    </w:lvl>
+    <w:lvl w:ilvl="7" w:tentative="1">
+      <w:start w:val="1"/>
+      <w:numFmt w:val="decimal"/>
+      <w:lvlText w:val="%8."/>
+      <w:lvlJc w:val="left"/>
+      <w:pPr>
+        <w:tabs>
+          <w:tab w:val="num" w:pos="5760"/>
+        </w:tabs>
+        <w:ind w:left="5760" w:hanging="360"/>
+      </w:pPr>
+    </w:lvl>
+    <w:lvl w:ilvl="8" w:tentative="1">
+      <w:start w:val="1"/>
+      <w:numFmt w:val="decimal"/>
+      <w:lvlText w:val="%9."/>
+      <w:lvlJc w:val="left"/>
+      <w:pPr>
+        <w:tabs>
+          <w:tab w:val="num" w:pos="6480"/>
+        </w:tabs>
+        <w:ind w:left="6480" w:hanging="360"/>
+      </w:pPr>
+    </w:lvl>
+  </w:abstractNum>
+  <w:abstractNum w:abstractNumId="6" w15:restartNumberingAfterBreak="0">
     <w:nsid w:val="07F869C2"/>
     <w:multiLevelType w:val="multilevel"/>
     <w:tmpl w:val="F976E2B8"/>
@@ -3658,7 +2840,418 @@
       </w:rPr>
     </w:lvl>
   </w:abstractNum>
-  <w:abstractNum w:abstractNumId="3" w15:restartNumberingAfterBreak="0">
+  <w:abstractNum w:abstractNumId="7" w15:restartNumberingAfterBreak="0">
+    <w:nsid w:val="0FB00A20"/>
+    <w:multiLevelType w:val="multilevel"/>
+    <w:tmpl w:val="57D0281C"/>
+    <w:lvl w:ilvl="0">
+      <w:start w:val="1"/>
+      <w:numFmt w:val="bullet"/>
+      <w:lvlText w:val=""/>
+      <w:lvlJc w:val="left"/>
+      <w:pPr>
+        <w:tabs>
+          <w:tab w:val="num" w:pos="720"/>
+        </w:tabs>
+        <w:ind w:left="720" w:hanging="360"/>
+      </w:pPr>
+      <w:rPr>
+        <w:rFonts w:ascii="Symbol" w:hAnsi="Symbol" w:hint="default"/>
+        <w:sz w:val="20"/>
+      </w:rPr>
+    </w:lvl>
+    <w:lvl w:ilvl="1" w:tentative="1">
+      <w:start w:val="1"/>
+      <w:numFmt w:val="bullet"/>
+      <w:lvlText w:val="o"/>
+      <w:lvlJc w:val="left"/>
+      <w:pPr>
+        <w:tabs>
+          <w:tab w:val="num" w:pos="1440"/>
+        </w:tabs>
+        <w:ind w:left="1440" w:hanging="360"/>
+      </w:pPr>
+      <w:rPr>
+        <w:rFonts w:ascii="Courier New" w:hAnsi="Courier New" w:hint="default"/>
+        <w:sz w:val="20"/>
+      </w:rPr>
+    </w:lvl>
+    <w:lvl w:ilvl="2" w:tentative="1">
+      <w:start w:val="1"/>
+      <w:numFmt w:val="bullet"/>
+      <w:lvlText w:val=""/>
+      <w:lvlJc w:val="left"/>
+      <w:pPr>
+        <w:tabs>
+          <w:tab w:val="num" w:pos="2160"/>
+        </w:tabs>
+        <w:ind w:left="2160" w:hanging="360"/>
+      </w:pPr>
+      <w:rPr>
+        <w:rFonts w:ascii="Wingdings" w:hAnsi="Wingdings" w:hint="default"/>
+        <w:sz w:val="20"/>
+      </w:rPr>
+    </w:lvl>
+    <w:lvl w:ilvl="3" w:tentative="1">
+      <w:start w:val="1"/>
+      <w:numFmt w:val="bullet"/>
+      <w:lvlText w:val=""/>
+      <w:lvlJc w:val="left"/>
+      <w:pPr>
+        <w:tabs>
+          <w:tab w:val="num" w:pos="2880"/>
+        </w:tabs>
+        <w:ind w:left="2880" w:hanging="360"/>
+      </w:pPr>
+      <w:rPr>
+        <w:rFonts w:ascii="Wingdings" w:hAnsi="Wingdings" w:hint="default"/>
+        <w:sz w:val="20"/>
+      </w:rPr>
+    </w:lvl>
+    <w:lvl w:ilvl="4" w:tentative="1">
+      <w:start w:val="1"/>
+      <w:numFmt w:val="bullet"/>
+      <w:lvlText w:val=""/>
+      <w:lvlJc w:val="left"/>
+      <w:pPr>
+        <w:tabs>
+          <w:tab w:val="num" w:pos="3600"/>
+        </w:tabs>
+        <w:ind w:left="3600" w:hanging="360"/>
+      </w:pPr>
+      <w:rPr>
+        <w:rFonts w:ascii="Wingdings" w:hAnsi="Wingdings" w:hint="default"/>
+        <w:sz w:val="20"/>
+      </w:rPr>
+    </w:lvl>
+    <w:lvl w:ilvl="5" w:tentative="1">
+      <w:start w:val="1"/>
+      <w:numFmt w:val="bullet"/>
+      <w:lvlText w:val=""/>
+      <w:lvlJc w:val="left"/>
+      <w:pPr>
+        <w:tabs>
+          <w:tab w:val="num" w:pos="4320"/>
+        </w:tabs>
+        <w:ind w:left="4320" w:hanging="360"/>
+      </w:pPr>
+      <w:rPr>
+        <w:rFonts w:ascii="Wingdings" w:hAnsi="Wingdings" w:hint="default"/>
+        <w:sz w:val="20"/>
+      </w:rPr>
+    </w:lvl>
+    <w:lvl w:ilvl="6" w:tentative="1">
+      <w:start w:val="1"/>
+      <w:numFmt w:val="bullet"/>
+      <w:lvlText w:val=""/>
+      <w:lvlJc w:val="left"/>
+      <w:pPr>
+        <w:tabs>
+          <w:tab w:val="num" w:pos="5040"/>
+        </w:tabs>
+        <w:ind w:left="5040" w:hanging="360"/>
+      </w:pPr>
+      <w:rPr>
+        <w:rFonts w:ascii="Wingdings" w:hAnsi="Wingdings" w:hint="default"/>
+        <w:sz w:val="20"/>
+      </w:rPr>
+    </w:lvl>
+    <w:lvl w:ilvl="7" w:tentative="1">
+      <w:start w:val="1"/>
+      <w:numFmt w:val="bullet"/>
+      <w:lvlText w:val=""/>
+      <w:lvlJc w:val="left"/>
+      <w:pPr>
+        <w:tabs>
+          <w:tab w:val="num" w:pos="5760"/>
+        </w:tabs>
+        <w:ind w:left="5760" w:hanging="360"/>
+      </w:pPr>
+      <w:rPr>
+        <w:rFonts w:ascii="Wingdings" w:hAnsi="Wingdings" w:hint="default"/>
+        <w:sz w:val="20"/>
+      </w:rPr>
+    </w:lvl>
+    <w:lvl w:ilvl="8" w:tentative="1">
+      <w:start w:val="1"/>
+      <w:numFmt w:val="bullet"/>
+      <w:lvlText w:val=""/>
+      <w:lvlJc w:val="left"/>
+      <w:pPr>
+        <w:tabs>
+          <w:tab w:val="num" w:pos="6480"/>
+        </w:tabs>
+        <w:ind w:left="6480" w:hanging="360"/>
+      </w:pPr>
+      <w:rPr>
+        <w:rFonts w:ascii="Wingdings" w:hAnsi="Wingdings" w:hint="default"/>
+        <w:sz w:val="20"/>
+      </w:rPr>
+    </w:lvl>
+  </w:abstractNum>
+  <w:abstractNum w:abstractNumId="8" w15:restartNumberingAfterBreak="0">
+    <w:nsid w:val="109D15D0"/>
+    <w:multiLevelType w:val="multilevel"/>
+    <w:tmpl w:val="0AF4A758"/>
+    <w:lvl w:ilvl="0">
+      <w:start w:val="1"/>
+      <w:numFmt w:val="bullet"/>
+      <w:lvlText w:val=""/>
+      <w:lvlJc w:val="left"/>
+      <w:pPr>
+        <w:tabs>
+          <w:tab w:val="num" w:pos="720"/>
+        </w:tabs>
+        <w:ind w:left="720" w:hanging="360"/>
+      </w:pPr>
+      <w:rPr>
+        <w:rFonts w:ascii="Symbol" w:hAnsi="Symbol" w:hint="default"/>
+        <w:sz w:val="20"/>
+      </w:rPr>
+    </w:lvl>
+    <w:lvl w:ilvl="1" w:tentative="1">
+      <w:start w:val="1"/>
+      <w:numFmt w:val="bullet"/>
+      <w:lvlText w:val="o"/>
+      <w:lvlJc w:val="left"/>
+      <w:pPr>
+        <w:tabs>
+          <w:tab w:val="num" w:pos="1440"/>
+        </w:tabs>
+        <w:ind w:left="1440" w:hanging="360"/>
+      </w:pPr>
+      <w:rPr>
+        <w:rFonts w:ascii="Courier New" w:hAnsi="Courier New" w:hint="default"/>
+        <w:sz w:val="20"/>
+      </w:rPr>
+    </w:lvl>
+    <w:lvl w:ilvl="2" w:tentative="1">
+      <w:start w:val="1"/>
+      <w:numFmt w:val="bullet"/>
+      <w:lvlText w:val=""/>
+      <w:lvlJc w:val="left"/>
+      <w:pPr>
+        <w:tabs>
+          <w:tab w:val="num" w:pos="2160"/>
+        </w:tabs>
+        <w:ind w:left="2160" w:hanging="360"/>
+      </w:pPr>
+      <w:rPr>
+        <w:rFonts w:ascii="Wingdings" w:hAnsi="Wingdings" w:hint="default"/>
+        <w:sz w:val="20"/>
+      </w:rPr>
+    </w:lvl>
+    <w:lvl w:ilvl="3" w:tentative="1">
+      <w:start w:val="1"/>
+      <w:numFmt w:val="bullet"/>
+      <w:lvlText w:val=""/>
+      <w:lvlJc w:val="left"/>
+      <w:pPr>
+        <w:tabs>
+          <w:tab w:val="num" w:pos="2880"/>
+        </w:tabs>
+        <w:ind w:left="2880" w:hanging="360"/>
+      </w:pPr>
+      <w:rPr>
+        <w:rFonts w:ascii="Wingdings" w:hAnsi="Wingdings" w:hint="default"/>
+        <w:sz w:val="20"/>
+      </w:rPr>
+    </w:lvl>
+    <w:lvl w:ilvl="4" w:tentative="1">
+      <w:start w:val="1"/>
+      <w:numFmt w:val="bullet"/>
+      <w:lvlText w:val=""/>
+      <w:lvlJc w:val="left"/>
+      <w:pPr>
+        <w:tabs>
+          <w:tab w:val="num" w:pos="3600"/>
+        </w:tabs>
+        <w:ind w:left="3600" w:hanging="360"/>
+      </w:pPr>
+      <w:rPr>
+        <w:rFonts w:ascii="Wingdings" w:hAnsi="Wingdings" w:hint="default"/>
+        <w:sz w:val="20"/>
+      </w:rPr>
+    </w:lvl>
+    <w:lvl w:ilvl="5" w:tentative="1">
+      <w:start w:val="1"/>
+      <w:numFmt w:val="bullet"/>
+      <w:lvlText w:val=""/>
+      <w:lvlJc w:val="left"/>
+      <w:pPr>
+        <w:tabs>
+          <w:tab w:val="num" w:pos="4320"/>
+        </w:tabs>
+        <w:ind w:left="4320" w:hanging="360"/>
+      </w:pPr>
+      <w:rPr>
+        <w:rFonts w:ascii="Wingdings" w:hAnsi="Wingdings" w:hint="default"/>
+        <w:sz w:val="20"/>
+      </w:rPr>
+    </w:lvl>
+    <w:lvl w:ilvl="6" w:tentative="1">
+      <w:start w:val="1"/>
+      <w:numFmt w:val="bullet"/>
+      <w:lvlText w:val=""/>
+      <w:lvlJc w:val="left"/>
+      <w:pPr>
+        <w:tabs>
+          <w:tab w:val="num" w:pos="5040"/>
+        </w:tabs>
+        <w:ind w:left="5040" w:hanging="360"/>
+      </w:pPr>
+      <w:rPr>
+        <w:rFonts w:ascii="Wingdings" w:hAnsi="Wingdings" w:hint="default"/>
+        <w:sz w:val="20"/>
+      </w:rPr>
+    </w:lvl>
+    <w:lvl w:ilvl="7" w:tentative="1">
+      <w:start w:val="1"/>
+      <w:numFmt w:val="bullet"/>
+      <w:lvlText w:val=""/>
+      <w:lvlJc w:val="left"/>
+      <w:pPr>
+        <w:tabs>
+          <w:tab w:val="num" w:pos="5760"/>
+        </w:tabs>
+        <w:ind w:left="5760" w:hanging="360"/>
+      </w:pPr>
+      <w:rPr>
+        <w:rFonts w:ascii="Wingdings" w:hAnsi="Wingdings" w:hint="default"/>
+        <w:sz w:val="20"/>
+      </w:rPr>
+    </w:lvl>
+    <w:lvl w:ilvl="8" w:tentative="1">
+      <w:start w:val="1"/>
+      <w:numFmt w:val="bullet"/>
+      <w:lvlText w:val=""/>
+      <w:lvlJc w:val="left"/>
+      <w:pPr>
+        <w:tabs>
+          <w:tab w:val="num" w:pos="6480"/>
+        </w:tabs>
+        <w:ind w:left="6480" w:hanging="360"/>
+      </w:pPr>
+      <w:rPr>
+        <w:rFonts w:ascii="Wingdings" w:hAnsi="Wingdings" w:hint="default"/>
+        <w:sz w:val="20"/>
+      </w:rPr>
+    </w:lvl>
+  </w:abstractNum>
+  <w:abstractNum w:abstractNumId="9" w15:restartNumberingAfterBreak="0">
+    <w:nsid w:val="1670041B"/>
+    <w:multiLevelType w:val="multilevel"/>
+    <w:tmpl w:val="40EAC4CC"/>
+    <w:lvl w:ilvl="0">
+      <w:start w:val="1"/>
+      <w:numFmt w:val="decimal"/>
+      <w:lvlText w:val="%1."/>
+      <w:lvlJc w:val="left"/>
+      <w:pPr>
+        <w:tabs>
+          <w:tab w:val="num" w:pos="720"/>
+        </w:tabs>
+        <w:ind w:left="720" w:hanging="360"/>
+      </w:pPr>
+    </w:lvl>
+    <w:lvl w:ilvl="1" w:tentative="1">
+      <w:start w:val="1"/>
+      <w:numFmt w:val="decimal"/>
+      <w:lvlText w:val="%2."/>
+      <w:lvlJc w:val="left"/>
+      <w:pPr>
+        <w:tabs>
+          <w:tab w:val="num" w:pos="1440"/>
+        </w:tabs>
+        <w:ind w:left="1440" w:hanging="360"/>
+      </w:pPr>
+    </w:lvl>
+    <w:lvl w:ilvl="2" w:tentative="1">
+      <w:start w:val="1"/>
+      <w:numFmt w:val="decimal"/>
+      <w:lvlText w:val="%3."/>
+      <w:lvlJc w:val="left"/>
+      <w:pPr>
+        <w:tabs>
+          <w:tab w:val="num" w:pos="2160"/>
+        </w:tabs>
+        <w:ind w:left="2160" w:hanging="360"/>
+      </w:pPr>
+    </w:lvl>
+    <w:lvl w:ilvl="3" w:tentative="1">
+      <w:start w:val="1"/>
+      <w:numFmt w:val="decimal"/>
+      <w:lvlText w:val="%4."/>
+      <w:lvlJc w:val="left"/>
+      <w:pPr>
+        <w:tabs>
+          <w:tab w:val="num" w:pos="2880"/>
+        </w:tabs>
+        <w:ind w:left="2880" w:hanging="360"/>
+      </w:pPr>
+    </w:lvl>
+    <w:lvl w:ilvl="4" w:tentative="1">
+      <w:start w:val="1"/>
+      <w:numFmt w:val="decimal"/>
+      <w:lvlText w:val="%5."/>
+      <w:lvlJc w:val="left"/>
+      <w:pPr>
+        <w:tabs>
+          <w:tab w:val="num" w:pos="3600"/>
+        </w:tabs>
+        <w:ind w:left="3600" w:hanging="360"/>
+      </w:pPr>
+    </w:lvl>
+    <w:lvl w:ilvl="5" w:tentative="1">
+      <w:start w:val="1"/>
+      <w:numFmt w:val="decimal"/>
+      <w:lvlText w:val="%6."/>
+      <w:lvlJc w:val="left"/>
+      <w:pPr>
+        <w:tabs>
+          <w:tab w:val="num" w:pos="4320"/>
+        </w:tabs>
+        <w:ind w:left="4320" w:hanging="360"/>
+      </w:pPr>
+    </w:lvl>
+    <w:lvl w:ilvl="6" w:tentative="1">
+      <w:start w:val="1"/>
+      <w:numFmt w:val="decimal"/>
+      <w:lvlText w:val="%7."/>
+      <w:lvlJc w:val="left"/>
+      <w:pPr>
+        <w:tabs>
+          <w:tab w:val="num" w:pos="5040"/>
+        </w:tabs>
+        <w:ind w:left="5040" w:hanging="360"/>
+      </w:pPr>
+    </w:lvl>
+    <w:lvl w:ilvl="7" w:tentative="1">
+      <w:start w:val="1"/>
+      <w:numFmt w:val="decimal"/>
+      <w:lvlText w:val="%8."/>
+      <w:lvlJc w:val="left"/>
+      <w:pPr>
+        <w:tabs>
+          <w:tab w:val="num" w:pos="5760"/>
+        </w:tabs>
+        <w:ind w:left="5760" w:hanging="360"/>
+      </w:pPr>
+    </w:lvl>
+    <w:lvl w:ilvl="8" w:tentative="1">
+      <w:start w:val="1"/>
+      <w:numFmt w:val="decimal"/>
+      <w:lvlText w:val="%9."/>
+      <w:lvlJc w:val="left"/>
+      <w:pPr>
+        <w:tabs>
+          <w:tab w:val="num" w:pos="6480"/>
+        </w:tabs>
+        <w:ind w:left="6480" w:hanging="360"/>
+      </w:pPr>
+    </w:lvl>
+  </w:abstractNum>
+  <w:abstractNum w:abstractNumId="10" w15:restartNumberingAfterBreak="0">
     <w:nsid w:val="178454AE"/>
     <w:multiLevelType w:val="multilevel"/>
     <w:tmpl w:val="A694E968"/>
@@ -3771,7 +3364,120 @@
       </w:pPr>
     </w:lvl>
   </w:abstractNum>
-  <w:abstractNum w:abstractNumId="4" w15:restartNumberingAfterBreak="0">
+  <w:abstractNum w:abstractNumId="11" w15:restartNumberingAfterBreak="0">
+    <w:nsid w:val="1B565A4E"/>
+    <w:multiLevelType w:val="multilevel"/>
+    <w:tmpl w:val="666008EE"/>
+    <w:lvl w:ilvl="0">
+      <w:start w:val="1"/>
+      <w:numFmt w:val="decimal"/>
+      <w:lvlText w:val="%1."/>
+      <w:lvlJc w:val="left"/>
+      <w:pPr>
+        <w:tabs>
+          <w:tab w:val="num" w:pos="720"/>
+        </w:tabs>
+        <w:ind w:left="720" w:hanging="360"/>
+      </w:pPr>
+    </w:lvl>
+    <w:lvl w:ilvl="1" w:tentative="1">
+      <w:start w:val="1"/>
+      <w:numFmt w:val="decimal"/>
+      <w:lvlText w:val="%2."/>
+      <w:lvlJc w:val="left"/>
+      <w:pPr>
+        <w:tabs>
+          <w:tab w:val="num" w:pos="1440"/>
+        </w:tabs>
+        <w:ind w:left="1440" w:hanging="360"/>
+      </w:pPr>
+    </w:lvl>
+    <w:lvl w:ilvl="2" w:tentative="1">
+      <w:start w:val="1"/>
+      <w:numFmt w:val="decimal"/>
+      <w:lvlText w:val="%3."/>
+      <w:lvlJc w:val="left"/>
+      <w:pPr>
+        <w:tabs>
+          <w:tab w:val="num" w:pos="2160"/>
+        </w:tabs>
+        <w:ind w:left="2160" w:hanging="360"/>
+      </w:pPr>
+    </w:lvl>
+    <w:lvl w:ilvl="3" w:tentative="1">
+      <w:start w:val="1"/>
+      <w:numFmt w:val="decimal"/>
+      <w:lvlText w:val="%4."/>
+      <w:lvlJc w:val="left"/>
+      <w:pPr>
+        <w:tabs>
+          <w:tab w:val="num" w:pos="2880"/>
+        </w:tabs>
+        <w:ind w:left="2880" w:hanging="360"/>
+      </w:pPr>
+    </w:lvl>
+    <w:lvl w:ilvl="4" w:tentative="1">
+      <w:start w:val="1"/>
+      <w:numFmt w:val="decimal"/>
+      <w:lvlText w:val="%5."/>
+      <w:lvlJc w:val="left"/>
+      <w:pPr>
+        <w:tabs>
+          <w:tab w:val="num" w:pos="3600"/>
+        </w:tabs>
+        <w:ind w:left="3600" w:hanging="360"/>
+      </w:pPr>
+    </w:lvl>
+    <w:lvl w:ilvl="5" w:tentative="1">
+      <w:start w:val="1"/>
+      <w:numFmt w:val="decimal"/>
+      <w:lvlText w:val="%6."/>
+      <w:lvlJc w:val="left"/>
+      <w:pPr>
+        <w:tabs>
+          <w:tab w:val="num" w:pos="4320"/>
+        </w:tabs>
+        <w:ind w:left="4320" w:hanging="360"/>
+      </w:pPr>
+    </w:lvl>
+    <w:lvl w:ilvl="6" w:tentative="1">
+      <w:start w:val="1"/>
+      <w:numFmt w:val="decimal"/>
+      <w:lvlText w:val="%7."/>
+      <w:lvlJc w:val="left"/>
+      <w:pPr>
+        <w:tabs>
+          <w:tab w:val="num" w:pos="5040"/>
+        </w:tabs>
+        <w:ind w:left="5040" w:hanging="360"/>
+      </w:pPr>
+    </w:lvl>
+    <w:lvl w:ilvl="7" w:tentative="1">
+      <w:start w:val="1"/>
+      <w:numFmt w:val="decimal"/>
+      <w:lvlText w:val="%8."/>
+      <w:lvlJc w:val="left"/>
+      <w:pPr>
+        <w:tabs>
+          <w:tab w:val="num" w:pos="5760"/>
+        </w:tabs>
+        <w:ind w:left="5760" w:hanging="360"/>
+      </w:pPr>
+    </w:lvl>
+    <w:lvl w:ilvl="8" w:tentative="1">
+      <w:start w:val="1"/>
+      <w:numFmt w:val="decimal"/>
+      <w:lvlText w:val="%9."/>
+      <w:lvlJc w:val="left"/>
+      <w:pPr>
+        <w:tabs>
+          <w:tab w:val="num" w:pos="6480"/>
+        </w:tabs>
+        <w:ind w:left="6480" w:hanging="360"/>
+      </w:pPr>
+    </w:lvl>
+  </w:abstractNum>
+  <w:abstractNum w:abstractNumId="12" w15:restartNumberingAfterBreak="0">
     <w:nsid w:val="1B802EDC"/>
     <w:multiLevelType w:val="multilevel"/>
     <w:tmpl w:val="E94C8A8C"/>
@@ -3920,7 +3626,156 @@
       </w:rPr>
     </w:lvl>
   </w:abstractNum>
-  <w:abstractNum w:abstractNumId="5" w15:restartNumberingAfterBreak="0">
+  <w:abstractNum w:abstractNumId="13" w15:restartNumberingAfterBreak="0">
+    <w:nsid w:val="1F1F0E17"/>
+    <w:multiLevelType w:val="multilevel"/>
+    <w:tmpl w:val="52EA6CBE"/>
+    <w:lvl w:ilvl="0">
+      <w:start w:val="1"/>
+      <w:numFmt w:val="bullet"/>
+      <w:lvlText w:val=""/>
+      <w:lvlJc w:val="left"/>
+      <w:pPr>
+        <w:tabs>
+          <w:tab w:val="num" w:pos="720"/>
+        </w:tabs>
+        <w:ind w:left="720" w:hanging="360"/>
+      </w:pPr>
+      <w:rPr>
+        <w:rFonts w:ascii="Symbol" w:hAnsi="Symbol" w:hint="default"/>
+        <w:sz w:val="20"/>
+      </w:rPr>
+    </w:lvl>
+    <w:lvl w:ilvl="1" w:tentative="1">
+      <w:start w:val="1"/>
+      <w:numFmt w:val="bullet"/>
+      <w:lvlText w:val="o"/>
+      <w:lvlJc w:val="left"/>
+      <w:pPr>
+        <w:tabs>
+          <w:tab w:val="num" w:pos="1440"/>
+        </w:tabs>
+        <w:ind w:left="1440" w:hanging="360"/>
+      </w:pPr>
+      <w:rPr>
+        <w:rFonts w:ascii="Courier New" w:hAnsi="Courier New" w:hint="default"/>
+        <w:sz w:val="20"/>
+      </w:rPr>
+    </w:lvl>
+    <w:lvl w:ilvl="2" w:tentative="1">
+      <w:start w:val="1"/>
+      <w:numFmt w:val="bullet"/>
+      <w:lvlText w:val=""/>
+      <w:lvlJc w:val="left"/>
+      <w:pPr>
+        <w:tabs>
+          <w:tab w:val="num" w:pos="2160"/>
+        </w:tabs>
+        <w:ind w:left="2160" w:hanging="360"/>
+      </w:pPr>
+      <w:rPr>
+        <w:rFonts w:ascii="Wingdings" w:hAnsi="Wingdings" w:hint="default"/>
+        <w:sz w:val="20"/>
+      </w:rPr>
+    </w:lvl>
+    <w:lvl w:ilvl="3" w:tentative="1">
+      <w:start w:val="1"/>
+      <w:numFmt w:val="bullet"/>
+      <w:lvlText w:val=""/>
+      <w:lvlJc w:val="left"/>
+      <w:pPr>
+        <w:tabs>
+          <w:tab w:val="num" w:pos="2880"/>
+        </w:tabs>
+        <w:ind w:left="2880" w:hanging="360"/>
+      </w:pPr>
+      <w:rPr>
+        <w:rFonts w:ascii="Wingdings" w:hAnsi="Wingdings" w:hint="default"/>
+        <w:sz w:val="20"/>
+      </w:rPr>
+    </w:lvl>
+    <w:lvl w:ilvl="4" w:tentative="1">
+      <w:start w:val="1"/>
+      <w:numFmt w:val="bullet"/>
+      <w:lvlText w:val=""/>
+      <w:lvlJc w:val="left"/>
+      <w:pPr>
+        <w:tabs>
+          <w:tab w:val="num" w:pos="3600"/>
+        </w:tabs>
+        <w:ind w:left="3600" w:hanging="360"/>
+      </w:pPr>
+      <w:rPr>
+        <w:rFonts w:ascii="Wingdings" w:hAnsi="Wingdings" w:hint="default"/>
+        <w:sz w:val="20"/>
+      </w:rPr>
+    </w:lvl>
+    <w:lvl w:ilvl="5" w:tentative="1">
+      <w:start w:val="1"/>
+      <w:numFmt w:val="bullet"/>
+      <w:lvlText w:val=""/>
+      <w:lvlJc w:val="left"/>
+      <w:pPr>
+        <w:tabs>
+          <w:tab w:val="num" w:pos="4320"/>
+        </w:tabs>
+        <w:ind w:left="4320" w:hanging="360"/>
+      </w:pPr>
+      <w:rPr>
+        <w:rFonts w:ascii="Wingdings" w:hAnsi="Wingdings" w:hint="default"/>
+        <w:sz w:val="20"/>
+      </w:rPr>
+    </w:lvl>
+    <w:lvl w:ilvl="6" w:tentative="1">
+      <w:start w:val="1"/>
+      <w:numFmt w:val="bullet"/>
+      <w:lvlText w:val=""/>
+      <w:lvlJc w:val="left"/>
+      <w:pPr>
+        <w:tabs>
+          <w:tab w:val="num" w:pos="5040"/>
+        </w:tabs>
+        <w:ind w:left="5040" w:hanging="360"/>
+      </w:pPr>
+      <w:rPr>
+        <w:rFonts w:ascii="Wingdings" w:hAnsi="Wingdings" w:hint="default"/>
+        <w:sz w:val="20"/>
+      </w:rPr>
+    </w:lvl>
+    <w:lvl w:ilvl="7" w:tentative="1">
+      <w:start w:val="1"/>
+      <w:numFmt w:val="bullet"/>
+      <w:lvlText w:val=""/>
+      <w:lvlJc w:val="left"/>
+      <w:pPr>
+        <w:tabs>
+          <w:tab w:val="num" w:pos="5760"/>
+        </w:tabs>
+        <w:ind w:left="5760" w:hanging="360"/>
+      </w:pPr>
+      <w:rPr>
+        <w:rFonts w:ascii="Wingdings" w:hAnsi="Wingdings" w:hint="default"/>
+        <w:sz w:val="20"/>
+      </w:rPr>
+    </w:lvl>
+    <w:lvl w:ilvl="8" w:tentative="1">
+      <w:start w:val="1"/>
+      <w:numFmt w:val="bullet"/>
+      <w:lvlText w:val=""/>
+      <w:lvlJc w:val="left"/>
+      <w:pPr>
+        <w:tabs>
+          <w:tab w:val="num" w:pos="6480"/>
+        </w:tabs>
+        <w:ind w:left="6480" w:hanging="360"/>
+      </w:pPr>
+      <w:rPr>
+        <w:rFonts w:ascii="Wingdings" w:hAnsi="Wingdings" w:hint="default"/>
+        <w:sz w:val="20"/>
+      </w:rPr>
+    </w:lvl>
+  </w:abstractNum>
+  <w:abstractNum w:abstractNumId="14" w15:restartNumberingAfterBreak="0">
     <w:nsid w:val="240512AD"/>
     <w:multiLevelType w:val="multilevel"/>
     <w:tmpl w:val="442253E0"/>
@@ -4069,7 +3924,7 @@
       </w:rPr>
     </w:lvl>
   </w:abstractNum>
-  <w:abstractNum w:abstractNumId="6" w15:restartNumberingAfterBreak="0">
+  <w:abstractNum w:abstractNumId="15" w15:restartNumberingAfterBreak="0">
     <w:nsid w:val="2AA66DE7"/>
     <w:multiLevelType w:val="multilevel"/>
     <w:tmpl w:val="028E762C"/>
@@ -4218,7 +4073,120 @@
       </w:rPr>
     </w:lvl>
   </w:abstractNum>
-  <w:abstractNum w:abstractNumId="7" w15:restartNumberingAfterBreak="0">
+  <w:abstractNum w:abstractNumId="16" w15:restartNumberingAfterBreak="0">
+    <w:nsid w:val="2E0230E7"/>
+    <w:multiLevelType w:val="multilevel"/>
+    <w:tmpl w:val="9E68653E"/>
+    <w:lvl w:ilvl="0">
+      <w:start w:val="1"/>
+      <w:numFmt w:val="decimal"/>
+      <w:lvlText w:val="%1."/>
+      <w:lvlJc w:val="left"/>
+      <w:pPr>
+        <w:tabs>
+          <w:tab w:val="num" w:pos="720"/>
+        </w:tabs>
+        <w:ind w:left="720" w:hanging="360"/>
+      </w:pPr>
+    </w:lvl>
+    <w:lvl w:ilvl="1" w:tentative="1">
+      <w:start w:val="1"/>
+      <w:numFmt w:val="decimal"/>
+      <w:lvlText w:val="%2."/>
+      <w:lvlJc w:val="left"/>
+      <w:pPr>
+        <w:tabs>
+          <w:tab w:val="num" w:pos="1440"/>
+        </w:tabs>
+        <w:ind w:left="1440" w:hanging="360"/>
+      </w:pPr>
+    </w:lvl>
+    <w:lvl w:ilvl="2" w:tentative="1">
+      <w:start w:val="1"/>
+      <w:numFmt w:val="decimal"/>
+      <w:lvlText w:val="%3."/>
+      <w:lvlJc w:val="left"/>
+      <w:pPr>
+        <w:tabs>
+          <w:tab w:val="num" w:pos="2160"/>
+        </w:tabs>
+        <w:ind w:left="2160" w:hanging="360"/>
+      </w:pPr>
+    </w:lvl>
+    <w:lvl w:ilvl="3" w:tentative="1">
+      <w:start w:val="1"/>
+      <w:numFmt w:val="decimal"/>
+      <w:lvlText w:val="%4."/>
+      <w:lvlJc w:val="left"/>
+      <w:pPr>
+        <w:tabs>
+          <w:tab w:val="num" w:pos="2880"/>
+        </w:tabs>
+        <w:ind w:left="2880" w:hanging="360"/>
+      </w:pPr>
+    </w:lvl>
+    <w:lvl w:ilvl="4" w:tentative="1">
+      <w:start w:val="1"/>
+      <w:numFmt w:val="decimal"/>
+      <w:lvlText w:val="%5."/>
+      <w:lvlJc w:val="left"/>
+      <w:pPr>
+        <w:tabs>
+          <w:tab w:val="num" w:pos="3600"/>
+        </w:tabs>
+        <w:ind w:left="3600" w:hanging="360"/>
+      </w:pPr>
+    </w:lvl>
+    <w:lvl w:ilvl="5" w:tentative="1">
+      <w:start w:val="1"/>
+      <w:numFmt w:val="decimal"/>
+      <w:lvlText w:val="%6."/>
+      <w:lvlJc w:val="left"/>
+      <w:pPr>
+        <w:tabs>
+          <w:tab w:val="num" w:pos="4320"/>
+        </w:tabs>
+        <w:ind w:left="4320" w:hanging="360"/>
+      </w:pPr>
+    </w:lvl>
+    <w:lvl w:ilvl="6" w:tentative="1">
+      <w:start w:val="1"/>
+      <w:numFmt w:val="decimal"/>
+      <w:lvlText w:val="%7."/>
+      <w:lvlJc w:val="left"/>
+      <w:pPr>
+        <w:tabs>
+          <w:tab w:val="num" w:pos="5040"/>
+        </w:tabs>
+        <w:ind w:left="5040" w:hanging="360"/>
+      </w:pPr>
+    </w:lvl>
+    <w:lvl w:ilvl="7" w:tentative="1">
+      <w:start w:val="1"/>
+      <w:numFmt w:val="decimal"/>
+      <w:lvlText w:val="%8."/>
+      <w:lvlJc w:val="left"/>
+      <w:pPr>
+        <w:tabs>
+          <w:tab w:val="num" w:pos="5760"/>
+        </w:tabs>
+        <w:ind w:left="5760" w:hanging="360"/>
+      </w:pPr>
+    </w:lvl>
+    <w:lvl w:ilvl="8" w:tentative="1">
+      <w:start w:val="1"/>
+      <w:numFmt w:val="decimal"/>
+      <w:lvlText w:val="%9."/>
+      <w:lvlJc w:val="left"/>
+      <w:pPr>
+        <w:tabs>
+          <w:tab w:val="num" w:pos="6480"/>
+        </w:tabs>
+        <w:ind w:left="6480" w:hanging="360"/>
+      </w:pPr>
+    </w:lvl>
+  </w:abstractNum>
+  <w:abstractNum w:abstractNumId="17" w15:restartNumberingAfterBreak="0">
     <w:nsid w:val="2FB14FD5"/>
     <w:multiLevelType w:val="multilevel"/>
     <w:tmpl w:val="AB1CE4E4"/>
@@ -4367,7 +4335,7 @@
       </w:rPr>
     </w:lvl>
   </w:abstractNum>
-  <w:abstractNum w:abstractNumId="8" w15:restartNumberingAfterBreak="0">
+  <w:abstractNum w:abstractNumId="18" w15:restartNumberingAfterBreak="0">
     <w:nsid w:val="2FB50206"/>
     <w:multiLevelType w:val="multilevel"/>
     <w:tmpl w:val="906602DC"/>
@@ -4516,7 +4484,7 @@
       </w:rPr>
     </w:lvl>
   </w:abstractNum>
-  <w:abstractNum w:abstractNumId="9" w15:restartNumberingAfterBreak="0">
+  <w:abstractNum w:abstractNumId="19" w15:restartNumberingAfterBreak="0">
     <w:nsid w:val="32854628"/>
     <w:multiLevelType w:val="multilevel"/>
     <w:tmpl w:val="5B66D028"/>
@@ -4665,7 +4633,156 @@
       </w:rPr>
     </w:lvl>
   </w:abstractNum>
-  <w:abstractNum w:abstractNumId="10" w15:restartNumberingAfterBreak="0">
+  <w:abstractNum w:abstractNumId="20" w15:restartNumberingAfterBreak="0">
+    <w:nsid w:val="328D7C36"/>
+    <w:multiLevelType w:val="multilevel"/>
+    <w:tmpl w:val="FF60AEE0"/>
+    <w:lvl w:ilvl="0">
+      <w:start w:val="1"/>
+      <w:numFmt w:val="bullet"/>
+      <w:lvlText w:val=""/>
+      <w:lvlJc w:val="left"/>
+      <w:pPr>
+        <w:tabs>
+          <w:tab w:val="num" w:pos="720"/>
+        </w:tabs>
+        <w:ind w:left="720" w:hanging="360"/>
+      </w:pPr>
+      <w:rPr>
+        <w:rFonts w:ascii="Symbol" w:hAnsi="Symbol" w:hint="default"/>
+        <w:sz w:val="20"/>
+      </w:rPr>
+    </w:lvl>
+    <w:lvl w:ilvl="1" w:tentative="1">
+      <w:start w:val="1"/>
+      <w:numFmt w:val="bullet"/>
+      <w:lvlText w:val="o"/>
+      <w:lvlJc w:val="left"/>
+      <w:pPr>
+        <w:tabs>
+          <w:tab w:val="num" w:pos="1440"/>
+        </w:tabs>
+        <w:ind w:left="1440" w:hanging="360"/>
+      </w:pPr>
+      <w:rPr>
+        <w:rFonts w:ascii="Courier New" w:hAnsi="Courier New" w:hint="default"/>
+        <w:sz w:val="20"/>
+      </w:rPr>
+    </w:lvl>
+    <w:lvl w:ilvl="2" w:tentative="1">
+      <w:start w:val="1"/>
+      <w:numFmt w:val="bullet"/>
+      <w:lvlText w:val=""/>
+      <w:lvlJc w:val="left"/>
+      <w:pPr>
+        <w:tabs>
+          <w:tab w:val="num" w:pos="2160"/>
+        </w:tabs>
+        <w:ind w:left="2160" w:hanging="360"/>
+      </w:pPr>
+      <w:rPr>
+        <w:rFonts w:ascii="Wingdings" w:hAnsi="Wingdings" w:hint="default"/>
+        <w:sz w:val="20"/>
+      </w:rPr>
+    </w:lvl>
+    <w:lvl w:ilvl="3" w:tentative="1">
+      <w:start w:val="1"/>
+      <w:numFmt w:val="bullet"/>
+      <w:lvlText w:val=""/>
+      <w:lvlJc w:val="left"/>
+      <w:pPr>
+        <w:tabs>
+          <w:tab w:val="num" w:pos="2880"/>
+        </w:tabs>
+        <w:ind w:left="2880" w:hanging="360"/>
+      </w:pPr>
+      <w:rPr>
+        <w:rFonts w:ascii="Wingdings" w:hAnsi="Wingdings" w:hint="default"/>
+        <w:sz w:val="20"/>
+      </w:rPr>
+    </w:lvl>
+    <w:lvl w:ilvl="4" w:tentative="1">
+      <w:start w:val="1"/>
+      <w:numFmt w:val="bullet"/>
+      <w:lvlText w:val=""/>
+      <w:lvlJc w:val="left"/>
+      <w:pPr>
+        <w:tabs>
+          <w:tab w:val="num" w:pos="3600"/>
+        </w:tabs>
+        <w:ind w:left="3600" w:hanging="360"/>
+      </w:pPr>
+      <w:rPr>
+        <w:rFonts w:ascii="Wingdings" w:hAnsi="Wingdings" w:hint="default"/>
+        <w:sz w:val="20"/>
+      </w:rPr>
+    </w:lvl>
+    <w:lvl w:ilvl="5" w:tentative="1">
+      <w:start w:val="1"/>
+      <w:numFmt w:val="bullet"/>
+      <w:lvlText w:val=""/>
+      <w:lvlJc w:val="left"/>
+      <w:pPr>
+        <w:tabs>
+          <w:tab w:val="num" w:pos="4320"/>
+        </w:tabs>
+        <w:ind w:left="4320" w:hanging="360"/>
+      </w:pPr>
+      <w:rPr>
+        <w:rFonts w:ascii="Wingdings" w:hAnsi="Wingdings" w:hint="default"/>
+        <w:sz w:val="20"/>
+      </w:rPr>
+    </w:lvl>
+    <w:lvl w:ilvl="6" w:tentative="1">
+      <w:start w:val="1"/>
+      <w:numFmt w:val="bullet"/>
+      <w:lvlText w:val=""/>
+      <w:lvlJc w:val="left"/>
+      <w:pPr>
+        <w:tabs>
+          <w:tab w:val="num" w:pos="5040"/>
+        </w:tabs>
+        <w:ind w:left="5040" w:hanging="360"/>
+      </w:pPr>
+      <w:rPr>
+        <w:rFonts w:ascii="Wingdings" w:hAnsi="Wingdings" w:hint="default"/>
+        <w:sz w:val="20"/>
+      </w:rPr>
+    </w:lvl>
+    <w:lvl w:ilvl="7" w:tentative="1">
+      <w:start w:val="1"/>
+      <w:numFmt w:val="bullet"/>
+      <w:lvlText w:val=""/>
+      <w:lvlJc w:val="left"/>
+      <w:pPr>
+        <w:tabs>
+          <w:tab w:val="num" w:pos="5760"/>
+        </w:tabs>
+        <w:ind w:left="5760" w:hanging="360"/>
+      </w:pPr>
+      <w:rPr>
+        <w:rFonts w:ascii="Wingdings" w:hAnsi="Wingdings" w:hint="default"/>
+        <w:sz w:val="20"/>
+      </w:rPr>
+    </w:lvl>
+    <w:lvl w:ilvl="8" w:tentative="1">
+      <w:start w:val="1"/>
+      <w:numFmt w:val="bullet"/>
+      <w:lvlText w:val=""/>
+      <w:lvlJc w:val="left"/>
+      <w:pPr>
+        <w:tabs>
+          <w:tab w:val="num" w:pos="6480"/>
+        </w:tabs>
+        <w:ind w:left="6480" w:hanging="360"/>
+      </w:pPr>
+      <w:rPr>
+        <w:rFonts w:ascii="Wingdings" w:hAnsi="Wingdings" w:hint="default"/>
+        <w:sz w:val="20"/>
+      </w:rPr>
+    </w:lvl>
+  </w:abstractNum>
+  <w:abstractNum w:abstractNumId="21" w15:restartNumberingAfterBreak="0">
     <w:nsid w:val="358310A7"/>
     <w:multiLevelType w:val="multilevel"/>
     <w:tmpl w:val="1B8657AE"/>
@@ -4814,7 +4931,156 @@
       </w:rPr>
     </w:lvl>
   </w:abstractNum>
-  <w:abstractNum w:abstractNumId="11" w15:restartNumberingAfterBreak="0">
+  <w:abstractNum w:abstractNumId="22" w15:restartNumberingAfterBreak="0">
+    <w:nsid w:val="36CD265E"/>
+    <w:multiLevelType w:val="multilevel"/>
+    <w:tmpl w:val="37FADBEC"/>
+    <w:lvl w:ilvl="0">
+      <w:start w:val="1"/>
+      <w:numFmt w:val="bullet"/>
+      <w:lvlText w:val=""/>
+      <w:lvlJc w:val="left"/>
+      <w:pPr>
+        <w:tabs>
+          <w:tab w:val="num" w:pos="720"/>
+        </w:tabs>
+        <w:ind w:left="720" w:hanging="360"/>
+      </w:pPr>
+      <w:rPr>
+        <w:rFonts w:ascii="Symbol" w:hAnsi="Symbol" w:hint="default"/>
+        <w:sz w:val="20"/>
+      </w:rPr>
+    </w:lvl>
+    <w:lvl w:ilvl="1" w:tentative="1">
+      <w:start w:val="1"/>
+      <w:numFmt w:val="bullet"/>
+      <w:lvlText w:val="o"/>
+      <w:lvlJc w:val="left"/>
+      <w:pPr>
+        <w:tabs>
+          <w:tab w:val="num" w:pos="1440"/>
+        </w:tabs>
+        <w:ind w:left="1440" w:hanging="360"/>
+      </w:pPr>
+      <w:rPr>
+        <w:rFonts w:ascii="Courier New" w:hAnsi="Courier New" w:hint="default"/>
+        <w:sz w:val="20"/>
+      </w:rPr>
+    </w:lvl>
+    <w:lvl w:ilvl="2" w:tentative="1">
+      <w:start w:val="1"/>
+      <w:numFmt w:val="bullet"/>
+      <w:lvlText w:val=""/>
+      <w:lvlJc w:val="left"/>
+      <w:pPr>
+        <w:tabs>
+          <w:tab w:val="num" w:pos="2160"/>
+        </w:tabs>
+        <w:ind w:left="2160" w:hanging="360"/>
+      </w:pPr>
+      <w:rPr>
+        <w:rFonts w:ascii="Wingdings" w:hAnsi="Wingdings" w:hint="default"/>
+        <w:sz w:val="20"/>
+      </w:rPr>
+    </w:lvl>
+    <w:lvl w:ilvl="3" w:tentative="1">
+      <w:start w:val="1"/>
+      <w:numFmt w:val="bullet"/>
+      <w:lvlText w:val=""/>
+      <w:lvlJc w:val="left"/>
+      <w:pPr>
+        <w:tabs>
+          <w:tab w:val="num" w:pos="2880"/>
+        </w:tabs>
+        <w:ind w:left="2880" w:hanging="360"/>
+      </w:pPr>
+      <w:rPr>
+        <w:rFonts w:ascii="Wingdings" w:hAnsi="Wingdings" w:hint="default"/>
+        <w:sz w:val="20"/>
+      </w:rPr>
+    </w:lvl>
+    <w:lvl w:ilvl="4" w:tentative="1">
+      <w:start w:val="1"/>
+      <w:numFmt w:val="bullet"/>
+      <w:lvlText w:val=""/>
+      <w:lvlJc w:val="left"/>
+      <w:pPr>
+        <w:tabs>
+          <w:tab w:val="num" w:pos="3600"/>
+        </w:tabs>
+        <w:ind w:left="3600" w:hanging="360"/>
+      </w:pPr>
+      <w:rPr>
+        <w:rFonts w:ascii="Wingdings" w:hAnsi="Wingdings" w:hint="default"/>
+        <w:sz w:val="20"/>
+      </w:rPr>
+    </w:lvl>
+    <w:lvl w:ilvl="5" w:tentative="1">
+      <w:start w:val="1"/>
+      <w:numFmt w:val="bullet"/>
+      <w:lvlText w:val=""/>
+      <w:lvlJc w:val="left"/>
+      <w:pPr>
+        <w:tabs>
+          <w:tab w:val="num" w:pos="4320"/>
+        </w:tabs>
+        <w:ind w:left="4320" w:hanging="360"/>
+      </w:pPr>
+      <w:rPr>
+        <w:rFonts w:ascii="Wingdings" w:hAnsi="Wingdings" w:hint="default"/>
+        <w:sz w:val="20"/>
+      </w:rPr>
+    </w:lvl>
+    <w:lvl w:ilvl="6" w:tentative="1">
+      <w:start w:val="1"/>
+      <w:numFmt w:val="bullet"/>
+      <w:lvlText w:val=""/>
+      <w:lvlJc w:val="left"/>
+      <w:pPr>
+        <w:tabs>
+          <w:tab w:val="num" w:pos="5040"/>
+        </w:tabs>
+        <w:ind w:left="5040" w:hanging="360"/>
+      </w:pPr>
+      <w:rPr>
+        <w:rFonts w:ascii="Wingdings" w:hAnsi="Wingdings" w:hint="default"/>
+        <w:sz w:val="20"/>
+      </w:rPr>
+    </w:lvl>
+    <w:lvl w:ilvl="7" w:tentative="1">
+      <w:start w:val="1"/>
+      <w:numFmt w:val="bullet"/>
+      <w:lvlText w:val=""/>
+      <w:lvlJc w:val="left"/>
+      <w:pPr>
+        <w:tabs>
+          <w:tab w:val="num" w:pos="5760"/>
+        </w:tabs>
+        <w:ind w:left="5760" w:hanging="360"/>
+      </w:pPr>
+      <w:rPr>
+        <w:rFonts w:ascii="Wingdings" w:hAnsi="Wingdings" w:hint="default"/>
+        <w:sz w:val="20"/>
+      </w:rPr>
+    </w:lvl>
+    <w:lvl w:ilvl="8" w:tentative="1">
+      <w:start w:val="1"/>
+      <w:numFmt w:val="bullet"/>
+      <w:lvlText w:val=""/>
+      <w:lvlJc w:val="left"/>
+      <w:pPr>
+        <w:tabs>
+          <w:tab w:val="num" w:pos="6480"/>
+        </w:tabs>
+        <w:ind w:left="6480" w:hanging="360"/>
+      </w:pPr>
+      <w:rPr>
+        <w:rFonts w:ascii="Wingdings" w:hAnsi="Wingdings" w:hint="default"/>
+        <w:sz w:val="20"/>
+      </w:rPr>
+    </w:lvl>
+  </w:abstractNum>
+  <w:abstractNum w:abstractNumId="23" w15:restartNumberingAfterBreak="0">
     <w:nsid w:val="4917356F"/>
     <w:multiLevelType w:val="multilevel"/>
     <w:tmpl w:val="57748582"/>
@@ -4927,7 +5193,382 @@
       </w:pPr>
     </w:lvl>
   </w:abstractNum>
-  <w:abstractNum w:abstractNumId="12" w15:restartNumberingAfterBreak="0">
+  <w:abstractNum w:abstractNumId="24" w15:restartNumberingAfterBreak="0">
+    <w:nsid w:val="4A4E47F7"/>
+    <w:multiLevelType w:val="multilevel"/>
+    <w:tmpl w:val="07D6FA54"/>
+    <w:lvl w:ilvl="0">
+      <w:start w:val="1"/>
+      <w:numFmt w:val="decimal"/>
+      <w:lvlText w:val="%1."/>
+      <w:lvlJc w:val="left"/>
+      <w:pPr>
+        <w:tabs>
+          <w:tab w:val="num" w:pos="720"/>
+        </w:tabs>
+        <w:ind w:left="720" w:hanging="360"/>
+      </w:pPr>
+    </w:lvl>
+    <w:lvl w:ilvl="1" w:tentative="1">
+      <w:start w:val="1"/>
+      <w:numFmt w:val="decimal"/>
+      <w:lvlText w:val="%2."/>
+      <w:lvlJc w:val="left"/>
+      <w:pPr>
+        <w:tabs>
+          <w:tab w:val="num" w:pos="1440"/>
+        </w:tabs>
+        <w:ind w:left="1440" w:hanging="360"/>
+      </w:pPr>
+    </w:lvl>
+    <w:lvl w:ilvl="2" w:tentative="1">
+      <w:start w:val="1"/>
+      <w:numFmt w:val="decimal"/>
+      <w:lvlText w:val="%3."/>
+      <w:lvlJc w:val="left"/>
+      <w:pPr>
+        <w:tabs>
+          <w:tab w:val="num" w:pos="2160"/>
+        </w:tabs>
+        <w:ind w:left="2160" w:hanging="360"/>
+      </w:pPr>
+    </w:lvl>
+    <w:lvl w:ilvl="3" w:tentative="1">
+      <w:start w:val="1"/>
+      <w:numFmt w:val="decimal"/>
+      <w:lvlText w:val="%4."/>
+      <w:lvlJc w:val="left"/>
+      <w:pPr>
+        <w:tabs>
+          <w:tab w:val="num" w:pos="2880"/>
+        </w:tabs>
+        <w:ind w:left="2880" w:hanging="360"/>
+      </w:pPr>
+    </w:lvl>
+    <w:lvl w:ilvl="4" w:tentative="1">
+      <w:start w:val="1"/>
+      <w:numFmt w:val="decimal"/>
+      <w:lvlText w:val="%5."/>
+      <w:lvlJc w:val="left"/>
+      <w:pPr>
+        <w:tabs>
+          <w:tab w:val="num" w:pos="3600"/>
+        </w:tabs>
+        <w:ind w:left="3600" w:hanging="360"/>
+      </w:pPr>
+    </w:lvl>
+    <w:lvl w:ilvl="5" w:tentative="1">
+      <w:start w:val="1"/>
+      <w:numFmt w:val="decimal"/>
+      <w:lvlText w:val="%6."/>
+      <w:lvlJc w:val="left"/>
+      <w:pPr>
+        <w:tabs>
+          <w:tab w:val="num" w:pos="4320"/>
+        </w:tabs>
+        <w:ind w:left="4320" w:hanging="360"/>
+      </w:pPr>
+    </w:lvl>
+    <w:lvl w:ilvl="6" w:tentative="1">
+      <w:start w:val="1"/>
+      <w:numFmt w:val="decimal"/>
+      <w:lvlText w:val="%7."/>
+      <w:lvlJc w:val="left"/>
+      <w:pPr>
+        <w:tabs>
+          <w:tab w:val="num" w:pos="5040"/>
+        </w:tabs>
+        <w:ind w:left="5040" w:hanging="360"/>
+      </w:pPr>
+    </w:lvl>
+    <w:lvl w:ilvl="7" w:tentative="1">
+      <w:start w:val="1"/>
+      <w:numFmt w:val="decimal"/>
+      <w:lvlText w:val="%8."/>
+      <w:lvlJc w:val="left"/>
+      <w:pPr>
+        <w:tabs>
+          <w:tab w:val="num" w:pos="5760"/>
+        </w:tabs>
+        <w:ind w:left="5760" w:hanging="360"/>
+      </w:pPr>
+    </w:lvl>
+    <w:lvl w:ilvl="8" w:tentative="1">
+      <w:start w:val="1"/>
+      <w:numFmt w:val="decimal"/>
+      <w:lvlText w:val="%9."/>
+      <w:lvlJc w:val="left"/>
+      <w:pPr>
+        <w:tabs>
+          <w:tab w:val="num" w:pos="6480"/>
+        </w:tabs>
+        <w:ind w:left="6480" w:hanging="360"/>
+      </w:pPr>
+    </w:lvl>
+  </w:abstractNum>
+  <w:abstractNum w:abstractNumId="25" w15:restartNumberingAfterBreak="0">
+    <w:nsid w:val="4F14733E"/>
+    <w:multiLevelType w:val="multilevel"/>
+    <w:tmpl w:val="D1A413CC"/>
+    <w:lvl w:ilvl="0">
+      <w:start w:val="1"/>
+      <w:numFmt w:val="bullet"/>
+      <w:lvlText w:val=""/>
+      <w:lvlJc w:val="left"/>
+      <w:pPr>
+        <w:tabs>
+          <w:tab w:val="num" w:pos="720"/>
+        </w:tabs>
+        <w:ind w:left="720" w:hanging="360"/>
+      </w:pPr>
+      <w:rPr>
+        <w:rFonts w:ascii="Symbol" w:hAnsi="Symbol" w:hint="default"/>
+        <w:sz w:val="20"/>
+      </w:rPr>
+    </w:lvl>
+    <w:lvl w:ilvl="1" w:tentative="1">
+      <w:start w:val="1"/>
+      <w:numFmt w:val="bullet"/>
+      <w:lvlText w:val="o"/>
+      <w:lvlJc w:val="left"/>
+      <w:pPr>
+        <w:tabs>
+          <w:tab w:val="num" w:pos="1440"/>
+        </w:tabs>
+        <w:ind w:left="1440" w:hanging="360"/>
+      </w:pPr>
+      <w:rPr>
+        <w:rFonts w:ascii="Courier New" w:hAnsi="Courier New" w:hint="default"/>
+        <w:sz w:val="20"/>
+      </w:rPr>
+    </w:lvl>
+    <w:lvl w:ilvl="2" w:tentative="1">
+      <w:start w:val="1"/>
+      <w:numFmt w:val="bullet"/>
+      <w:lvlText w:val=""/>
+      <w:lvlJc w:val="left"/>
+      <w:pPr>
+        <w:tabs>
+          <w:tab w:val="num" w:pos="2160"/>
+        </w:tabs>
+        <w:ind w:left="2160" w:hanging="360"/>
+      </w:pPr>
+      <w:rPr>
+        <w:rFonts w:ascii="Wingdings" w:hAnsi="Wingdings" w:hint="default"/>
+        <w:sz w:val="20"/>
+      </w:rPr>
+    </w:lvl>
+    <w:lvl w:ilvl="3" w:tentative="1">
+      <w:start w:val="1"/>
+      <w:numFmt w:val="bullet"/>
+      <w:lvlText w:val=""/>
+      <w:lvlJc w:val="left"/>
+      <w:pPr>
+        <w:tabs>
+          <w:tab w:val="num" w:pos="2880"/>
+        </w:tabs>
+        <w:ind w:left="2880" w:hanging="360"/>
+      </w:pPr>
+      <w:rPr>
+        <w:rFonts w:ascii="Wingdings" w:hAnsi="Wingdings" w:hint="default"/>
+        <w:sz w:val="20"/>
+      </w:rPr>
+    </w:lvl>
+    <w:lvl w:ilvl="4" w:tentative="1">
+      <w:start w:val="1"/>
+      <w:numFmt w:val="bullet"/>
+      <w:lvlText w:val=""/>
+      <w:lvlJc w:val="left"/>
+      <w:pPr>
+        <w:tabs>
+          <w:tab w:val="num" w:pos="3600"/>
+        </w:tabs>
+        <w:ind w:left="3600" w:hanging="360"/>
+      </w:pPr>
+      <w:rPr>
+        <w:rFonts w:ascii="Wingdings" w:hAnsi="Wingdings" w:hint="default"/>
+        <w:sz w:val="20"/>
+      </w:rPr>
+    </w:lvl>
+    <w:lvl w:ilvl="5" w:tentative="1">
+      <w:start w:val="1"/>
+      <w:numFmt w:val="bullet"/>
+      <w:lvlText w:val=""/>
+      <w:lvlJc w:val="left"/>
+      <w:pPr>
+        <w:tabs>
+          <w:tab w:val="num" w:pos="4320"/>
+        </w:tabs>
+        <w:ind w:left="4320" w:hanging="360"/>
+      </w:pPr>
+      <w:rPr>
+        <w:rFonts w:ascii="Wingdings" w:hAnsi="Wingdings" w:hint="default"/>
+        <w:sz w:val="20"/>
+      </w:rPr>
+    </w:lvl>
+    <w:lvl w:ilvl="6" w:tentative="1">
+      <w:start w:val="1"/>
+      <w:numFmt w:val="bullet"/>
+      <w:lvlText w:val=""/>
+      <w:lvlJc w:val="left"/>
+      <w:pPr>
+        <w:tabs>
+          <w:tab w:val="num" w:pos="5040"/>
+        </w:tabs>
+        <w:ind w:left="5040" w:hanging="360"/>
+      </w:pPr>
+      <w:rPr>
+        <w:rFonts w:ascii="Wingdings" w:hAnsi="Wingdings" w:hint="default"/>
+        <w:sz w:val="20"/>
+      </w:rPr>
+    </w:lvl>
+    <w:lvl w:ilvl="7" w:tentative="1">
+      <w:start w:val="1"/>
+      <w:numFmt w:val="bullet"/>
+      <w:lvlText w:val=""/>
+      <w:lvlJc w:val="left"/>
+      <w:pPr>
+        <w:tabs>
+          <w:tab w:val="num" w:pos="5760"/>
+        </w:tabs>
+        <w:ind w:left="5760" w:hanging="360"/>
+      </w:pPr>
+      <w:rPr>
+        <w:rFonts w:ascii="Wingdings" w:hAnsi="Wingdings" w:hint="default"/>
+        <w:sz w:val="20"/>
+      </w:rPr>
+    </w:lvl>
+    <w:lvl w:ilvl="8" w:tentative="1">
+      <w:start w:val="1"/>
+      <w:numFmt w:val="bullet"/>
+      <w:lvlText w:val=""/>
+      <w:lvlJc w:val="left"/>
+      <w:pPr>
+        <w:tabs>
+          <w:tab w:val="num" w:pos="6480"/>
+        </w:tabs>
+        <w:ind w:left="6480" w:hanging="360"/>
+      </w:pPr>
+      <w:rPr>
+        <w:rFonts w:ascii="Wingdings" w:hAnsi="Wingdings" w:hint="default"/>
+        <w:sz w:val="20"/>
+      </w:rPr>
+    </w:lvl>
+  </w:abstractNum>
+  <w:abstractNum w:abstractNumId="26" w15:restartNumberingAfterBreak="0">
+    <w:nsid w:val="54797E33"/>
+    <w:multiLevelType w:val="multilevel"/>
+    <w:tmpl w:val="7E3EB480"/>
+    <w:lvl w:ilvl="0">
+      <w:start w:val="1"/>
+      <w:numFmt w:val="decimal"/>
+      <w:lvlText w:val="%1."/>
+      <w:lvlJc w:val="left"/>
+      <w:pPr>
+        <w:tabs>
+          <w:tab w:val="num" w:pos="720"/>
+        </w:tabs>
+        <w:ind w:left="720" w:hanging="360"/>
+      </w:pPr>
+    </w:lvl>
+    <w:lvl w:ilvl="1" w:tentative="1">
+      <w:start w:val="1"/>
+      <w:numFmt w:val="decimal"/>
+      <w:lvlText w:val="%2."/>
+      <w:lvlJc w:val="left"/>
+      <w:pPr>
+        <w:tabs>
+          <w:tab w:val="num" w:pos="1440"/>
+        </w:tabs>
+        <w:ind w:left="1440" w:hanging="360"/>
+      </w:pPr>
+    </w:lvl>
+    <w:lvl w:ilvl="2" w:tentative="1">
+      <w:start w:val="1"/>
+      <w:numFmt w:val="decimal"/>
+      <w:lvlText w:val="%3."/>
+      <w:lvlJc w:val="left"/>
+      <w:pPr>
+        <w:tabs>
+          <w:tab w:val="num" w:pos="2160"/>
+        </w:tabs>
+        <w:ind w:left="2160" w:hanging="360"/>
+      </w:pPr>
+    </w:lvl>
+    <w:lvl w:ilvl="3" w:tentative="1">
+      <w:start w:val="1"/>
+      <w:numFmt w:val="decimal"/>
+      <w:lvlText w:val="%4."/>
+      <w:lvlJc w:val="left"/>
+      <w:pPr>
+        <w:tabs>
+          <w:tab w:val="num" w:pos="2880"/>
+        </w:tabs>
+        <w:ind w:left="2880" w:hanging="360"/>
+      </w:pPr>
+    </w:lvl>
+    <w:lvl w:ilvl="4" w:tentative="1">
+      <w:start w:val="1"/>
+      <w:numFmt w:val="decimal"/>
+      <w:lvlText w:val="%5."/>
+      <w:lvlJc w:val="left"/>
+      <w:pPr>
+        <w:tabs>
+          <w:tab w:val="num" w:pos="3600"/>
+        </w:tabs>
+        <w:ind w:left="3600" w:hanging="360"/>
+      </w:pPr>
+    </w:lvl>
+    <w:lvl w:ilvl="5" w:tentative="1">
+      <w:start w:val="1"/>
+      <w:numFmt w:val="decimal"/>
+      <w:lvlText w:val="%6."/>
+      <w:lvlJc w:val="left"/>
+      <w:pPr>
+        <w:tabs>
+          <w:tab w:val="num" w:pos="4320"/>
+        </w:tabs>
+        <w:ind w:left="4320" w:hanging="360"/>
+      </w:pPr>
+    </w:lvl>
+    <w:lvl w:ilvl="6" w:tentative="1">
+      <w:start w:val="1"/>
+      <w:numFmt w:val="decimal"/>
+      <w:lvlText w:val="%7."/>
+      <w:lvlJc w:val="left"/>
+      <w:pPr>
+        <w:tabs>
+          <w:tab w:val="num" w:pos="5040"/>
+        </w:tabs>
+        <w:ind w:left="5040" w:hanging="360"/>
+      </w:pPr>
+    </w:lvl>
+    <w:lvl w:ilvl="7" w:tentative="1">
+      <w:start w:val="1"/>
+      <w:numFmt w:val="decimal"/>
+      <w:lvlText w:val="%8."/>
+      <w:lvlJc w:val="left"/>
+      <w:pPr>
+        <w:tabs>
+          <w:tab w:val="num" w:pos="5760"/>
+        </w:tabs>
+        <w:ind w:left="5760" w:hanging="360"/>
+      </w:pPr>
+    </w:lvl>
+    <w:lvl w:ilvl="8" w:tentative="1">
+      <w:start w:val="1"/>
+      <w:numFmt w:val="decimal"/>
+      <w:lvlText w:val="%9."/>
+      <w:lvlJc w:val="left"/>
+      <w:pPr>
+        <w:tabs>
+          <w:tab w:val="num" w:pos="6480"/>
+        </w:tabs>
+        <w:ind w:left="6480" w:hanging="360"/>
+      </w:pPr>
+    </w:lvl>
+  </w:abstractNum>
+  <w:abstractNum w:abstractNumId="27" w15:restartNumberingAfterBreak="0">
     <w:nsid w:val="54DA0387"/>
     <w:multiLevelType w:val="multilevel"/>
     <w:tmpl w:val="0CF6A71C"/>
@@ -5076,7 +5717,233 @@
       </w:rPr>
     </w:lvl>
   </w:abstractNum>
-  <w:abstractNum w:abstractNumId="13" w15:restartNumberingAfterBreak="0">
+  <w:abstractNum w:abstractNumId="28" w15:restartNumberingAfterBreak="0">
+    <w:nsid w:val="58661CA8"/>
+    <w:multiLevelType w:val="multilevel"/>
+    <w:tmpl w:val="20CC7CA2"/>
+    <w:lvl w:ilvl="0">
+      <w:start w:val="4"/>
+      <w:numFmt w:val="decimal"/>
+      <w:lvlText w:val="%1."/>
+      <w:lvlJc w:val="left"/>
+      <w:pPr>
+        <w:tabs>
+          <w:tab w:val="num" w:pos="720"/>
+        </w:tabs>
+        <w:ind w:left="720" w:hanging="360"/>
+      </w:pPr>
+    </w:lvl>
+    <w:lvl w:ilvl="1" w:tentative="1">
+      <w:start w:val="1"/>
+      <w:numFmt w:val="decimal"/>
+      <w:lvlText w:val="%2."/>
+      <w:lvlJc w:val="left"/>
+      <w:pPr>
+        <w:tabs>
+          <w:tab w:val="num" w:pos="1440"/>
+        </w:tabs>
+        <w:ind w:left="1440" w:hanging="360"/>
+      </w:pPr>
+    </w:lvl>
+    <w:lvl w:ilvl="2" w:tentative="1">
+      <w:start w:val="1"/>
+      <w:numFmt w:val="decimal"/>
+      <w:lvlText w:val="%3."/>
+      <w:lvlJc w:val="left"/>
+      <w:pPr>
+        <w:tabs>
+          <w:tab w:val="num" w:pos="2160"/>
+        </w:tabs>
+        <w:ind w:left="2160" w:hanging="360"/>
+      </w:pPr>
+    </w:lvl>
+    <w:lvl w:ilvl="3" w:tentative="1">
+      <w:start w:val="1"/>
+      <w:numFmt w:val="decimal"/>
+      <w:lvlText w:val="%4."/>
+      <w:lvlJc w:val="left"/>
+      <w:pPr>
+        <w:tabs>
+          <w:tab w:val="num" w:pos="2880"/>
+        </w:tabs>
+        <w:ind w:left="2880" w:hanging="360"/>
+      </w:pPr>
+    </w:lvl>
+    <w:lvl w:ilvl="4" w:tentative="1">
+      <w:start w:val="1"/>
+      <w:numFmt w:val="decimal"/>
+      <w:lvlText w:val="%5."/>
+      <w:lvlJc w:val="left"/>
+      <w:pPr>
+        <w:tabs>
+          <w:tab w:val="num" w:pos="3600"/>
+        </w:tabs>
+        <w:ind w:left="3600" w:hanging="360"/>
+      </w:pPr>
+    </w:lvl>
+    <w:lvl w:ilvl="5" w:tentative="1">
+      <w:start w:val="1"/>
+      <w:numFmt w:val="decimal"/>
+      <w:lvlText w:val="%6."/>
+      <w:lvlJc w:val="left"/>
+      <w:pPr>
+        <w:tabs>
+          <w:tab w:val="num" w:pos="4320"/>
+        </w:tabs>
+        <w:ind w:left="4320" w:hanging="360"/>
+      </w:pPr>
+    </w:lvl>
+    <w:lvl w:ilvl="6" w:tentative="1">
+      <w:start w:val="1"/>
+      <w:numFmt w:val="decimal"/>
+      <w:lvlText w:val="%7."/>
+      <w:lvlJc w:val="left"/>
+      <w:pPr>
+        <w:tabs>
+          <w:tab w:val="num" w:pos="5040"/>
+        </w:tabs>
+        <w:ind w:left="5040" w:hanging="360"/>
+      </w:pPr>
+    </w:lvl>
+    <w:lvl w:ilvl="7" w:tentative="1">
+      <w:start w:val="1"/>
+      <w:numFmt w:val="decimal"/>
+      <w:lvlText w:val="%8."/>
+      <w:lvlJc w:val="left"/>
+      <w:pPr>
+        <w:tabs>
+          <w:tab w:val="num" w:pos="5760"/>
+        </w:tabs>
+        <w:ind w:left="5760" w:hanging="360"/>
+      </w:pPr>
+    </w:lvl>
+    <w:lvl w:ilvl="8" w:tentative="1">
+      <w:start w:val="1"/>
+      <w:numFmt w:val="decimal"/>
+      <w:lvlText w:val="%9."/>
+      <w:lvlJc w:val="left"/>
+      <w:pPr>
+        <w:tabs>
+          <w:tab w:val="num" w:pos="6480"/>
+        </w:tabs>
+        <w:ind w:left="6480" w:hanging="360"/>
+      </w:pPr>
+    </w:lvl>
+  </w:abstractNum>
+  <w:abstractNum w:abstractNumId="29" w15:restartNumberingAfterBreak="0">
+    <w:nsid w:val="5E91240D"/>
+    <w:multiLevelType w:val="multilevel"/>
+    <w:tmpl w:val="8CF416BA"/>
+    <w:lvl w:ilvl="0">
+      <w:start w:val="2"/>
+      <w:numFmt w:val="decimal"/>
+      <w:lvlText w:val="%1."/>
+      <w:lvlJc w:val="left"/>
+      <w:pPr>
+        <w:tabs>
+          <w:tab w:val="num" w:pos="720"/>
+        </w:tabs>
+        <w:ind w:left="720" w:hanging="360"/>
+      </w:pPr>
+    </w:lvl>
+    <w:lvl w:ilvl="1" w:tentative="1">
+      <w:start w:val="1"/>
+      <w:numFmt w:val="decimal"/>
+      <w:lvlText w:val="%2."/>
+      <w:lvlJc w:val="left"/>
+      <w:pPr>
+        <w:tabs>
+          <w:tab w:val="num" w:pos="1440"/>
+        </w:tabs>
+        <w:ind w:left="1440" w:hanging="360"/>
+      </w:pPr>
+    </w:lvl>
+    <w:lvl w:ilvl="2" w:tentative="1">
+      <w:start w:val="1"/>
+      <w:numFmt w:val="decimal"/>
+      <w:lvlText w:val="%3."/>
+      <w:lvlJc w:val="left"/>
+      <w:pPr>
+        <w:tabs>
+          <w:tab w:val="num" w:pos="2160"/>
+        </w:tabs>
+        <w:ind w:left="2160" w:hanging="360"/>
+      </w:pPr>
+    </w:lvl>
+    <w:lvl w:ilvl="3" w:tentative="1">
+      <w:start w:val="1"/>
+      <w:numFmt w:val="decimal"/>
+      <w:lvlText w:val="%4."/>
+      <w:lvlJc w:val="left"/>
+      <w:pPr>
+        <w:tabs>
+          <w:tab w:val="num" w:pos="2880"/>
+        </w:tabs>
+        <w:ind w:left="2880" w:hanging="360"/>
+      </w:pPr>
+    </w:lvl>
+    <w:lvl w:ilvl="4" w:tentative="1">
+      <w:start w:val="1"/>
+      <w:numFmt w:val="decimal"/>
+      <w:lvlText w:val="%5."/>
+      <w:lvlJc w:val="left"/>
+      <w:pPr>
+        <w:tabs>
+          <w:tab w:val="num" w:pos="3600"/>
+        </w:tabs>
+        <w:ind w:left="3600" w:hanging="360"/>
+      </w:pPr>
+    </w:lvl>
+    <w:lvl w:ilvl="5" w:tentative="1">
+      <w:start w:val="1"/>
+      <w:numFmt w:val="decimal"/>
+      <w:lvlText w:val="%6."/>
+      <w:lvlJc w:val="left"/>
+      <w:pPr>
+        <w:tabs>
+          <w:tab w:val="num" w:pos="4320"/>
+        </w:tabs>
+        <w:ind w:left="4320" w:hanging="360"/>
+      </w:pPr>
+    </w:lvl>
+    <w:lvl w:ilvl="6" w:tentative="1">
+      <w:start w:val="1"/>
+      <w:numFmt w:val="decimal"/>
+      <w:lvlText w:val="%7."/>
+      <w:lvlJc w:val="left"/>
+      <w:pPr>
+        <w:tabs>
+          <w:tab w:val="num" w:pos="5040"/>
+        </w:tabs>
+        <w:ind w:left="5040" w:hanging="360"/>
+      </w:pPr>
+    </w:lvl>
+    <w:lvl w:ilvl="7" w:tentative="1">
+      <w:start w:val="1"/>
+      <w:numFmt w:val="decimal"/>
+      <w:lvlText w:val="%8."/>
+      <w:lvlJc w:val="left"/>
+      <w:pPr>
+        <w:tabs>
+          <w:tab w:val="num" w:pos="5760"/>
+        </w:tabs>
+        <w:ind w:left="5760" w:hanging="360"/>
+      </w:pPr>
+    </w:lvl>
+    <w:lvl w:ilvl="8" w:tentative="1">
+      <w:start w:val="1"/>
+      <w:numFmt w:val="decimal"/>
+      <w:lvlText w:val="%9."/>
+      <w:lvlJc w:val="left"/>
+      <w:pPr>
+        <w:tabs>
+          <w:tab w:val="num" w:pos="6480"/>
+        </w:tabs>
+        <w:ind w:left="6480" w:hanging="360"/>
+      </w:pPr>
+    </w:lvl>
+  </w:abstractNum>
+  <w:abstractNum w:abstractNumId="30" w15:restartNumberingAfterBreak="0">
     <w:nsid w:val="6ACE38B5"/>
     <w:multiLevelType w:val="multilevel"/>
     <w:tmpl w:val="79F422CC"/>
@@ -5225,7 +6092,120 @@
       </w:rPr>
     </w:lvl>
   </w:abstractNum>
-  <w:abstractNum w:abstractNumId="14" w15:restartNumberingAfterBreak="0">
+  <w:abstractNum w:abstractNumId="31" w15:restartNumberingAfterBreak="0">
+    <w:nsid w:val="6C4D26CF"/>
+    <w:multiLevelType w:val="multilevel"/>
+    <w:tmpl w:val="F57E9708"/>
+    <w:lvl w:ilvl="0">
+      <w:start w:val="5"/>
+      <w:numFmt w:val="decimal"/>
+      <w:lvlText w:val="%1."/>
+      <w:lvlJc w:val="left"/>
+      <w:pPr>
+        <w:tabs>
+          <w:tab w:val="num" w:pos="720"/>
+        </w:tabs>
+        <w:ind w:left="720" w:hanging="360"/>
+      </w:pPr>
+    </w:lvl>
+    <w:lvl w:ilvl="1" w:tentative="1">
+      <w:start w:val="1"/>
+      <w:numFmt w:val="decimal"/>
+      <w:lvlText w:val="%2."/>
+      <w:lvlJc w:val="left"/>
+      <w:pPr>
+        <w:tabs>
+          <w:tab w:val="num" w:pos="1440"/>
+        </w:tabs>
+        <w:ind w:left="1440" w:hanging="360"/>
+      </w:pPr>
+    </w:lvl>
+    <w:lvl w:ilvl="2" w:tentative="1">
+      <w:start w:val="1"/>
+      <w:numFmt w:val="decimal"/>
+      <w:lvlText w:val="%3."/>
+      <w:lvlJc w:val="left"/>
+      <w:pPr>
+        <w:tabs>
+          <w:tab w:val="num" w:pos="2160"/>
+        </w:tabs>
+        <w:ind w:left="2160" w:hanging="360"/>
+      </w:pPr>
+    </w:lvl>
+    <w:lvl w:ilvl="3" w:tentative="1">
+      <w:start w:val="1"/>
+      <w:numFmt w:val="decimal"/>
+      <w:lvlText w:val="%4."/>
+      <w:lvlJc w:val="left"/>
+      <w:pPr>
+        <w:tabs>
+          <w:tab w:val="num" w:pos="2880"/>
+        </w:tabs>
+        <w:ind w:left="2880" w:hanging="360"/>
+      </w:pPr>
+    </w:lvl>
+    <w:lvl w:ilvl="4" w:tentative="1">
+      <w:start w:val="1"/>
+      <w:numFmt w:val="decimal"/>
+      <w:lvlText w:val="%5."/>
+      <w:lvlJc w:val="left"/>
+      <w:pPr>
+        <w:tabs>
+          <w:tab w:val="num" w:pos="3600"/>
+        </w:tabs>
+        <w:ind w:left="3600" w:hanging="360"/>
+      </w:pPr>
+    </w:lvl>
+    <w:lvl w:ilvl="5" w:tentative="1">
+      <w:start w:val="1"/>
+      <w:numFmt w:val="decimal"/>
+      <w:lvlText w:val="%6."/>
+      <w:lvlJc w:val="left"/>
+      <w:pPr>
+        <w:tabs>
+          <w:tab w:val="num" w:pos="4320"/>
+        </w:tabs>
+        <w:ind w:left="4320" w:hanging="360"/>
+      </w:pPr>
+    </w:lvl>
+    <w:lvl w:ilvl="6" w:tentative="1">
+      <w:start w:val="1"/>
+      <w:numFmt w:val="decimal"/>
+      <w:lvlText w:val="%7."/>
+      <w:lvlJc w:val="left"/>
+      <w:pPr>
+        <w:tabs>
+          <w:tab w:val="num" w:pos="5040"/>
+        </w:tabs>
+        <w:ind w:left="5040" w:hanging="360"/>
+      </w:pPr>
+    </w:lvl>
+    <w:lvl w:ilvl="7" w:tentative="1">
+      <w:start w:val="1"/>
+      <w:numFmt w:val="decimal"/>
+      <w:lvlText w:val="%8."/>
+      <w:lvlJc w:val="left"/>
+      <w:pPr>
+        <w:tabs>
+          <w:tab w:val="num" w:pos="5760"/>
+        </w:tabs>
+        <w:ind w:left="5760" w:hanging="360"/>
+      </w:pPr>
+    </w:lvl>
+    <w:lvl w:ilvl="8" w:tentative="1">
+      <w:start w:val="1"/>
+      <w:numFmt w:val="decimal"/>
+      <w:lvlText w:val="%9."/>
+      <w:lvlJc w:val="left"/>
+      <w:pPr>
+        <w:tabs>
+          <w:tab w:val="num" w:pos="6480"/>
+        </w:tabs>
+        <w:ind w:left="6480" w:hanging="360"/>
+      </w:pPr>
+    </w:lvl>
+  </w:abstractNum>
+  <w:abstractNum w:abstractNumId="32" w15:restartNumberingAfterBreak="0">
     <w:nsid w:val="7992242D"/>
     <w:multiLevelType w:val="multilevel"/>
     <w:tmpl w:val="34840A92"/>
@@ -5339,69 +6319,159 @@
     </w:lvl>
   </w:abstractNum>
   <w:num w:numId="1">
+    <w:abstractNumId w:val="17"/>
+  </w:num>
+  <w:num w:numId="2">
+    <w:abstractNumId w:val="23"/>
+  </w:num>
+  <w:num w:numId="3">
+    <w:abstractNumId w:val="15"/>
+  </w:num>
+  <w:num w:numId="4">
+    <w:abstractNumId w:val="4"/>
+  </w:num>
+  <w:num w:numId="5">
+    <w:abstractNumId w:val="10"/>
+  </w:num>
+  <w:num w:numId="6">
+    <w:abstractNumId w:val="32"/>
+  </w:num>
+  <w:num w:numId="7">
+    <w:abstractNumId w:val="30"/>
+  </w:num>
+  <w:num w:numId="8">
+    <w:abstractNumId w:val="21"/>
+  </w:num>
+  <w:num w:numId="9">
+    <w:abstractNumId w:val="14"/>
+  </w:num>
+  <w:num w:numId="10">
+    <w:abstractNumId w:val="3"/>
+  </w:num>
+  <w:num w:numId="11">
+    <w:abstractNumId w:val="3"/>
+    <w:lvlOverride w:ilvl="0"/>
+  </w:num>
+  <w:num w:numId="12">
+    <w:abstractNumId w:val="27"/>
+  </w:num>
+  <w:num w:numId="13">
+    <w:abstractNumId w:val="18"/>
+  </w:num>
+  <w:num w:numId="14">
+    <w:abstractNumId w:val="6"/>
+  </w:num>
+  <w:num w:numId="15">
+    <w:abstractNumId w:val="19"/>
+  </w:num>
+  <w:num w:numId="16">
+    <w:abstractNumId w:val="12"/>
+  </w:num>
+  <w:num w:numId="17">
     <w:abstractNumId w:val="7"/>
   </w:num>
-  <w:num w:numId="2">
-    <w:abstractNumId w:val="11"/>
+  <w:num w:numId="18">
+    <w:abstractNumId w:val="9"/>
   </w:num>
-  <w:num w:numId="3">
-    <w:abstractNumId w:val="6"/>
+  <w:num w:numId="19">
+    <w:abstractNumId w:val="16"/>
   </w:num>
-  <w:num w:numId="4">
-    <w:abstractNumId w:val="1"/>
+  <w:num w:numId="20">
+    <w:abstractNumId w:val="24"/>
   </w:num>
-  <w:num w:numId="5">
-    <w:abstractNumId w:val="3"/>
-  </w:num>
-  <w:num w:numId="6">
-    <w:abstractNumId w:val="14"/>
-  </w:num>
-  <w:num w:numId="7">
-    <w:abstractNumId w:val="13"/>
-  </w:num>
-  <w:num w:numId="8">
-    <w:abstractNumId w:val="10"/>
-  </w:num>
-  <w:num w:numId="9">
+  <w:num w:numId="21">
     <w:abstractNumId w:val="5"/>
-  </w:num>
-  <w:num w:numId="10">
-    <w:abstractNumId w:val="0"/>
-  </w:num>
-  <w:num w:numId="11">
-    <w:abstractNumId w:val="0"/>
-    <w:lvlOverride w:ilvl="1">
-      <w:lvl w:ilvl="1">
-        <w:numFmt w:val="bullet"/>
-        <w:lvlText w:val=""/>
+    <w:lvlOverride w:ilvl="0">
+      <w:lvl w:ilvl="0">
+        <w:numFmt w:val="decimal"/>
+        <w:lvlText w:val="%1."/>
         <w:lvlJc w:val="left"/>
-        <w:pPr>
-          <w:tabs>
-            <w:tab w:val="num" w:pos="1440"/>
-          </w:tabs>
-          <w:ind w:left="1440" w:hanging="360"/>
-        </w:pPr>
-        <w:rPr>
-          <w:rFonts w:ascii="Symbol" w:hAnsi="Symbol" w:hint="default"/>
-          <w:sz w:val="20"/>
-        </w:rPr>
       </w:lvl>
     </w:lvlOverride>
   </w:num>
-  <w:num w:numId="12">
-    <w:abstractNumId w:val="12"/>
+  <w:num w:numId="22">
+    <w:abstractNumId w:val="1"/>
+    <w:lvlOverride w:ilvl="0">
+      <w:lvl w:ilvl="0">
+        <w:numFmt w:val="decimal"/>
+        <w:lvlText w:val="%1."/>
+        <w:lvlJc w:val="left"/>
+      </w:lvl>
+    </w:lvlOverride>
   </w:num>
-  <w:num w:numId="13">
+  <w:num w:numId="23">
+    <w:abstractNumId w:val="28"/>
+    <w:lvlOverride w:ilvl="0">
+      <w:lvl w:ilvl="0">
+        <w:numFmt w:val="decimal"/>
+        <w:lvlText w:val="%1."/>
+        <w:lvlJc w:val="left"/>
+      </w:lvl>
+    </w:lvlOverride>
+  </w:num>
+  <w:num w:numId="24">
+    <w:abstractNumId w:val="31"/>
+    <w:lvlOverride w:ilvl="0">
+      <w:lvl w:ilvl="0">
+        <w:numFmt w:val="decimal"/>
+        <w:lvlText w:val="%1."/>
+        <w:lvlJc w:val="left"/>
+      </w:lvl>
+    </w:lvlOverride>
+  </w:num>
+  <w:num w:numId="25">
+    <w:abstractNumId w:val="26"/>
+  </w:num>
+  <w:num w:numId="26">
+    <w:abstractNumId w:val="0"/>
+    <w:lvlOverride w:ilvl="0">
+      <w:lvl w:ilvl="0">
+        <w:numFmt w:val="decimal"/>
+        <w:lvlText w:val="%1."/>
+        <w:lvlJc w:val="left"/>
+      </w:lvl>
+    </w:lvlOverride>
+  </w:num>
+  <w:num w:numId="27">
+    <w:abstractNumId w:val="0"/>
+    <w:lvlOverride w:ilvl="0">
+      <w:lvl w:ilvl="0">
+        <w:numFmt w:val="decimal"/>
+        <w:lvlText w:val="%1."/>
+        <w:lvlJc w:val="left"/>
+      </w:lvl>
+    </w:lvlOverride>
+  </w:num>
+  <w:num w:numId="28">
+    <w:abstractNumId w:val="13"/>
+  </w:num>
+  <w:num w:numId="29">
+    <w:abstractNumId w:val="11"/>
+  </w:num>
+  <w:num w:numId="30">
+    <w:abstractNumId w:val="2"/>
+  </w:num>
+  <w:num w:numId="31">
+    <w:abstractNumId w:val="29"/>
+    <w:lvlOverride w:ilvl="0">
+      <w:lvl w:ilvl="0">
+        <w:numFmt w:val="decimal"/>
+        <w:lvlText w:val="%1."/>
+        <w:lvlJc w:val="left"/>
+      </w:lvl>
+    </w:lvlOverride>
+  </w:num>
+  <w:num w:numId="32">
     <w:abstractNumId w:val="8"/>
   </w:num>
-  <w:num w:numId="14">
-    <w:abstractNumId w:val="2"/>
+  <w:num w:numId="33">
+    <w:abstractNumId w:val="20"/>
   </w:num>
-  <w:num w:numId="15">
-    <w:abstractNumId w:val="9"/>
+  <w:num w:numId="34">
+    <w:abstractNumId w:val="22"/>
   </w:num>
-  <w:num w:numId="16">
-    <w:abstractNumId w:val="4"/>
+  <w:num w:numId="35">
+    <w:abstractNumId w:val="25"/>
   </w:num>
   <w:numIdMacAtCleanup w:val="3"/>
 </w:numbering>
